--- a/documents/Soprovoditelnoe_pismo_2_1.docx
+++ b/documents/Soprovoditelnoe_pismo_2_1.docx
@@ -4,14 +4,7 @@
   <w:body>
     <w:p>
       <w:pPr>
-        <w:rPr>
-          <w:rFonts w:ascii="Times New Roman" w:eastAsia="Times New Roman" w:hAnsi="Times New Roman" w:cs="Times New Roman"/>
-          <w:sz w:val="28"/>
-          <w:szCs w:val="28"/>
-          <w:lang w:eastAsia="ru-RU"/>
-        </w:rPr>
-      </w:pPr>
-      <w:r>
+        <w:ind w:left="2832"/>
         <w:rPr>
           <w:rFonts w:ascii="Times New Roman" w:eastAsia="Times New Roman" w:hAnsi="Times New Roman" w:cs="Times New Roman"/>
           <w:b/>
@@ -20,26 +13,6 @@
           <w:szCs w:val="28"/>
           <w:lang w:eastAsia="ru-RU"/>
         </w:rPr>
-        <w:t xml:space="preserve">Кому: </w:t>
-      </w:r>
-      <w:r>
-        <w:rPr>
-          <w:rFonts w:ascii="Times New Roman" w:eastAsia="Times New Roman" w:hAnsi="Times New Roman" w:cs="Times New Roman"/>
-          <w:sz w:val="28"/>
-          <w:szCs w:val="28"/>
-          <w:lang w:eastAsia="ru-RU"/>
-        </w:rPr>
-        <w:t>Тарасов Вячеслав Сергеевич</w:t>
-      </w:r>
-    </w:p>
-    <w:p>
-      <w:pPr>
-        <w:rPr>
-          <w:rFonts w:ascii="Times New Roman" w:eastAsia="Times New Roman" w:hAnsi="Times New Roman" w:cs="Times New Roman"/>
-          <w:sz w:val="28"/>
-          <w:szCs w:val="28"/>
-          <w:lang w:eastAsia="ru-RU"/>
-        </w:rPr>
       </w:pPr>
       <w:r>
         <w:rPr>
@@ -50,30 +23,9 @@
           <w:szCs w:val="28"/>
           <w:lang w:eastAsia="ru-RU"/>
         </w:rPr>
-        <w:t xml:space="preserve">От: </w:t>
-      </w:r>
-      <w:r>
-        <w:rPr>
-          <w:rFonts w:ascii="Times New Roman" w:eastAsia="Times New Roman" w:hAnsi="Times New Roman" w:cs="Times New Roman"/>
-          <w:sz w:val="28"/>
-          <w:szCs w:val="28"/>
-          <w:lang w:eastAsia="ru-RU"/>
-        </w:rPr>
-        <w:t>Щеголев Тимофей Михайлович, Путилин Иван Евгеньевич, Калач Максим Иванович</w:t>
-      </w:r>
-    </w:p>
-    <w:p>
-      <w:pPr>
-        <w:rPr>
-          <w:rFonts w:ascii="Times New Roman" w:eastAsia="Times New Roman" w:hAnsi="Times New Roman" w:cs="Times New Roman"/>
-          <w:sz w:val="28"/>
-          <w:szCs w:val="28"/>
-          <w:lang w:eastAsia="ru-RU"/>
-        </w:rPr>
-      </w:pPr>
-    </w:p>
-    <w:p>
-      <w:pPr>
+        <w:t xml:space="preserve">      </w:t>
+      </w:r>
+      <w:r>
         <w:rPr>
           <w:rFonts w:ascii="Times New Roman" w:eastAsia="Times New Roman" w:hAnsi="Times New Roman" w:cs="Times New Roman"/>
           <w:b/>
@@ -82,18 +34,21 @@
           <w:szCs w:val="28"/>
           <w:lang w:eastAsia="ru-RU"/>
         </w:rPr>
-      </w:pPr>
-      <w:r>
+        <w:t xml:space="preserve">Старшему преподавателю ФГБОУ ВО «ВГУ» </w:t>
+      </w:r>
+    </w:p>
+    <w:p>
+      <w:pPr>
+        <w:ind w:left="4248" w:firstLine="708"/>
         <w:rPr>
           <w:rFonts w:ascii="Times New Roman" w:eastAsia="Times New Roman" w:hAnsi="Times New Roman" w:cs="Times New Roman"/>
           <w:b/>
           <w:bCs/>
           <w:sz w:val="28"/>
           <w:szCs w:val="28"/>
-          <w:lang w:eastAsia="ru-RU"/>
-        </w:rPr>
-        <w:t>Тема: Сопроводительное письмо по ТП к презентации проект</w:t>
-      </w:r>
+          <w:lang w:val="en-US" w:eastAsia="ru-RU"/>
+        </w:rPr>
+      </w:pPr>
       <w:r>
         <w:rPr>
           <w:rFonts w:ascii="Times New Roman" w:eastAsia="Times New Roman" w:hAnsi="Times New Roman" w:cs="Times New Roman"/>
@@ -101,11 +56,14 @@
           <w:bCs/>
           <w:sz w:val="28"/>
           <w:szCs w:val="28"/>
-          <w:lang w:val="en-US" w:eastAsia="ru-RU"/>
-        </w:rPr>
-        <w:t>a</w:t>
-      </w:r>
-      <w:r>
+          <w:lang w:eastAsia="ru-RU"/>
+        </w:rPr>
+        <w:t xml:space="preserve">Тарасову Вячеславу Сергеевичу </w:t>
+      </w:r>
+    </w:p>
+    <w:p>
+      <w:pPr>
+        <w:ind w:left="6372"/>
         <w:rPr>
           <w:rFonts w:ascii="Times New Roman" w:eastAsia="Times New Roman" w:hAnsi="Times New Roman" w:cs="Times New Roman"/>
           <w:b/>
@@ -114,8 +72,7 @@
           <w:szCs w:val="28"/>
           <w:lang w:eastAsia="ru-RU"/>
         </w:rPr>
-        <w:t xml:space="preserve"> </w:t>
-      </w:r>
+      </w:pPr>
       <w:r>
         <w:rPr>
           <w:rFonts w:ascii="Times New Roman" w:eastAsia="Times New Roman" w:hAnsi="Times New Roman" w:cs="Times New Roman"/>
@@ -125,9 +82,8 @@
           <w:szCs w:val="28"/>
           <w:lang w:eastAsia="ru-RU"/>
         </w:rPr>
-        <w:t>«</w:t>
-      </w:r>
-      <w:proofErr w:type="spellStart"/>
+        <w:t>От команды ТР-2-</w:t>
+      </w:r>
       <w:r>
         <w:rPr>
           <w:rFonts w:ascii="Times New Roman" w:eastAsia="Times New Roman" w:hAnsi="Times New Roman" w:cs="Times New Roman"/>
@@ -135,18 +91,84 @@
           <w:bCs/>
           <w:sz w:val="28"/>
           <w:szCs w:val="28"/>
-          <w:lang w:val="en-US" w:eastAsia="ru-RU"/>
-        </w:rPr>
-        <w:t>Lingdisp</w:t>
-      </w:r>
-      <w:proofErr w:type="spellEnd"/>
-      <w:r>
+          <w:lang w:eastAsia="ru-RU"/>
+        </w:rPr>
+        <w:t>3</w:t>
+      </w:r>
+    </w:p>
+    <w:p>
+      <w:pPr>
         <w:rPr>
           <w:rFonts w:ascii="Times New Roman" w:eastAsia="Times New Roman" w:hAnsi="Times New Roman" w:cs="Times New Roman"/>
           <w:b/>
           <w:bCs/>
           <w:sz w:val="28"/>
           <w:szCs w:val="28"/>
+          <w:lang w:val="en-US" w:eastAsia="ru-RU"/>
+        </w:rPr>
+      </w:pPr>
+    </w:p>
+    <w:p>
+      <w:pPr>
+        <w:rPr>
+          <w:rFonts w:ascii="Times New Roman" w:eastAsia="Times New Roman" w:hAnsi="Times New Roman" w:cs="Times New Roman"/>
+          <w:sz w:val="28"/>
+          <w:szCs w:val="28"/>
+          <w:lang w:val="en-US" w:eastAsia="ru-RU"/>
+        </w:rPr>
+      </w:pPr>
+      <w:r>
+        <w:rPr>
+          <w:rFonts w:ascii="Times New Roman" w:eastAsia="Times New Roman" w:hAnsi="Times New Roman" w:cs="Times New Roman"/>
+          <w:sz w:val="28"/>
+          <w:szCs w:val="28"/>
+          <w:lang w:eastAsia="ru-RU"/>
+        </w:rPr>
+        <w:t>Тема: Сопроводительное письмо по ТП к презентации проект</w:t>
+      </w:r>
+      <w:r>
+        <w:rPr>
+          <w:rFonts w:ascii="Times New Roman" w:eastAsia="Times New Roman" w:hAnsi="Times New Roman" w:cs="Times New Roman"/>
+          <w:sz w:val="28"/>
+          <w:szCs w:val="28"/>
+          <w:lang w:val="en-US" w:eastAsia="ru-RU"/>
+        </w:rPr>
+        <w:t>a</w:t>
+      </w:r>
+      <w:r>
+        <w:rPr>
+          <w:rFonts w:ascii="Times New Roman" w:eastAsia="Times New Roman" w:hAnsi="Times New Roman" w:cs="Times New Roman"/>
+          <w:sz w:val="28"/>
+          <w:szCs w:val="28"/>
+          <w:lang w:eastAsia="ru-RU"/>
+        </w:rPr>
+        <w:t xml:space="preserve"> </w:t>
+      </w:r>
+      <w:r>
+        <w:rPr>
+          <w:rFonts w:ascii="Times New Roman" w:eastAsia="Times New Roman" w:hAnsi="Times New Roman" w:cs="Times New Roman"/>
+          <w:sz w:val="28"/>
+          <w:szCs w:val="28"/>
+          <w:lang w:eastAsia="ru-RU"/>
+        </w:rPr>
+        <w:t>«</w:t>
+      </w:r>
+      <w:proofErr w:type="spellStart"/>
+      <w:r>
+        <w:rPr>
+          <w:rFonts w:ascii="Times New Roman" w:eastAsia="Times New Roman" w:hAnsi="Times New Roman" w:cs="Times New Roman"/>
+          <w:sz w:val="28"/>
+          <w:szCs w:val="28"/>
+          <w:lang w:val="en-US" w:eastAsia="ru-RU"/>
+        </w:rPr>
+        <w:t>Lingdisp</w:t>
+      </w:r>
+      <w:proofErr w:type="spellEnd"/>
+      <w:r>
+        <w:rPr>
+          <w:rFonts w:ascii="Times New Roman" w:eastAsia="Times New Roman" w:hAnsi="Times New Roman" w:cs="Times New Roman"/>
+          <w:sz w:val="28"/>
+          <w:szCs w:val="28"/>
           <w:lang w:eastAsia="ru-RU"/>
         </w:rPr>
         <w:t>»</w:t>
@@ -158,63 +180,63 @@
           <w:rFonts w:ascii="Times New Roman" w:eastAsia="Times New Roman" w:hAnsi="Times New Roman" w:cs="Times New Roman"/>
           <w:sz w:val="28"/>
           <w:szCs w:val="28"/>
-          <w:lang w:eastAsia="ru-RU"/>
-        </w:rPr>
-      </w:pPr>
-      <w:r>
-        <w:rPr>
-          <w:rFonts w:ascii="Times New Roman" w:eastAsia="Times New Roman" w:hAnsi="Times New Roman" w:cs="Times New Roman"/>
-          <w:sz w:val="28"/>
-          <w:szCs w:val="28"/>
-          <w:lang w:eastAsia="ru-RU"/>
-        </w:rPr>
-        <w:t>Уважаемый, Тарасов Вячеслав Сергеевич,</w:t>
-      </w:r>
-      <w:r>
-        <w:rPr>
-          <w:rFonts w:ascii="Times New Roman" w:eastAsia="Times New Roman" w:hAnsi="Times New Roman" w:cs="Times New Roman"/>
-          <w:sz w:val="28"/>
-          <w:szCs w:val="28"/>
-          <w:lang w:eastAsia="ru-RU"/>
-        </w:rPr>
-        <w:br/>
-        <w:t xml:space="preserve">мы, команда студентов Воронежского государственного университета, </w:t>
-      </w:r>
-      <w:r>
-        <w:rPr>
-          <w:rFonts w:ascii="Times New Roman" w:eastAsia="Times New Roman" w:hAnsi="Times New Roman" w:cs="Times New Roman"/>
-          <w:sz w:val="28"/>
-          <w:szCs w:val="28"/>
-          <w:lang w:eastAsia="ru-RU"/>
-        </w:rPr>
-        <w:t xml:space="preserve">    </w:t>
-      </w:r>
-      <w:r>
-        <w:rPr>
-          <w:rFonts w:ascii="Times New Roman" w:eastAsia="Times New Roman" w:hAnsi="Times New Roman" w:cs="Times New Roman"/>
-          <w:sz w:val="28"/>
-          <w:szCs w:val="28"/>
-          <w:lang w:eastAsia="ru-RU"/>
-        </w:rPr>
-        <w:t xml:space="preserve">факультета компьютерных наук, 3 курса, </w:t>
-      </w:r>
-      <w:r>
-        <w:rPr>
-          <w:rFonts w:ascii="Times New Roman" w:eastAsia="Times New Roman" w:hAnsi="Times New Roman" w:cs="Times New Roman"/>
-          <w:sz w:val="28"/>
-          <w:szCs w:val="28"/>
-          <w:lang w:eastAsia="ru-RU"/>
-        </w:rPr>
-        <w:t>2</w:t>
-      </w:r>
-      <w:r>
-        <w:rPr>
-          <w:rFonts w:ascii="Times New Roman" w:eastAsia="Times New Roman" w:hAnsi="Times New Roman" w:cs="Times New Roman"/>
-          <w:sz w:val="28"/>
-          <w:szCs w:val="28"/>
-          <w:lang w:eastAsia="ru-RU"/>
-        </w:rPr>
-        <w:t xml:space="preserve"> группы, рады представить Вам наш проект «</w:t>
+          <w:lang w:val="en-US" w:eastAsia="ru-RU"/>
+        </w:rPr>
+      </w:pPr>
+      <w:r>
+        <w:rPr>
+          <w:rFonts w:ascii="Times New Roman" w:eastAsia="Times New Roman" w:hAnsi="Times New Roman" w:cs="Times New Roman"/>
+          <w:sz w:val="28"/>
+          <w:szCs w:val="28"/>
+          <w:lang w:eastAsia="ru-RU"/>
+        </w:rPr>
+        <w:t>Мы обращаемся к Вам в связи с проектом, над которым наша команда работает в 6 семестре, и хотели представить Вам основные аспекты этого проекта.</w:t>
+      </w:r>
+    </w:p>
+    <w:p>
+      <w:pPr>
+        <w:rPr>
+          <w:rFonts w:ascii="Times New Roman" w:eastAsia="Times New Roman" w:hAnsi="Times New Roman" w:cs="Times New Roman"/>
+          <w:sz w:val="28"/>
+          <w:szCs w:val="28"/>
+          <w:lang w:val="en-US" w:eastAsia="ru-RU"/>
+        </w:rPr>
+      </w:pPr>
+      <w:r>
+        <w:rPr>
+          <w:rFonts w:ascii="Times New Roman" w:eastAsia="Times New Roman" w:hAnsi="Times New Roman" w:cs="Times New Roman"/>
+          <w:sz w:val="28"/>
+          <w:szCs w:val="28"/>
+          <w:lang w:eastAsia="ru-RU"/>
+        </w:rPr>
+        <w:t xml:space="preserve">Данный проект направлен на разработку </w:t>
+      </w:r>
+      <w:r>
+        <w:rPr>
+          <w:rFonts w:ascii="Times New Roman" w:eastAsia="Times New Roman" w:hAnsi="Times New Roman" w:cs="Times New Roman"/>
+          <w:sz w:val="28"/>
+          <w:szCs w:val="28"/>
+          <w:lang w:eastAsia="ru-RU"/>
+        </w:rPr>
+        <w:t>приложения</w:t>
+      </w:r>
+      <w:r>
+        <w:rPr>
+          <w:rFonts w:ascii="Times New Roman" w:eastAsia="Times New Roman" w:hAnsi="Times New Roman" w:cs="Times New Roman"/>
+          <w:sz w:val="28"/>
+          <w:szCs w:val="28"/>
+          <w:lang w:eastAsia="ru-RU"/>
+        </w:rPr>
+        <w:t xml:space="preserve">, </w:t>
+      </w:r>
+      <w:r>
+        <w:rPr>
+          <w:rFonts w:ascii="Times New Roman" w:eastAsia="Times New Roman" w:hAnsi="Times New Roman" w:cs="Times New Roman"/>
+          <w:sz w:val="28"/>
+          <w:szCs w:val="28"/>
+          <w:lang w:eastAsia="ru-RU"/>
+        </w:rPr>
+        <w:t xml:space="preserve">основной функционал, которого заключается в предоставлении онлайн обучения английскому языку </w:t>
       </w:r>
       <w:proofErr w:type="spellStart"/>
       <w:r>
@@ -234,8 +256,37 @@
           <w:szCs w:val="28"/>
           <w:lang w:eastAsia="ru-RU"/>
         </w:rPr>
-        <w:t>» –</w:t>
-      </w:r>
+        <w:t>.</w:t>
+      </w:r>
+    </w:p>
+    <w:p>
+      <w:pPr>
+        <w:rPr>
+          <w:rFonts w:ascii="Times New Roman" w:eastAsia="Times New Roman" w:hAnsi="Times New Roman" w:cs="Times New Roman"/>
+          <w:sz w:val="28"/>
+          <w:szCs w:val="28"/>
+          <w:lang w:val="en-US" w:eastAsia="ru-RU"/>
+        </w:rPr>
+      </w:pPr>
+      <w:r>
+        <w:rPr>
+          <w:rFonts w:ascii="Times New Roman" w:eastAsia="Times New Roman" w:hAnsi="Times New Roman" w:cs="Times New Roman"/>
+          <w:sz w:val="28"/>
+          <w:szCs w:val="28"/>
+          <w:lang w:eastAsia="ru-RU"/>
+        </w:rPr>
+        <w:t>Наша команда состоит из 3-х студентов 2 группы, каждый из которых внес свой вклад в создание данного проекта. Роли и обязанности в нашей команде были распределены следующим образом:</w:t>
+      </w:r>
+    </w:p>
+    <w:p>
+      <w:pPr>
+        <w:rPr>
+          <w:rFonts w:ascii="Times New Roman" w:eastAsia="Times New Roman" w:hAnsi="Times New Roman" w:cs="Times New Roman"/>
+          <w:sz w:val="28"/>
+          <w:szCs w:val="28"/>
+          <w:lang w:val="en-US" w:eastAsia="ru-RU"/>
+        </w:rPr>
+      </w:pPr>
       <w:r>
         <w:rPr>
           <w:rFonts w:ascii="Times New Roman" w:eastAsia="Times New Roman" w:hAnsi="Times New Roman" w:cs="Times New Roman"/>
@@ -250,19 +301,58 @@
           <w:rFonts w:ascii="Times New Roman" w:eastAsia="Times New Roman" w:hAnsi="Times New Roman" w:cs="Times New Roman"/>
           <w:sz w:val="28"/>
           <w:szCs w:val="28"/>
-          <w:lang w:val="en-US" w:eastAsia="ru-RU"/>
-        </w:rPr>
-        <w:t>web</w:t>
-      </w:r>
-      <w:r>
-        <w:rPr>
-          <w:rFonts w:ascii="Times New Roman" w:eastAsia="Times New Roman" w:hAnsi="Times New Roman" w:cs="Times New Roman"/>
-          <w:sz w:val="28"/>
-          <w:szCs w:val="28"/>
-          <w:lang w:eastAsia="ru-RU"/>
-        </w:rPr>
-        <w:t>-приложение, созданное для</w:t>
-      </w:r>
+          <w:lang w:eastAsia="ru-RU"/>
+        </w:rPr>
+        <w:sym w:font="Symbol" w:char="F0BE"/>
+      </w:r>
+      <w:r>
+        <w:rPr>
+          <w:rFonts w:ascii="Times New Roman" w:eastAsia="Times New Roman" w:hAnsi="Times New Roman" w:cs="Times New Roman"/>
+          <w:sz w:val="28"/>
+          <w:szCs w:val="28"/>
+          <w:lang w:eastAsia="ru-RU"/>
+        </w:rPr>
+        <w:t xml:space="preserve">Щеголев Тимофей </w:t>
+      </w:r>
+      <w:proofErr w:type="gramStart"/>
+      <w:r>
+        <w:rPr>
+          <w:rFonts w:ascii="Times New Roman" w:eastAsia="Times New Roman" w:hAnsi="Times New Roman" w:cs="Times New Roman"/>
+          <w:sz w:val="28"/>
+          <w:szCs w:val="28"/>
+          <w:lang w:eastAsia="ru-RU"/>
+        </w:rPr>
+        <w:t xml:space="preserve">Юрьевич </w:t>
+      </w:r>
+      <w:r>
+        <w:rPr>
+          <w:rFonts w:ascii="Times New Roman" w:eastAsia="Times New Roman" w:hAnsi="Times New Roman" w:cs="Times New Roman"/>
+          <w:sz w:val="28"/>
+          <w:szCs w:val="28"/>
+          <w:lang w:eastAsia="ru-RU"/>
+        </w:rPr>
+        <w:t>.</w:t>
+      </w:r>
+      <w:proofErr w:type="gramEnd"/>
+      <w:r>
+        <w:rPr>
+          <w:rFonts w:ascii="Times New Roman" w:eastAsia="Times New Roman" w:hAnsi="Times New Roman" w:cs="Times New Roman"/>
+          <w:sz w:val="28"/>
+          <w:szCs w:val="28"/>
+          <w:lang w:eastAsia="ru-RU"/>
+        </w:rPr>
+        <w:t xml:space="preserve"> Владелец продукта, руководитель проекта. Создание концепции продукта, предоставление MVP, написание ТЗ заказчику, руководство командой разработки, проведение бизнес-тестирования продукта, оформление документации и удаленного репозитория, согласование используемого стека технологий.</w:t>
+      </w:r>
+    </w:p>
+    <w:p>
+      <w:pPr>
+        <w:rPr>
+          <w:rFonts w:ascii="Times New Roman" w:eastAsia="Times New Roman" w:hAnsi="Times New Roman" w:cs="Times New Roman"/>
+          <w:sz w:val="28"/>
+          <w:szCs w:val="28"/>
+          <w:lang w:val="en-US" w:eastAsia="ru-RU"/>
+        </w:rPr>
+      </w:pPr>
       <w:r>
         <w:rPr>
           <w:rFonts w:ascii="Times New Roman" w:eastAsia="Times New Roman" w:hAnsi="Times New Roman" w:cs="Times New Roman"/>
@@ -279,14 +369,61 @@
           <w:szCs w:val="28"/>
           <w:lang w:eastAsia="ru-RU"/>
         </w:rPr>
-        <w:t>онлайн обучения английскому языку</w:t>
-      </w:r>
-      <w:r>
-        <w:rPr>
-          <w:rFonts w:ascii="Times New Roman" w:eastAsia="Times New Roman" w:hAnsi="Times New Roman" w:cs="Times New Roman"/>
-          <w:sz w:val="28"/>
-          <w:szCs w:val="28"/>
-          <w:lang w:eastAsia="ru-RU"/>
+        <w:sym w:font="Symbol" w:char="F0BE"/>
+      </w:r>
+      <w:r>
+        <w:rPr>
+          <w:rFonts w:ascii="Times New Roman" w:eastAsia="Times New Roman" w:hAnsi="Times New Roman" w:cs="Times New Roman"/>
+          <w:sz w:val="28"/>
+          <w:szCs w:val="28"/>
+          <w:lang w:eastAsia="ru-RU"/>
+        </w:rPr>
+        <w:t>Путилин Иван Евгеньевич</w:t>
+      </w:r>
+      <w:r>
+        <w:rPr>
+          <w:rFonts w:ascii="Times New Roman" w:eastAsia="Times New Roman" w:hAnsi="Times New Roman" w:cs="Times New Roman"/>
+          <w:sz w:val="28"/>
+          <w:szCs w:val="28"/>
+          <w:lang w:eastAsia="ru-RU"/>
+        </w:rPr>
+        <w:t xml:space="preserve">.  Software </w:t>
+      </w:r>
+      <w:proofErr w:type="spellStart"/>
+      <w:r>
+        <w:rPr>
+          <w:rFonts w:ascii="Times New Roman" w:eastAsia="Times New Roman" w:hAnsi="Times New Roman" w:cs="Times New Roman"/>
+          <w:sz w:val="28"/>
+          <w:szCs w:val="28"/>
+          <w:lang w:eastAsia="ru-RU"/>
+        </w:rPr>
+        <w:t>engineer</w:t>
+      </w:r>
+      <w:proofErr w:type="spellEnd"/>
+      <w:r>
+        <w:rPr>
+          <w:rFonts w:ascii="Times New Roman" w:eastAsia="Times New Roman" w:hAnsi="Times New Roman" w:cs="Times New Roman"/>
+          <w:sz w:val="28"/>
+          <w:szCs w:val="28"/>
+          <w:lang w:eastAsia="ru-RU"/>
+        </w:rPr>
+        <w:t xml:space="preserve">. </w:t>
+      </w:r>
+      <w:r>
+        <w:rPr>
+          <w:rFonts w:ascii="Times New Roman" w:eastAsia="Times New Roman" w:hAnsi="Times New Roman" w:cs="Times New Roman"/>
+          <w:sz w:val="28"/>
+          <w:szCs w:val="28"/>
+          <w:lang w:val="en-US" w:eastAsia="ru-RU"/>
+        </w:rPr>
+        <w:t>DB Developer, BA &amp; Tech Writer, Backend-Developer</w:t>
+      </w:r>
+      <w:r>
+        <w:rPr>
+          <w:rFonts w:ascii="Times New Roman" w:eastAsia="Times New Roman" w:hAnsi="Times New Roman" w:cs="Times New Roman"/>
+          <w:sz w:val="28"/>
+          <w:szCs w:val="28"/>
+          <w:lang w:val="en-US" w:eastAsia="ru-RU"/>
         </w:rPr>
         <w:t>.</w:t>
       </w:r>
@@ -297,101 +434,26 @@
           <w:rFonts w:ascii="Times New Roman" w:eastAsia="Times New Roman" w:hAnsi="Times New Roman" w:cs="Times New Roman"/>
           <w:sz w:val="28"/>
           <w:szCs w:val="28"/>
-          <w:lang w:eastAsia="ru-RU"/>
-        </w:rPr>
-      </w:pPr>
-      <w:r>
-        <w:rPr>
-          <w:rFonts w:ascii="Times New Roman" w:eastAsia="Times New Roman" w:hAnsi="Times New Roman" w:cs="Times New Roman"/>
-          <w:b/>
-          <w:sz w:val="28"/>
-          <w:szCs w:val="28"/>
-          <w:lang w:eastAsia="ru-RU"/>
-        </w:rPr>
-        <w:t>Команда:</w:t>
-      </w:r>
-      <w:r>
-        <w:rPr>
-          <w:rFonts w:ascii="Times New Roman" w:eastAsia="Times New Roman" w:hAnsi="Times New Roman" w:cs="Times New Roman"/>
-          <w:sz w:val="28"/>
-          <w:szCs w:val="28"/>
-          <w:lang w:eastAsia="ru-RU"/>
-        </w:rPr>
-        <w:br/>
-      </w:r>
-      <w:r>
-        <w:rPr>
-          <w:rFonts w:ascii="Times New Roman" w:eastAsia="Times New Roman" w:hAnsi="Times New Roman" w:cs="Times New Roman"/>
-          <w:sz w:val="28"/>
-          <w:szCs w:val="28"/>
-          <w:lang w:eastAsia="ru-RU"/>
-        </w:rPr>
-        <w:t>Щеголев Тимофей Михайлович</w:t>
-      </w:r>
-      <w:r>
-        <w:rPr>
-          <w:rFonts w:ascii="Times New Roman" w:eastAsia="Times New Roman" w:hAnsi="Times New Roman" w:cs="Times New Roman"/>
-          <w:sz w:val="28"/>
-          <w:szCs w:val="28"/>
-          <w:lang w:eastAsia="ru-RU"/>
-        </w:rPr>
-        <w:t xml:space="preserve"> – </w:t>
-      </w:r>
-      <w:proofErr w:type="spellStart"/>
-      <w:r>
-        <w:rPr>
-          <w:rFonts w:ascii="Times New Roman" w:eastAsia="Times New Roman" w:hAnsi="Times New Roman" w:cs="Times New Roman"/>
-          <w:sz w:val="28"/>
-          <w:szCs w:val="28"/>
-          <w:lang w:val="en-US" w:eastAsia="ru-RU"/>
-        </w:rPr>
-        <w:t>TeamLead</w:t>
-      </w:r>
-      <w:proofErr w:type="spellEnd"/>
-      <w:r>
-        <w:rPr>
-          <w:rFonts w:ascii="Times New Roman" w:eastAsia="Times New Roman" w:hAnsi="Times New Roman" w:cs="Times New Roman"/>
-          <w:sz w:val="28"/>
-          <w:szCs w:val="28"/>
-          <w:lang w:eastAsia="ru-RU"/>
-        </w:rPr>
-        <w:t>, технический писатель</w:t>
-      </w:r>
-      <w:r>
-        <w:rPr>
-          <w:rFonts w:ascii="Times New Roman" w:eastAsia="Times New Roman" w:hAnsi="Times New Roman" w:cs="Times New Roman"/>
-          <w:sz w:val="28"/>
-          <w:szCs w:val="28"/>
-          <w:lang w:eastAsia="ru-RU"/>
-        </w:rPr>
-        <w:t xml:space="preserve">, </w:t>
-      </w:r>
-      <w:r>
-        <w:rPr>
-          <w:rFonts w:ascii="Times New Roman" w:eastAsia="Times New Roman" w:hAnsi="Times New Roman" w:cs="Times New Roman"/>
-          <w:sz w:val="28"/>
-          <w:szCs w:val="28"/>
-          <w:lang w:eastAsia="ru-RU"/>
-        </w:rPr>
-        <w:t>системный аналитик</w:t>
-      </w:r>
-      <w:r>
-        <w:rPr>
-          <w:rFonts w:ascii="Times New Roman" w:eastAsia="Times New Roman" w:hAnsi="Times New Roman" w:cs="Times New Roman"/>
-          <w:sz w:val="28"/>
-          <w:szCs w:val="28"/>
-          <w:lang w:eastAsia="ru-RU"/>
-        </w:rPr>
-        <w:t>;</w:t>
-      </w:r>
-      <w:r>
-        <w:rPr>
-          <w:rFonts w:ascii="Times New Roman" w:eastAsia="Times New Roman" w:hAnsi="Times New Roman" w:cs="Times New Roman"/>
-          <w:sz w:val="28"/>
-          <w:szCs w:val="28"/>
-          <w:lang w:eastAsia="ru-RU"/>
-        </w:rPr>
-        <w:br/>
+          <w:lang w:val="en-US" w:eastAsia="ru-RU"/>
+        </w:rPr>
+      </w:pPr>
+      <w:r>
+        <w:rPr>
+          <w:rFonts w:ascii="Times New Roman" w:eastAsia="Times New Roman" w:hAnsi="Times New Roman" w:cs="Times New Roman"/>
+          <w:sz w:val="28"/>
+          <w:szCs w:val="28"/>
+          <w:lang w:eastAsia="ru-RU"/>
+        </w:rPr>
+        <w:sym w:font="Symbol" w:char="F0BE"/>
+      </w:r>
+      <w:r>
+        <w:rPr>
+          <w:rFonts w:ascii="Times New Roman" w:eastAsia="Times New Roman" w:hAnsi="Times New Roman" w:cs="Times New Roman"/>
+          <w:sz w:val="28"/>
+          <w:szCs w:val="28"/>
+          <w:lang w:eastAsia="ru-RU"/>
+        </w:rPr>
+        <w:t xml:space="preserve"> </w:t>
       </w:r>
       <w:r>
         <w:rPr>
@@ -409,70 +471,16 @@
           <w:szCs w:val="28"/>
           <w:lang w:eastAsia="ru-RU"/>
         </w:rPr>
-        <w:t xml:space="preserve"> – </w:t>
-      </w:r>
-      <w:r>
-        <w:rPr>
-          <w:rFonts w:ascii="Times New Roman" w:eastAsia="Times New Roman" w:hAnsi="Times New Roman" w:cs="Times New Roman"/>
-          <w:sz w:val="28"/>
-          <w:szCs w:val="28"/>
-          <w:lang w:val="en-US" w:eastAsia="ru-RU"/>
-        </w:rPr>
-        <w:t>Designer</w:t>
-      </w:r>
-      <w:r>
-        <w:rPr>
-          <w:rFonts w:ascii="Times New Roman" w:eastAsia="Times New Roman" w:hAnsi="Times New Roman" w:cs="Times New Roman"/>
-          <w:sz w:val="28"/>
-          <w:szCs w:val="28"/>
-          <w:lang w:eastAsia="ru-RU"/>
-        </w:rPr>
-        <w:t xml:space="preserve">, </w:t>
-      </w:r>
-      <w:r>
-        <w:rPr>
-          <w:rFonts w:ascii="Times New Roman" w:eastAsia="Times New Roman" w:hAnsi="Times New Roman" w:cs="Times New Roman"/>
-          <w:sz w:val="28"/>
-          <w:szCs w:val="28"/>
-          <w:lang w:val="en-US" w:eastAsia="ru-RU"/>
-        </w:rPr>
-        <w:t>Frontend</w:t>
-      </w:r>
-      <w:r>
-        <w:rPr>
-          <w:rFonts w:ascii="Times New Roman" w:eastAsia="Times New Roman" w:hAnsi="Times New Roman" w:cs="Times New Roman"/>
-          <w:sz w:val="28"/>
-          <w:szCs w:val="28"/>
-          <w:lang w:eastAsia="ru-RU"/>
-        </w:rPr>
-        <w:t xml:space="preserve"> разработчик;</w:t>
-      </w:r>
-      <w:r>
-        <w:rPr>
-          <w:rFonts w:ascii="Times New Roman" w:eastAsia="Times New Roman" w:hAnsi="Times New Roman" w:cs="Times New Roman"/>
-          <w:sz w:val="28"/>
-          <w:szCs w:val="28"/>
-          <w:lang w:eastAsia="ru-RU"/>
-        </w:rPr>
-        <w:br/>
-      </w:r>
-      <w:r>
-        <w:rPr>
-          <w:rFonts w:ascii="Times New Roman" w:eastAsia="Times New Roman" w:hAnsi="Times New Roman" w:cs="Times New Roman"/>
-          <w:sz w:val="28"/>
-          <w:szCs w:val="28"/>
-          <w:lang w:eastAsia="ru-RU"/>
-        </w:rPr>
-        <w:t>Путилин Иван Евгеньевич</w:t>
-      </w:r>
-      <w:r>
-        <w:rPr>
-          <w:rFonts w:ascii="Times New Roman" w:eastAsia="Times New Roman" w:hAnsi="Times New Roman" w:cs="Times New Roman"/>
-          <w:sz w:val="28"/>
-          <w:szCs w:val="28"/>
-          <w:lang w:eastAsia="ru-RU"/>
-        </w:rPr>
-        <w:t xml:space="preserve"> –</w:t>
+        <w:t xml:space="preserve">. </w:t>
+      </w:r>
+      <w:r>
+        <w:rPr>
+          <w:rFonts w:ascii="Times New Roman" w:eastAsia="Times New Roman" w:hAnsi="Times New Roman" w:cs="Times New Roman"/>
+          <w:sz w:val="28"/>
+          <w:szCs w:val="28"/>
+          <w:lang w:val="en-US" w:eastAsia="ru-RU"/>
+        </w:rPr>
+        <w:t>Software</w:t>
       </w:r>
       <w:r>
         <w:rPr>
@@ -490,27 +498,260 @@
           <w:szCs w:val="28"/>
           <w:lang w:val="en-US" w:eastAsia="ru-RU"/>
         </w:rPr>
-        <w:t>Backend</w:t>
-      </w:r>
-      <w:r>
-        <w:rPr>
-          <w:rFonts w:ascii="Times New Roman" w:eastAsia="Times New Roman" w:hAnsi="Times New Roman" w:cs="Times New Roman"/>
-          <w:sz w:val="28"/>
-          <w:szCs w:val="28"/>
-          <w:lang w:eastAsia="ru-RU"/>
-        </w:rPr>
-        <w:t>, Database разработчик.</w:t>
-      </w:r>
-    </w:p>
-    <w:p>
-      <w:pPr>
+        <w:t>engineer</w:t>
+      </w:r>
+      <w:r>
+        <w:rPr>
+          <w:rFonts w:ascii="Times New Roman" w:eastAsia="Times New Roman" w:hAnsi="Times New Roman" w:cs="Times New Roman"/>
+          <w:sz w:val="28"/>
+          <w:szCs w:val="28"/>
+          <w:lang w:eastAsia="ru-RU"/>
+        </w:rPr>
+        <w:t>.</w:t>
+      </w:r>
+      <w:r>
+        <w:rPr>
+          <w:rFonts w:ascii="Times New Roman" w:eastAsia="Times New Roman" w:hAnsi="Times New Roman" w:cs="Times New Roman"/>
+          <w:sz w:val="28"/>
+          <w:szCs w:val="28"/>
+          <w:lang w:eastAsia="ru-RU"/>
+        </w:rPr>
+        <w:t xml:space="preserve"> </w:t>
+      </w:r>
+      <w:r>
+        <w:rPr>
+          <w:rFonts w:ascii="Times New Roman" w:eastAsia="Times New Roman" w:hAnsi="Times New Roman" w:cs="Times New Roman"/>
+          <w:sz w:val="28"/>
+          <w:szCs w:val="28"/>
+          <w:lang w:val="en-US" w:eastAsia="ru-RU"/>
+        </w:rPr>
+        <w:t xml:space="preserve">Frontend Developer, Designer. </w:t>
+      </w:r>
+    </w:p>
+    <w:p>
+      <w:pPr>
+        <w:rPr>
+          <w:rFonts w:ascii="Times New Roman" w:eastAsia="Times New Roman" w:hAnsi="Times New Roman" w:cs="Times New Roman"/>
+          <w:sz w:val="28"/>
+          <w:szCs w:val="28"/>
+          <w:lang w:val="en-US" w:eastAsia="ru-RU"/>
+        </w:rPr>
+      </w:pPr>
+      <w:r>
+        <w:rPr>
+          <w:rFonts w:ascii="Times New Roman" w:eastAsia="Times New Roman" w:hAnsi="Times New Roman" w:cs="Times New Roman"/>
+          <w:sz w:val="28"/>
+          <w:szCs w:val="28"/>
+          <w:lang w:eastAsia="ru-RU"/>
+        </w:rPr>
+        <w:t>В ходе разработки наша команда столкнулась с некоторыми проблемами:</w:t>
+      </w:r>
+    </w:p>
+    <w:p>
+      <w:pPr>
+        <w:rPr>
+          <w:rFonts w:ascii="Times New Roman" w:eastAsia="Times New Roman" w:hAnsi="Times New Roman" w:cs="Times New Roman"/>
+          <w:sz w:val="28"/>
+          <w:szCs w:val="28"/>
+          <w:lang w:val="en-US" w:eastAsia="ru-RU"/>
+        </w:rPr>
+      </w:pPr>
+      <w:r>
+        <w:rPr>
+          <w:rFonts w:ascii="Times New Roman" w:eastAsia="Times New Roman" w:hAnsi="Times New Roman" w:cs="Times New Roman"/>
+          <w:sz w:val="28"/>
+          <w:szCs w:val="28"/>
+          <w:lang w:eastAsia="ru-RU"/>
+        </w:rPr>
+        <w:sym w:font="Symbol" w:char="F0BE"/>
+      </w:r>
+      <w:r>
+        <w:rPr>
+          <w:rFonts w:ascii="Times New Roman" w:eastAsia="Times New Roman" w:hAnsi="Times New Roman" w:cs="Times New Roman"/>
+          <w:sz w:val="28"/>
+          <w:szCs w:val="28"/>
+          <w:lang w:eastAsia="ru-RU"/>
+        </w:rPr>
+        <w:t xml:space="preserve"> Нехватка опыта;</w:t>
+      </w:r>
+    </w:p>
+    <w:p>
+      <w:pPr>
+        <w:rPr>
+          <w:rFonts w:ascii="Times New Roman" w:eastAsia="Times New Roman" w:hAnsi="Times New Roman" w:cs="Times New Roman"/>
+          <w:sz w:val="28"/>
+          <w:szCs w:val="28"/>
+          <w:lang w:val="en-US" w:eastAsia="ru-RU"/>
+        </w:rPr>
+      </w:pPr>
+      <w:r>
+        <w:rPr>
+          <w:rFonts w:ascii="Times New Roman" w:eastAsia="Times New Roman" w:hAnsi="Times New Roman" w:cs="Times New Roman"/>
+          <w:sz w:val="28"/>
+          <w:szCs w:val="28"/>
+          <w:lang w:eastAsia="ru-RU"/>
+        </w:rPr>
+        <w:t xml:space="preserve"> </w:t>
+      </w:r>
+      <w:r>
+        <w:rPr>
+          <w:rFonts w:ascii="Times New Roman" w:eastAsia="Times New Roman" w:hAnsi="Times New Roman" w:cs="Times New Roman"/>
+          <w:sz w:val="28"/>
+          <w:szCs w:val="28"/>
+          <w:lang w:eastAsia="ru-RU"/>
+        </w:rPr>
+        <w:sym w:font="Symbol" w:char="F0BE"/>
+      </w:r>
+      <w:r>
+        <w:rPr>
+          <w:rFonts w:ascii="Times New Roman" w:eastAsia="Times New Roman" w:hAnsi="Times New Roman" w:cs="Times New Roman"/>
+          <w:sz w:val="28"/>
+          <w:szCs w:val="28"/>
+          <w:lang w:eastAsia="ru-RU"/>
+        </w:rPr>
+        <w:t xml:space="preserve"> Не подходящая методология; </w:t>
+      </w:r>
+    </w:p>
+    <w:p>
+      <w:pPr>
+        <w:rPr>
+          <w:rFonts w:ascii="Times New Roman" w:eastAsia="Times New Roman" w:hAnsi="Times New Roman" w:cs="Times New Roman"/>
+          <w:sz w:val="28"/>
+          <w:szCs w:val="28"/>
+          <w:lang w:eastAsia="ru-RU"/>
+        </w:rPr>
+      </w:pPr>
+      <w:r>
+        <w:rPr>
+          <w:rFonts w:ascii="Times New Roman" w:eastAsia="Times New Roman" w:hAnsi="Times New Roman" w:cs="Times New Roman"/>
+          <w:sz w:val="28"/>
+          <w:szCs w:val="28"/>
+          <w:lang w:eastAsia="ru-RU"/>
+        </w:rPr>
+        <w:sym w:font="Symbol" w:char="F0BE"/>
+      </w:r>
+      <w:r>
+        <w:rPr>
+          <w:rFonts w:ascii="Times New Roman" w:eastAsia="Times New Roman" w:hAnsi="Times New Roman" w:cs="Times New Roman"/>
+          <w:sz w:val="28"/>
+          <w:szCs w:val="28"/>
+          <w:lang w:eastAsia="ru-RU"/>
+        </w:rPr>
+        <w:t xml:space="preserve"> Сложности выбора архитектуры;</w:t>
+      </w:r>
+    </w:p>
+    <w:p>
+      <w:pPr>
+        <w:rPr>
+          <w:rFonts w:ascii="Times New Roman" w:eastAsia="Times New Roman" w:hAnsi="Times New Roman" w:cs="Times New Roman"/>
+          <w:sz w:val="28"/>
+          <w:szCs w:val="28"/>
+          <w:lang w:val="en-US" w:eastAsia="ru-RU"/>
+        </w:rPr>
+      </w:pPr>
+      <w:r>
+        <w:rPr>
+          <w:rFonts w:ascii="Times New Roman" w:eastAsia="Times New Roman" w:hAnsi="Times New Roman" w:cs="Times New Roman"/>
+          <w:sz w:val="28"/>
+          <w:szCs w:val="28"/>
+          <w:lang w:eastAsia="ru-RU"/>
+        </w:rPr>
+        <w:t xml:space="preserve"> </w:t>
+      </w:r>
+      <w:r>
+        <w:rPr>
+          <w:rFonts w:ascii="Times New Roman" w:eastAsia="Times New Roman" w:hAnsi="Times New Roman" w:cs="Times New Roman"/>
+          <w:sz w:val="28"/>
+          <w:szCs w:val="28"/>
+          <w:lang w:eastAsia="ru-RU"/>
+        </w:rPr>
+        <w:sym w:font="Symbol" w:char="F0BE"/>
+      </w:r>
+      <w:r>
+        <w:rPr>
+          <w:rFonts w:ascii="Times New Roman" w:eastAsia="Times New Roman" w:hAnsi="Times New Roman" w:cs="Times New Roman"/>
+          <w:sz w:val="28"/>
+          <w:szCs w:val="28"/>
+          <w:lang w:eastAsia="ru-RU"/>
+        </w:rPr>
+        <w:t xml:space="preserve"> Нехватка ресурсов; </w:t>
+      </w:r>
+    </w:p>
+    <w:p>
+      <w:pPr>
+        <w:rPr>
+          <w:rFonts w:ascii="Times New Roman" w:eastAsia="Times New Roman" w:hAnsi="Times New Roman" w:cs="Times New Roman"/>
+          <w:sz w:val="28"/>
+          <w:szCs w:val="28"/>
+          <w:lang w:val="en-US" w:eastAsia="ru-RU"/>
+        </w:rPr>
+      </w:pPr>
+      <w:r>
+        <w:rPr>
+          <w:rFonts w:ascii="Times New Roman" w:eastAsia="Times New Roman" w:hAnsi="Times New Roman" w:cs="Times New Roman"/>
+          <w:sz w:val="28"/>
+          <w:szCs w:val="28"/>
+          <w:lang w:eastAsia="ru-RU"/>
+        </w:rPr>
+        <w:sym w:font="Symbol" w:char="F0BE"/>
+      </w:r>
+      <w:r>
+        <w:rPr>
+          <w:rFonts w:ascii="Times New Roman" w:eastAsia="Times New Roman" w:hAnsi="Times New Roman" w:cs="Times New Roman"/>
+          <w:sz w:val="28"/>
+          <w:szCs w:val="28"/>
+          <w:lang w:eastAsia="ru-RU"/>
+        </w:rPr>
+        <w:t xml:space="preserve"> Нарушение устава проекта;</w:t>
+      </w:r>
+    </w:p>
+    <w:p>
+      <w:pPr>
+        <w:rPr>
+          <w:rFonts w:ascii="Times New Roman" w:eastAsia="Times New Roman" w:hAnsi="Times New Roman" w:cs="Times New Roman"/>
+          <w:sz w:val="28"/>
+          <w:szCs w:val="28"/>
+          <w:lang w:val="en-US" w:eastAsia="ru-RU"/>
+        </w:rPr>
+      </w:pPr>
+      <w:r>
+        <w:rPr>
+          <w:rFonts w:ascii="Times New Roman" w:eastAsia="Times New Roman" w:hAnsi="Times New Roman" w:cs="Times New Roman"/>
+          <w:sz w:val="28"/>
+          <w:szCs w:val="28"/>
+          <w:lang w:eastAsia="ru-RU"/>
+        </w:rPr>
+        <w:t xml:space="preserve"> </w:t>
+      </w:r>
+      <w:r>
+        <w:rPr>
+          <w:rFonts w:ascii="Times New Roman" w:eastAsia="Times New Roman" w:hAnsi="Times New Roman" w:cs="Times New Roman"/>
+          <w:sz w:val="28"/>
+          <w:szCs w:val="28"/>
+          <w:lang w:eastAsia="ru-RU"/>
+        </w:rPr>
+        <w:sym w:font="Symbol" w:char="F0BE"/>
+      </w:r>
+      <w:r>
+        <w:rPr>
+          <w:rFonts w:ascii="Times New Roman" w:eastAsia="Times New Roman" w:hAnsi="Times New Roman" w:cs="Times New Roman"/>
+          <w:sz w:val="28"/>
+          <w:szCs w:val="28"/>
+          <w:lang w:eastAsia="ru-RU"/>
+        </w:rPr>
+        <w:t xml:space="preserve"> Небольшое количество документации; Решение проблем осуществлялось только с помощью онлайн встреч.</w:t>
+      </w:r>
+    </w:p>
+    <w:p>
+      <w:pPr>
+        <w:ind w:left="6372" w:firstLine="708"/>
         <w:rPr>
           <w:rFonts w:ascii="Times New Roman" w:eastAsia="Times New Roman" w:hAnsi="Times New Roman" w:cs="Times New Roman"/>
           <w:b/>
           <w:bCs/>
           <w:sz w:val="28"/>
           <w:szCs w:val="28"/>
-          <w:lang w:eastAsia="ru-RU"/>
+          <w:lang w:val="en-US" w:eastAsia="ru-RU"/>
         </w:rPr>
       </w:pPr>
       <w:r>
@@ -522,58 +763,21 @@
           <w:szCs w:val="28"/>
           <w:lang w:eastAsia="ru-RU"/>
         </w:rPr>
-        <w:t>Проблема, которую мы решаем:</w:t>
-      </w:r>
-    </w:p>
-    <w:p>
-      <w:pPr>
+        <w:t xml:space="preserve">С уважением, </w:t>
+      </w:r>
+    </w:p>
+    <w:p>
+      <w:pPr>
+        <w:ind w:left="6372" w:firstLine="708"/>
         <w:rPr>
           <w:rFonts w:ascii="Times New Roman" w:eastAsia="Times New Roman" w:hAnsi="Times New Roman" w:cs="Times New Roman"/>
           <w:b/>
           <w:bCs/>
           <w:sz w:val="28"/>
           <w:szCs w:val="28"/>
-          <w:lang w:eastAsia="ru-RU"/>
-        </w:rPr>
-      </w:pPr>
-      <w:r>
-        <w:rPr>
-          <w:rFonts w:ascii="Times New Roman" w:eastAsia="Times New Roman" w:hAnsi="Times New Roman" w:cs="Times New Roman"/>
-          <w:sz w:val="28"/>
-          <w:szCs w:val="28"/>
-          <w:lang w:eastAsia="ru-RU"/>
-        </w:rPr>
-        <w:t xml:space="preserve">Разработка приложения </w:t>
-      </w:r>
-      <w:proofErr w:type="spellStart"/>
-      <w:r>
-        <w:rPr>
-          <w:rFonts w:ascii="Times New Roman" w:eastAsia="Times New Roman" w:hAnsi="Times New Roman" w:cs="Times New Roman"/>
-          <w:sz w:val="28"/>
-          <w:szCs w:val="28"/>
-          <w:lang w:val="en-US" w:eastAsia="ru-RU"/>
-        </w:rPr>
-        <w:t>Lingdisp</w:t>
-      </w:r>
-      <w:proofErr w:type="spellEnd"/>
-      <w:r>
-        <w:rPr>
-          <w:rFonts w:ascii="Times New Roman" w:eastAsia="Times New Roman" w:hAnsi="Times New Roman" w:cs="Times New Roman"/>
-          <w:sz w:val="28"/>
-          <w:szCs w:val="28"/>
-          <w:lang w:eastAsia="ru-RU"/>
-        </w:rPr>
-        <w:t xml:space="preserve"> </w:t>
-      </w:r>
-      <w:r>
-        <w:rPr>
-          <w:rFonts w:ascii="Times New Roman" w:eastAsia="Times New Roman" w:hAnsi="Times New Roman" w:cs="Times New Roman"/>
-          <w:sz w:val="28"/>
-          <w:szCs w:val="28"/>
-          <w:lang w:eastAsia="ru-RU"/>
-        </w:rPr>
-        <w:t>для повышения эффективности пользования в процессе изучения английского языка</w:t>
-      </w:r>
+          <w:lang w:val="en-US" w:eastAsia="ru-RU"/>
+        </w:rPr>
+      </w:pPr>
       <w:r>
         <w:rPr>
           <w:rFonts w:ascii="Times New Roman" w:eastAsia="Times New Roman" w:hAnsi="Times New Roman" w:cs="Times New Roman"/>
@@ -583,11 +787,9 @@
           <w:szCs w:val="28"/>
           <w:lang w:eastAsia="ru-RU"/>
         </w:rPr>
-        <w:t>.</w:t>
-      </w:r>
-    </w:p>
-    <w:p>
-      <w:pPr>
+        <w:t>команда TP-2-</w:t>
+      </w:r>
+      <w:r>
         <w:rPr>
           <w:rFonts w:ascii="Times New Roman" w:eastAsia="Times New Roman" w:hAnsi="Times New Roman" w:cs="Times New Roman"/>
           <w:b/>
@@ -596,8 +798,12 @@
           <w:szCs w:val="28"/>
           <w:lang w:eastAsia="ru-RU"/>
         </w:rPr>
-      </w:pPr>
-      <w:r>
+        <w:t>3</w:t>
+      </w:r>
+    </w:p>
+    <w:p>
+      <w:pPr>
+        <w:ind w:left="4248" w:firstLine="708"/>
         <w:rPr>
           <w:rFonts w:ascii="Times New Roman" w:eastAsia="Times New Roman" w:hAnsi="Times New Roman" w:cs="Times New Roman"/>
           <w:b/>
@@ -606,227 +812,8 @@
           <w:szCs w:val="28"/>
           <w:lang w:eastAsia="ru-RU"/>
         </w:rPr>
-        <w:t>Наше решение:</w:t>
-      </w:r>
-    </w:p>
-    <w:p>
-      <w:pPr>
-        <w:rPr>
-          <w:rFonts w:ascii="Times New Roman" w:eastAsia="Times New Roman" w:hAnsi="Times New Roman" w:cs="Times New Roman"/>
-          <w:sz w:val="28"/>
-          <w:szCs w:val="28"/>
-          <w:lang w:eastAsia="ru-RU"/>
-        </w:rPr>
-      </w:pPr>
-      <w:r>
-        <w:rPr>
-          <w:rFonts w:ascii="Times New Roman" w:eastAsia="Times New Roman" w:hAnsi="Times New Roman" w:cs="Times New Roman"/>
-          <w:sz w:val="28"/>
-          <w:szCs w:val="28"/>
-          <w:lang w:eastAsia="ru-RU"/>
-        </w:rPr>
-        <w:t xml:space="preserve">Мы предлагаем решение в виде </w:t>
-      </w:r>
-      <w:proofErr w:type="spellStart"/>
-      <w:r>
-        <w:rPr>
-          <w:rFonts w:ascii="Times New Roman" w:eastAsia="Times New Roman" w:hAnsi="Times New Roman" w:cs="Times New Roman"/>
-          <w:sz w:val="28"/>
-          <w:szCs w:val="28"/>
-          <w:lang w:eastAsia="ru-RU"/>
-        </w:rPr>
-        <w:t>web</w:t>
-      </w:r>
-      <w:proofErr w:type="spellEnd"/>
-      <w:r>
-        <w:rPr>
-          <w:rFonts w:ascii="Times New Roman" w:eastAsia="Times New Roman" w:hAnsi="Times New Roman" w:cs="Times New Roman"/>
-          <w:sz w:val="28"/>
-          <w:szCs w:val="28"/>
-          <w:lang w:eastAsia="ru-RU"/>
-        </w:rPr>
-        <w:t>-приложения «</w:t>
-      </w:r>
-      <w:proofErr w:type="spellStart"/>
-      <w:r>
-        <w:rPr>
-          <w:rFonts w:ascii="Times New Roman" w:eastAsia="Times New Roman" w:hAnsi="Times New Roman" w:cs="Times New Roman"/>
-          <w:sz w:val="28"/>
-          <w:szCs w:val="28"/>
-          <w:lang w:val="en-US" w:eastAsia="ru-RU"/>
-        </w:rPr>
-        <w:t>Lingdisp</w:t>
-      </w:r>
-      <w:proofErr w:type="spellEnd"/>
-      <w:r>
-        <w:rPr>
-          <w:rFonts w:ascii="Times New Roman" w:eastAsia="Times New Roman" w:hAnsi="Times New Roman" w:cs="Times New Roman"/>
-          <w:sz w:val="28"/>
-          <w:szCs w:val="28"/>
-          <w:lang w:eastAsia="ru-RU"/>
-        </w:rPr>
-        <w:t>», которое закрывает почти все потребности пользователей. Главным достоинством нашего продукта будет сочетание функционала с удобным и доступным интерфейсом.</w:t>
-      </w:r>
-    </w:p>
-    <w:p>
-      <w:pPr>
-        <w:rPr>
-          <w:rFonts w:ascii="Times New Roman" w:eastAsia="Times New Roman" w:hAnsi="Times New Roman" w:cs="Times New Roman"/>
-          <w:b/>
-          <w:sz w:val="28"/>
-          <w:szCs w:val="28"/>
-          <w:lang w:eastAsia="ru-RU"/>
-        </w:rPr>
-      </w:pPr>
-      <w:r>
-        <w:rPr>
-          <w:rFonts w:ascii="Times New Roman" w:eastAsia="Times New Roman" w:hAnsi="Times New Roman" w:cs="Times New Roman"/>
-          <w:b/>
-          <w:sz w:val="28"/>
-          <w:szCs w:val="28"/>
-          <w:lang w:eastAsia="ru-RU"/>
-        </w:rPr>
-        <w:t>Что нового сделано:</w:t>
-      </w:r>
-    </w:p>
-    <w:p>
-      <w:pPr>
-        <w:rPr>
-          <w:rFonts w:ascii="Times New Roman" w:eastAsia="Times New Roman" w:hAnsi="Times New Roman" w:cs="Times New Roman"/>
-          <w:sz w:val="28"/>
-          <w:szCs w:val="28"/>
-          <w:lang w:eastAsia="ru-RU"/>
-        </w:rPr>
-      </w:pPr>
-      <w:r>
-        <w:rPr>
-          <w:rFonts w:ascii="Times New Roman" w:eastAsia="Times New Roman" w:hAnsi="Times New Roman" w:cs="Times New Roman"/>
-          <w:sz w:val="28"/>
-          <w:szCs w:val="28"/>
-          <w:lang w:eastAsia="ru-RU"/>
-        </w:rPr>
-        <w:t>Работа над серверной и клиентской частями веб-приложения была успешно завершена. Эти этапы включали интеграцию всех необходимых функциональных элементов и оптимизацию пользовательского интерфейса, что способствовало улучшению качества взаимодействия конечн</w:t>
-      </w:r>
-      <w:r>
-        <w:rPr>
-          <w:rFonts w:ascii="Times New Roman" w:eastAsia="Times New Roman" w:hAnsi="Times New Roman" w:cs="Times New Roman"/>
-          <w:sz w:val="28"/>
-          <w:szCs w:val="28"/>
-          <w:lang w:eastAsia="ru-RU"/>
-        </w:rPr>
-        <w:t>ых пользователей с приложением.</w:t>
-      </w:r>
-    </w:p>
-    <w:p>
-      <w:pPr>
-        <w:rPr>
-          <w:rFonts w:ascii="Times New Roman" w:eastAsia="Times New Roman" w:hAnsi="Times New Roman" w:cs="Times New Roman"/>
-          <w:sz w:val="28"/>
-          <w:szCs w:val="28"/>
-          <w:lang w:eastAsia="ru-RU"/>
-        </w:rPr>
-      </w:pPr>
-      <w:r>
-        <w:rPr>
-          <w:rFonts w:ascii="Times New Roman" w:eastAsia="Times New Roman" w:hAnsi="Times New Roman" w:cs="Times New Roman"/>
-          <w:sz w:val="28"/>
-          <w:szCs w:val="28"/>
-          <w:lang w:eastAsia="ru-RU"/>
-        </w:rPr>
-        <w:t xml:space="preserve">Приложение также было развернуто на платформе </w:t>
-      </w:r>
-      <w:proofErr w:type="spellStart"/>
-      <w:r>
-        <w:rPr>
-          <w:rFonts w:ascii="Times New Roman" w:eastAsia="Times New Roman" w:hAnsi="Times New Roman" w:cs="Times New Roman"/>
-          <w:sz w:val="28"/>
-          <w:szCs w:val="28"/>
-          <w:lang w:eastAsia="ru-RU"/>
-        </w:rPr>
-        <w:t>Яндекс.Облако</w:t>
-      </w:r>
-      <w:proofErr w:type="spellEnd"/>
-      <w:r>
-        <w:rPr>
-          <w:rFonts w:ascii="Times New Roman" w:eastAsia="Times New Roman" w:hAnsi="Times New Roman" w:cs="Times New Roman"/>
-          <w:sz w:val="28"/>
-          <w:szCs w:val="28"/>
-          <w:lang w:eastAsia="ru-RU"/>
-        </w:rPr>
-        <w:t xml:space="preserve"> с помощью </w:t>
-      </w:r>
-      <w:proofErr w:type="spellStart"/>
-      <w:r>
-        <w:rPr>
-          <w:rFonts w:ascii="Times New Roman" w:eastAsia="Times New Roman" w:hAnsi="Times New Roman" w:cs="Times New Roman"/>
-          <w:sz w:val="28"/>
-          <w:szCs w:val="28"/>
-          <w:lang w:eastAsia="ru-RU"/>
-        </w:rPr>
-        <w:t>Docker</w:t>
-      </w:r>
-      <w:proofErr w:type="spellEnd"/>
-      <w:r>
-        <w:rPr>
-          <w:rFonts w:ascii="Times New Roman" w:eastAsia="Times New Roman" w:hAnsi="Times New Roman" w:cs="Times New Roman"/>
-          <w:sz w:val="28"/>
-          <w:szCs w:val="28"/>
-          <w:lang w:eastAsia="ru-RU"/>
-        </w:rPr>
-        <w:t xml:space="preserve"> </w:t>
-      </w:r>
-      <w:proofErr w:type="spellStart"/>
-      <w:r>
-        <w:rPr>
-          <w:rFonts w:ascii="Times New Roman" w:eastAsia="Times New Roman" w:hAnsi="Times New Roman" w:cs="Times New Roman"/>
-          <w:sz w:val="28"/>
-          <w:szCs w:val="28"/>
-          <w:lang w:eastAsia="ru-RU"/>
-        </w:rPr>
-        <w:t>Compose</w:t>
-      </w:r>
-      <w:proofErr w:type="spellEnd"/>
-      <w:r>
-        <w:rPr>
-          <w:rFonts w:ascii="Times New Roman" w:eastAsia="Times New Roman" w:hAnsi="Times New Roman" w:cs="Times New Roman"/>
-          <w:sz w:val="28"/>
-          <w:szCs w:val="28"/>
-          <w:lang w:eastAsia="ru-RU"/>
-        </w:rPr>
-        <w:t>. Это решение помогло оптимизировать процесс развертывания и управления контейнерами, что обеспечило стабильную работу и гибкость приложения.</w:t>
-      </w:r>
-    </w:p>
-    <w:p>
-      <w:pPr>
-        <w:rPr>
-          <w:rFonts w:ascii="Times New Roman" w:eastAsia="Times New Roman" w:hAnsi="Times New Roman" w:cs="Times New Roman"/>
-          <w:sz w:val="28"/>
-          <w:szCs w:val="28"/>
-          <w:lang w:eastAsia="ru-RU"/>
-        </w:rPr>
-      </w:pPr>
-      <w:r>
-        <w:rPr>
-          <w:rFonts w:ascii="Times New Roman" w:eastAsia="Times New Roman" w:hAnsi="Times New Roman" w:cs="Times New Roman"/>
-          <w:sz w:val="28"/>
-          <w:szCs w:val="28"/>
-          <w:lang w:eastAsia="ru-RU"/>
-        </w:rPr>
-        <w:t xml:space="preserve">Кроме того, был успешно настроен домен, что заметно повысило узнаваемость приложения и упростило его доступ для пользователей. Мы с </w:t>
-      </w:r>
-      <w:r>
-        <w:rPr>
-          <w:rFonts w:ascii="Times New Roman" w:eastAsia="Times New Roman" w:hAnsi="Times New Roman" w:cs="Times New Roman"/>
-          <w:sz w:val="28"/>
-          <w:szCs w:val="28"/>
-          <w:lang w:eastAsia="ru-RU"/>
-        </w:rPr>
-        <w:lastRenderedPageBreak/>
-        <w:t>удовольствием представим вам презентацию нашего проекта и ответим на любые вопросы. Будем рады получить вашу обратную связь.</w:t>
-      </w:r>
-    </w:p>
-    <w:p>
-      <w:pPr>
+      </w:pPr>
+      <w:r>
         <w:rPr>
           <w:rFonts w:ascii="Times New Roman" w:eastAsia="Times New Roman" w:hAnsi="Times New Roman" w:cs="Times New Roman"/>
           <w:b/>
@@ -835,316 +822,396 @@
           <w:szCs w:val="28"/>
           <w:lang w:eastAsia="ru-RU"/>
         </w:rPr>
-      </w:pPr>
-      <w:r>
-        <w:rPr>
-          <w:rFonts w:ascii="Times New Roman" w:eastAsia="Times New Roman" w:hAnsi="Times New Roman" w:cs="Times New Roman"/>
-          <w:b/>
-          <w:bCs/>
-          <w:sz w:val="28"/>
-          <w:szCs w:val="28"/>
-          <w:lang w:eastAsia="ru-RU"/>
-        </w:rPr>
-        <w:t>Приложение:</w:t>
+        <w:lastRenderedPageBreak/>
+        <w:t>Проблема, которую мы решаем:</w:t>
+      </w:r>
+    </w:p>
+    <w:p>
+      <w:pPr>
+        <w:spacing w:after="200" w:line="276" w:lineRule="auto"/>
+        <w:ind w:left="436"/>
+        <w:rPr>
+          <w:rFonts w:ascii="Times New Roman" w:eastAsia="Times New Roman" w:hAnsi="Times New Roman" w:cs="Times New Roman"/>
+          <w:sz w:val="28"/>
+          <w:szCs w:val="28"/>
+          <w:lang w:val="en-US" w:eastAsia="ru-RU"/>
+        </w:rPr>
+      </w:pPr>
+      <w:r>
+        <w:rPr>
+          <w:rFonts w:ascii="Times New Roman" w:eastAsia="Times New Roman" w:hAnsi="Times New Roman" w:cs="Times New Roman"/>
+          <w:sz w:val="28"/>
+          <w:szCs w:val="28"/>
+          <w:lang w:eastAsia="ru-RU"/>
+        </w:rPr>
+        <w:t>Список изменений</w:t>
+      </w:r>
+    </w:p>
+    <w:p>
+      <w:pPr>
+        <w:spacing w:after="200" w:line="276" w:lineRule="auto"/>
+        <w:ind w:left="436"/>
+        <w:rPr>
+          <w:rFonts w:ascii="Times New Roman" w:eastAsia="Times New Roman" w:hAnsi="Times New Roman" w:cs="Times New Roman"/>
+          <w:sz w:val="28"/>
+          <w:szCs w:val="28"/>
+          <w:lang w:val="en-US" w:eastAsia="ru-RU"/>
+        </w:rPr>
+      </w:pPr>
+      <w:r>
+        <w:rPr>
+          <w:rFonts w:ascii="Times New Roman" w:eastAsia="Times New Roman" w:hAnsi="Times New Roman" w:cs="Times New Roman"/>
+          <w:sz w:val="28"/>
+          <w:szCs w:val="28"/>
+          <w:lang w:eastAsia="ru-RU"/>
+        </w:rPr>
+        <w:t xml:space="preserve"> </w:t>
+      </w:r>
+      <w:r>
+        <w:rPr>
+          <w:rFonts w:ascii="Times New Roman" w:eastAsia="Times New Roman" w:hAnsi="Times New Roman" w:cs="Times New Roman"/>
+          <w:sz w:val="28"/>
+          <w:szCs w:val="28"/>
+          <w:lang w:eastAsia="ru-RU"/>
+        </w:rPr>
+        <w:sym w:font="Symbol" w:char="F0BE"/>
+      </w:r>
+      <w:r>
+        <w:rPr>
+          <w:rFonts w:ascii="Times New Roman" w:eastAsia="Times New Roman" w:hAnsi="Times New Roman" w:cs="Times New Roman"/>
+          <w:sz w:val="28"/>
+          <w:szCs w:val="28"/>
+          <w:lang w:eastAsia="ru-RU"/>
+        </w:rPr>
+        <w:t xml:space="preserve"> Изменение структуры репозитория;</w:t>
+      </w:r>
+    </w:p>
+    <w:p>
+      <w:pPr>
+        <w:spacing w:after="200" w:line="276" w:lineRule="auto"/>
+        <w:ind w:left="436"/>
+        <w:rPr>
+          <w:rFonts w:ascii="Times New Roman" w:eastAsia="Times New Roman" w:hAnsi="Times New Roman" w:cs="Times New Roman"/>
+          <w:sz w:val="28"/>
+          <w:szCs w:val="28"/>
+          <w:lang w:val="en-US" w:eastAsia="ru-RU"/>
+        </w:rPr>
+      </w:pPr>
+      <w:r>
+        <w:rPr>
+          <w:rFonts w:ascii="Times New Roman" w:eastAsia="Times New Roman" w:hAnsi="Times New Roman" w:cs="Times New Roman"/>
+          <w:sz w:val="28"/>
+          <w:szCs w:val="28"/>
+          <w:lang w:eastAsia="ru-RU"/>
+        </w:rPr>
+        <w:t xml:space="preserve"> </w:t>
+      </w:r>
+      <w:r>
+        <w:rPr>
+          <w:rFonts w:ascii="Times New Roman" w:eastAsia="Times New Roman" w:hAnsi="Times New Roman" w:cs="Times New Roman"/>
+          <w:sz w:val="28"/>
+          <w:szCs w:val="28"/>
+          <w:lang w:eastAsia="ru-RU"/>
+        </w:rPr>
+        <w:sym w:font="Symbol" w:char="F0BE"/>
+      </w:r>
+      <w:r>
+        <w:rPr>
+          <w:rFonts w:ascii="Times New Roman" w:eastAsia="Times New Roman" w:hAnsi="Times New Roman" w:cs="Times New Roman"/>
+          <w:sz w:val="28"/>
+          <w:szCs w:val="28"/>
+          <w:lang w:eastAsia="ru-RU"/>
+        </w:rPr>
+        <w:t xml:space="preserve"> Баг фикс; </w:t>
+      </w:r>
+    </w:p>
+    <w:p>
+      <w:pPr>
+        <w:spacing w:after="200" w:line="276" w:lineRule="auto"/>
+        <w:ind w:left="436"/>
+        <w:rPr>
+          <w:rFonts w:ascii="Times New Roman" w:eastAsia="Times New Roman" w:hAnsi="Times New Roman" w:cs="Times New Roman"/>
+          <w:sz w:val="28"/>
+          <w:szCs w:val="28"/>
+          <w:lang w:val="en-US" w:eastAsia="ru-RU"/>
+        </w:rPr>
+      </w:pPr>
+      <w:r>
+        <w:rPr>
+          <w:rFonts w:ascii="Times New Roman" w:eastAsia="Times New Roman" w:hAnsi="Times New Roman" w:cs="Times New Roman"/>
+          <w:sz w:val="28"/>
+          <w:szCs w:val="28"/>
+          <w:lang w:eastAsia="ru-RU"/>
+        </w:rPr>
+        <w:sym w:font="Symbol" w:char="F0BE"/>
+      </w:r>
+      <w:r>
+        <w:rPr>
+          <w:rFonts w:ascii="Times New Roman" w:eastAsia="Times New Roman" w:hAnsi="Times New Roman" w:cs="Times New Roman"/>
+          <w:sz w:val="28"/>
+          <w:szCs w:val="28"/>
+          <w:lang w:eastAsia="ru-RU"/>
+        </w:rPr>
+        <w:t xml:space="preserve"> Корректировка требований;</w:t>
+      </w:r>
+    </w:p>
+    <w:p>
+      <w:pPr>
+        <w:spacing w:after="200" w:line="276" w:lineRule="auto"/>
+        <w:ind w:left="436"/>
+        <w:rPr>
+          <w:rFonts w:ascii="Times New Roman" w:eastAsia="Times New Roman" w:hAnsi="Times New Roman" w:cs="Times New Roman"/>
+          <w:sz w:val="28"/>
+          <w:szCs w:val="28"/>
+          <w:lang w:val="en-US" w:eastAsia="ru-RU"/>
+        </w:rPr>
+      </w:pPr>
+      <w:r>
+        <w:rPr>
+          <w:rFonts w:ascii="Times New Roman" w:eastAsia="Times New Roman" w:hAnsi="Times New Roman" w:cs="Times New Roman"/>
+          <w:sz w:val="28"/>
+          <w:szCs w:val="28"/>
+          <w:lang w:eastAsia="ru-RU"/>
+        </w:rPr>
+        <w:t xml:space="preserve"> </w:t>
+      </w:r>
+      <w:r>
+        <w:rPr>
+          <w:rFonts w:ascii="Times New Roman" w:eastAsia="Times New Roman" w:hAnsi="Times New Roman" w:cs="Times New Roman"/>
+          <w:sz w:val="28"/>
+          <w:szCs w:val="28"/>
+          <w:lang w:eastAsia="ru-RU"/>
+        </w:rPr>
+        <w:sym w:font="Symbol" w:char="F0BE"/>
+      </w:r>
+      <w:r>
+        <w:rPr>
+          <w:rFonts w:ascii="Times New Roman" w:eastAsia="Times New Roman" w:hAnsi="Times New Roman" w:cs="Times New Roman"/>
+          <w:sz w:val="28"/>
+          <w:szCs w:val="28"/>
+          <w:lang w:eastAsia="ru-RU"/>
+        </w:rPr>
+        <w:t xml:space="preserve"> Исправление авторизации; </w:t>
+      </w:r>
+    </w:p>
+    <w:p>
+      <w:pPr>
+        <w:spacing w:after="200" w:line="276" w:lineRule="auto"/>
+        <w:ind w:left="436"/>
+        <w:rPr>
+          <w:rFonts w:ascii="Times New Roman" w:eastAsia="Times New Roman" w:hAnsi="Times New Roman" w:cs="Times New Roman"/>
+          <w:sz w:val="28"/>
+          <w:szCs w:val="28"/>
+          <w:lang w:val="en-US" w:eastAsia="ru-RU"/>
+        </w:rPr>
+      </w:pPr>
+      <w:r>
+        <w:rPr>
+          <w:rFonts w:ascii="Times New Roman" w:eastAsia="Times New Roman" w:hAnsi="Times New Roman" w:cs="Times New Roman"/>
+          <w:sz w:val="28"/>
+          <w:szCs w:val="28"/>
+          <w:lang w:eastAsia="ru-RU"/>
+        </w:rPr>
+        <w:sym w:font="Symbol" w:char="F0BE"/>
+      </w:r>
+      <w:r>
+        <w:rPr>
+          <w:rFonts w:ascii="Times New Roman" w:eastAsia="Times New Roman" w:hAnsi="Times New Roman" w:cs="Times New Roman"/>
+          <w:sz w:val="28"/>
+          <w:szCs w:val="28"/>
+          <w:lang w:eastAsia="ru-RU"/>
+        </w:rPr>
+        <w:t xml:space="preserve"> Устранение несоответствий требованиям</w:t>
+      </w:r>
+    </w:p>
+    <w:p>
+      <w:pPr>
+        <w:shd w:val="clear" w:color="auto" w:fill="FFFFFF"/>
+        <w:rPr>
+          <w:rStyle w:val="ae"/>
+          <w:rFonts w:ascii="Times New Roman" w:hAnsi="Times New Roman" w:cs="Times New Roman"/>
+          <w:color w:val="1A1A1A"/>
+          <w:sz w:val="28"/>
+          <w:szCs w:val="28"/>
+          <w:lang w:val="en-US"/>
+        </w:rPr>
+      </w:pPr>
+      <w:r>
+        <w:rPr>
+          <w:rStyle w:val="ae"/>
+          <w:rFonts w:ascii="Times New Roman" w:hAnsi="Times New Roman" w:cs="Times New Roman"/>
+          <w:color w:val="1A1A1A"/>
+          <w:sz w:val="28"/>
+          <w:szCs w:val="28"/>
+        </w:rPr>
+        <w:t>Необходимые для проверки приложения данные:</w:t>
       </w:r>
     </w:p>
     <w:p>
       <w:pPr>
         <w:numPr>
           <w:ilvl w:val="0"/>
-          <w:numId w:val="2"/>
+          <w:numId w:val="4"/>
         </w:numPr>
-        <w:spacing w:after="200" w:line="276" w:lineRule="auto"/>
-        <w:rPr>
-          <w:rFonts w:ascii="Times New Roman" w:eastAsia="Times New Roman" w:hAnsi="Times New Roman" w:cs="Times New Roman"/>
-          <w:sz w:val="28"/>
-          <w:szCs w:val="28"/>
-          <w:lang w:eastAsia="ru-RU"/>
-        </w:rPr>
-      </w:pPr>
-      <w:r>
-        <w:rPr>
-          <w:rFonts w:ascii="Times New Roman" w:eastAsia="Times New Roman" w:hAnsi="Times New Roman" w:cs="Times New Roman"/>
-          <w:sz w:val="28"/>
-          <w:szCs w:val="28"/>
-          <w:lang w:eastAsia="ru-RU"/>
-        </w:rPr>
-        <w:t>П</w:t>
-      </w:r>
-      <w:r>
-        <w:rPr>
-          <w:rFonts w:ascii="Times New Roman" w:eastAsia="Times New Roman" w:hAnsi="Times New Roman" w:cs="Times New Roman"/>
-          <w:sz w:val="28"/>
-          <w:szCs w:val="28"/>
-          <w:lang w:eastAsia="ru-RU"/>
-        </w:rPr>
-        <w:t>резентаци</w:t>
-      </w:r>
-      <w:r>
-        <w:rPr>
-          <w:rFonts w:ascii="Times New Roman" w:eastAsia="Times New Roman" w:hAnsi="Times New Roman" w:cs="Times New Roman"/>
-          <w:sz w:val="28"/>
-          <w:szCs w:val="28"/>
-          <w:lang w:eastAsia="ru-RU"/>
-        </w:rPr>
-        <w:t>я</w:t>
-      </w:r>
-      <w:r>
-        <w:rPr>
-          <w:rFonts w:ascii="Times New Roman" w:eastAsia="Times New Roman" w:hAnsi="Times New Roman" w:cs="Times New Roman"/>
-          <w:sz w:val="28"/>
-          <w:szCs w:val="28"/>
-          <w:lang w:eastAsia="ru-RU"/>
-        </w:rPr>
-        <w:t xml:space="preserve">: </w:t>
-      </w:r>
-      <w:hyperlink r:id="rId7" w:history="1">
+        <w:shd w:val="clear" w:color="auto" w:fill="FFFFFF"/>
+        <w:rPr>
+          <w:rFonts w:ascii="Times New Roman" w:hAnsi="Times New Roman" w:cs="Times New Roman"/>
+          <w:color w:val="1A1A1A"/>
+          <w:sz w:val="28"/>
+          <w:szCs w:val="28"/>
+          <w:lang w:val="en-US"/>
+        </w:rPr>
+      </w:pPr>
+      <w:r>
+        <w:rPr>
+          <w:rFonts w:ascii="Times New Roman" w:hAnsi="Times New Roman" w:cs="Times New Roman"/>
+          <w:color w:val="1A1A1A"/>
+          <w:sz w:val="28"/>
+          <w:szCs w:val="28"/>
+        </w:rPr>
+        <w:t>Ссылка</w:t>
+      </w:r>
+      <w:r>
+        <w:rPr>
+          <w:rFonts w:ascii="Times New Roman" w:hAnsi="Times New Roman" w:cs="Times New Roman"/>
+          <w:color w:val="1A1A1A"/>
+          <w:sz w:val="28"/>
+          <w:szCs w:val="28"/>
+          <w:lang w:val="en-US"/>
+        </w:rPr>
+        <w:t>:</w:t>
+      </w:r>
+      <w:r>
+        <w:rPr>
+          <w:rFonts w:ascii="Calibri" w:eastAsia="Times New Roman" w:hAnsi="Calibri" w:cs="Calibri"/>
+          <w:color w:val="2C2D2E"/>
+          <w:lang w:val="en-US" w:eastAsia="ru-RU"/>
+        </w:rPr>
+        <w:t xml:space="preserve"> </w:t>
+      </w:r>
+      <w:hyperlink r:id="rId7" w:tgtFrame="_blank" w:history="1">
         <w:r>
           <w:rPr>
             <w:rStyle w:val="ab"/>
-            <w:rFonts w:ascii="Times New Roman" w:eastAsia="Times New Roman" w:hAnsi="Times New Roman" w:cs="Times New Roman"/>
+            <w:rFonts w:ascii="Times New Roman" w:hAnsi="Times New Roman" w:cs="Times New Roman"/>
             <w:sz w:val="28"/>
             <w:szCs w:val="28"/>
-            <w:lang w:eastAsia="ru-RU"/>
+            <w:lang w:val="en-US"/>
           </w:rPr>
-          <w:t>(</w:t>
+          <w:t>http:/</w:t>
         </w:r>
         <w:r>
           <w:rPr>
             <w:rStyle w:val="ab"/>
-            <w:rFonts w:ascii="Times New Roman" w:eastAsia="Times New Roman" w:hAnsi="Times New Roman" w:cs="Times New Roman"/>
+            <w:rFonts w:ascii="Times New Roman" w:hAnsi="Times New Roman" w:cs="Times New Roman"/>
             <w:sz w:val="28"/>
             <w:szCs w:val="28"/>
-            <w:lang w:val="en-US" w:eastAsia="ru-RU"/>
+            <w:lang w:val="en-US"/>
           </w:rPr>
-          <w:t>pdf)</w:t>
-        </w:r>
-      </w:hyperlink>
-      <w:r>
-        <w:rPr>
-          <w:rFonts w:ascii="Times New Roman" w:eastAsia="Times New Roman" w:hAnsi="Times New Roman" w:cs="Times New Roman"/>
-          <w:sz w:val="28"/>
-          <w:szCs w:val="28"/>
-          <w:lang w:val="en-US" w:eastAsia="ru-RU"/>
-        </w:rPr>
-        <w:t xml:space="preserve">  </w:t>
-      </w:r>
-      <w:hyperlink r:id="rId8" w:history="1">
-        <w:r>
-          <w:rPr>
-            <w:rStyle w:val="ab"/>
-            <w:rFonts w:ascii="Times New Roman" w:eastAsia="Times New Roman" w:hAnsi="Times New Roman" w:cs="Times New Roman"/>
-            <w:sz w:val="28"/>
-            <w:szCs w:val="28"/>
-            <w:lang w:val="en-US" w:eastAsia="ru-RU"/>
-          </w:rPr>
-          <w:t>(pptx)</w:t>
-        </w:r>
-      </w:hyperlink>
-    </w:p>
-    <w:p>
-      <w:pPr>
-        <w:numPr>
-          <w:ilvl w:val="0"/>
-          <w:numId w:val="2"/>
-        </w:numPr>
-        <w:spacing w:after="200" w:line="276" w:lineRule="auto"/>
-        <w:rPr>
-          <w:rStyle w:val="ab"/>
-          <w:rFonts w:ascii="Times New Roman" w:eastAsia="Times New Roman" w:hAnsi="Times New Roman" w:cs="Times New Roman"/>
-          <w:color w:val="auto"/>
-          <w:sz w:val="28"/>
-          <w:szCs w:val="28"/>
-          <w:u w:val="none"/>
-          <w:lang w:eastAsia="ru-RU"/>
-        </w:rPr>
-      </w:pPr>
-      <w:r>
-        <w:rPr>
-          <w:rFonts w:ascii="Times New Roman" w:eastAsia="Times New Roman" w:hAnsi="Times New Roman" w:cs="Times New Roman"/>
-          <w:sz w:val="28"/>
-          <w:szCs w:val="28"/>
-          <w:lang w:eastAsia="ru-RU"/>
-        </w:rPr>
-        <w:t xml:space="preserve">Ссылка на </w:t>
-      </w:r>
-      <w:r>
-        <w:rPr>
-          <w:rFonts w:ascii="Times New Roman" w:eastAsia="Times New Roman" w:hAnsi="Times New Roman" w:cs="Times New Roman"/>
-          <w:sz w:val="28"/>
-          <w:szCs w:val="28"/>
-          <w:lang w:val="en-US" w:eastAsia="ru-RU"/>
-        </w:rPr>
-        <w:t>GitLab</w:t>
-      </w:r>
-      <w:r>
-        <w:rPr>
-          <w:rFonts w:ascii="Times New Roman" w:eastAsia="Times New Roman" w:hAnsi="Times New Roman" w:cs="Times New Roman"/>
-          <w:sz w:val="28"/>
-          <w:szCs w:val="28"/>
-          <w:lang w:eastAsia="ru-RU"/>
-        </w:rPr>
-        <w:t xml:space="preserve"> репозиторий: </w:t>
-      </w:r>
-      <w:hyperlink r:id="rId9" w:history="1">
-        <w:r>
-          <w:rPr>
-            <w:rStyle w:val="ab"/>
-            <w:rFonts w:ascii="Times New Roman" w:eastAsia="Times New Roman" w:hAnsi="Times New Roman" w:cs="Times New Roman"/>
-            <w:sz w:val="28"/>
-            <w:szCs w:val="28"/>
-            <w:lang w:eastAsia="ru-RU"/>
-          </w:rPr>
-          <w:t>(</w:t>
+          <w:t>/</w:t>
         </w:r>
         <w:r>
           <w:rPr>
             <w:rStyle w:val="ab"/>
-            <w:rFonts w:ascii="Times New Roman" w:eastAsia="Times New Roman" w:hAnsi="Times New Roman" w:cs="Times New Roman"/>
-            <w:sz w:val="28"/>
-            <w:szCs w:val="28"/>
-            <w:lang w:val="en-US" w:eastAsia="ru-RU"/>
-          </w:rPr>
-          <w:t>GitLab</w:t>
-        </w:r>
-        <w:r>
-          <w:rPr>
-            <w:rStyle w:val="ab"/>
-            <w:rFonts w:ascii="Times New Roman" w:eastAsia="Times New Roman" w:hAnsi="Times New Roman" w:cs="Times New Roman"/>
-            <w:sz w:val="28"/>
-            <w:szCs w:val="28"/>
-            <w:lang w:eastAsia="ru-RU"/>
-          </w:rPr>
-          <w:t>)</w:t>
-        </w:r>
-      </w:hyperlink>
-    </w:p>
-    <w:p>
-      <w:pPr>
-        <w:numPr>
-          <w:ilvl w:val="0"/>
-          <w:numId w:val="2"/>
-        </w:numPr>
-        <w:shd w:val="clear" w:color="auto" w:fill="FFFFFF"/>
-        <w:spacing w:before="100" w:beforeAutospacing="1" w:after="195" w:line="240" w:lineRule="auto"/>
-        <w:rPr>
-          <w:rFonts w:ascii="Arial" w:hAnsi="Arial" w:cs="Arial"/>
-          <w:color w:val="2C2D2E"/>
-          <w:sz w:val="23"/>
-          <w:szCs w:val="23"/>
-        </w:rPr>
-      </w:pPr>
-      <w:hyperlink r:id="rId10" w:tgtFrame="_blank" w:history="1">
-        <w:r>
-          <w:rPr>
-            <w:rStyle w:val="ab"/>
-            <w:color w:val="0563C1"/>
-            <w:sz w:val="28"/>
-            <w:szCs w:val="28"/>
-          </w:rPr>
-          <w:t>http://lingdisp.ru/</w:t>
-        </w:r>
-      </w:hyperlink>
-    </w:p>
-    <w:p>
-      <w:pPr>
-        <w:numPr>
-          <w:ilvl w:val="0"/>
-          <w:numId w:val="2"/>
-        </w:numPr>
-        <w:shd w:val="clear" w:color="auto" w:fill="FFFFFF"/>
-        <w:spacing w:before="100" w:beforeAutospacing="1" w:after="195" w:line="240" w:lineRule="auto"/>
-        <w:rPr>
-          <w:rFonts w:ascii="Arial" w:hAnsi="Arial" w:cs="Arial"/>
-          <w:color w:val="2C2D2E"/>
-          <w:sz w:val="23"/>
-          <w:szCs w:val="23"/>
-        </w:rPr>
-      </w:pPr>
-      <w:r>
-        <w:rPr>
-          <w:color w:val="2C2D2E"/>
-          <w:sz w:val="28"/>
-          <w:szCs w:val="28"/>
-        </w:rPr>
-        <w:t>Данные для входа:</w:t>
-      </w:r>
-      <w:r>
-        <w:rPr>
-          <w:rFonts w:ascii="Calibri" w:hAnsi="Calibri" w:cs="Calibri"/>
-          <w:color w:val="2C2D2E"/>
-        </w:rPr>
-        <w:t> </w:t>
-      </w:r>
-      <w:hyperlink r:id="rId11" w:tgtFrame="_blank" w:history="1">
-        <w:r>
-          <w:rPr>
-            <w:rStyle w:val="ab"/>
-            <w:color w:val="0563C1"/>
+            <w:rFonts w:ascii="Times New Roman" w:hAnsi="Times New Roman" w:cs="Times New Roman"/>
             <w:sz w:val="28"/>
             <w:szCs w:val="28"/>
             <w:lang w:val="en-US"/>
           </w:rPr>
-          <w:t>admin</w:t>
+          <w:t>lingdisp.ru/</w:t>
         </w:r>
+      </w:hyperlink>
+      <w:r>
+        <w:rPr>
+          <w:rFonts w:ascii="Times New Roman" w:hAnsi="Times New Roman" w:cs="Times New Roman"/>
+          <w:color w:val="1A1A1A"/>
+          <w:sz w:val="28"/>
+          <w:szCs w:val="28"/>
+          <w:lang w:val="en-US"/>
+        </w:rPr>
+        <w:br/>
+      </w:r>
+      <w:r>
+        <w:rPr>
+          <w:rFonts w:ascii="Times New Roman" w:hAnsi="Times New Roman" w:cs="Times New Roman"/>
+          <w:color w:val="1A1A1A"/>
+          <w:sz w:val="28"/>
+          <w:szCs w:val="28"/>
+        </w:rPr>
+        <w:t>Логин</w:t>
+      </w:r>
+      <w:r>
+        <w:rPr>
+          <w:rFonts w:ascii="Times New Roman" w:hAnsi="Times New Roman" w:cs="Times New Roman"/>
+          <w:color w:val="1A1A1A"/>
+          <w:sz w:val="28"/>
+          <w:szCs w:val="28"/>
+          <w:lang w:val="en-US"/>
+        </w:rPr>
+        <w:t xml:space="preserve">: </w:t>
+      </w:r>
+      <w:hyperlink r:id="rId8" w:tgtFrame="_blank" w:history="1">
         <w:r>
           <w:rPr>
             <w:rStyle w:val="ab"/>
-            <w:color w:val="0563C1"/>
-            <w:sz w:val="28"/>
-            <w:szCs w:val="28"/>
-          </w:rPr>
-          <w:t>@</w:t>
-        </w:r>
-        <w:r>
-          <w:rPr>
-            <w:rStyle w:val="ab"/>
-            <w:color w:val="0563C1"/>
+            <w:rFonts w:ascii="Times New Roman" w:hAnsi="Times New Roman" w:cs="Times New Roman"/>
             <w:sz w:val="28"/>
             <w:szCs w:val="28"/>
             <w:lang w:val="en-US"/>
           </w:rPr>
-          <w:t>mail</w:t>
+          <w:t>admin@mail.ru</w:t>
         </w:r>
-        <w:r>
-          <w:rPr>
-            <w:rStyle w:val="ab"/>
-            <w:color w:val="0563C1"/>
-            <w:sz w:val="28"/>
-            <w:szCs w:val="28"/>
-          </w:rPr>
-          <w:t>.</w:t>
-        </w:r>
-        <w:proofErr w:type="spellStart"/>
-        <w:r>
-          <w:rPr>
-            <w:rStyle w:val="ab"/>
-            <w:color w:val="0563C1"/>
-            <w:sz w:val="28"/>
-            <w:szCs w:val="28"/>
-            <w:lang w:val="en-US"/>
-          </w:rPr>
-          <w:t>ru</w:t>
-        </w:r>
-        <w:proofErr w:type="spellEnd"/>
       </w:hyperlink>
       <w:r>
         <w:rPr>
-          <w:color w:val="2C2D2E"/>
-          <w:sz w:val="28"/>
-          <w:szCs w:val="28"/>
-        </w:rPr>
-        <w:t>  -</w:t>
-      </w:r>
-      <w:r>
-        <w:rPr>
-          <w:color w:val="2C2D2E"/>
+          <w:rFonts w:ascii="Times New Roman" w:hAnsi="Times New Roman" w:cs="Times New Roman"/>
+          <w:color w:val="1A1A1A"/>
           <w:sz w:val="28"/>
           <w:szCs w:val="28"/>
           <w:lang w:val="en-US"/>
         </w:rPr>
+        <w:br/>
+      </w:r>
+      <w:r>
+        <w:rPr>
+          <w:rFonts w:ascii="Times New Roman" w:hAnsi="Times New Roman" w:cs="Times New Roman"/>
+          <w:color w:val="1A1A1A"/>
+          <w:sz w:val="28"/>
+          <w:szCs w:val="28"/>
+        </w:rPr>
+        <w:t>Пароль</w:t>
+      </w:r>
+      <w:r>
+        <w:rPr>
+          <w:rFonts w:ascii="Times New Roman" w:hAnsi="Times New Roman" w:cs="Times New Roman"/>
+          <w:color w:val="1A1A1A"/>
+          <w:sz w:val="28"/>
+          <w:szCs w:val="28"/>
+          <w:lang w:val="en-US"/>
+        </w:rPr>
+        <w:t xml:space="preserve">: </w:t>
+      </w:r>
+      <w:r>
+        <w:rPr>
+          <w:rFonts w:ascii="Times New Roman" w:hAnsi="Times New Roman" w:cs="Times New Roman"/>
+          <w:color w:val="1A1A1A"/>
+          <w:sz w:val="28"/>
+          <w:szCs w:val="28"/>
+          <w:lang w:val="en-US"/>
+        </w:rPr>
         <w:t>qwerty</w:t>
       </w:r>
+    </w:p>
+    <w:p>
+      <w:pPr>
+        <w:shd w:val="clear" w:color="auto" w:fill="FFFFFF"/>
+        <w:rPr>
+          <w:rFonts w:ascii="Times New Roman" w:hAnsi="Times New Roman" w:cs="Times New Roman"/>
+          <w:sz w:val="28"/>
+          <w:szCs w:val="28"/>
+          <w:lang w:val="en-US"/>
+        </w:rPr>
+      </w:pPr>
     </w:p>
     <w:p>
       <w:pPr>
@@ -1154,7 +1221,19 @@
           <w:rFonts w:ascii="Times New Roman" w:eastAsia="Times New Roman" w:hAnsi="Times New Roman" w:cs="Times New Roman"/>
           <w:sz w:val="28"/>
           <w:szCs w:val="28"/>
-          <w:lang w:eastAsia="ru-RU"/>
+          <w:lang w:val="en-US" w:eastAsia="ru-RU"/>
+        </w:rPr>
+      </w:pPr>
+    </w:p>
+    <w:p>
+      <w:pPr>
+        <w:spacing w:after="200" w:line="276" w:lineRule="auto"/>
+        <w:ind w:left="436"/>
+        <w:rPr>
+          <w:rFonts w:ascii="Times New Roman" w:eastAsia="Times New Roman" w:hAnsi="Times New Roman" w:cs="Times New Roman"/>
+          <w:sz w:val="28"/>
+          <w:szCs w:val="28"/>
+          <w:lang w:val="en-US" w:eastAsia="ru-RU"/>
         </w:rPr>
       </w:pPr>
     </w:p>
@@ -1162,11 +1241,12 @@
       <w:pPr>
         <w:rPr>
           <w:rFonts w:ascii="Times New Roman" w:hAnsi="Times New Roman" w:cs="Times New Roman"/>
+          <w:lang w:val="en-US"/>
         </w:rPr>
       </w:pPr>
     </w:p>
     <w:sectPr>
-      <w:footerReference w:type="default" r:id="rId12"/>
+      <w:footerReference w:type="default" r:id="rId9"/>
       <w:pgSz w:w="11906" w:h="16838"/>
       <w:pgMar w:top="1134" w:right="851" w:bottom="1134" w:left="1701" w:header="709" w:footer="709" w:gutter="0"/>
       <w:cols w:space="708"/>
@@ -1275,6 +1355,155 @@
 <file path=word/numbering.xml><?xml version="1.0" encoding="utf-8"?>
 <w:numbering xmlns:wpc="http://schemas.microsoft.com/office/word/2010/wordprocessingCanvas" xmlns:cx="http://schemas.microsoft.com/office/drawing/2014/chartex" xmlns:cx1="http://schemas.microsoft.com/office/drawing/2015/9/8/chartex" xmlns:cx2="http://schemas.microsoft.com/office/drawing/2015/10/21/chartex" xmlns:cx3="http://schemas.microsoft.com/office/drawing/2016/5/9/chartex" xmlns:cx4="http://schemas.microsoft.com/office/drawing/2016/5/10/chartex" xmlns:cx5="http://schemas.microsoft.com/office/drawing/2016/5/11/chartex" xmlns:cx6="http://schemas.microsoft.com/office/drawing/2016/5/12/chartex" xmlns:cx7="http://schemas.microsoft.com/office/drawing/2016/5/13/chartex" xmlns:cx8="http://schemas.microsoft.com/office/drawing/2016/5/14/chartex" xmlns:mc="http://schemas.openxmlformats.org/markup-compatibility/2006" xmlns:aink="http://schemas.microsoft.com/office/drawing/2016/ink" xmlns:am3d="http://schemas.microsoft.com/office/drawing/2017/model3d" xmlns:o="urn:schemas-microsoft-com:office:office" xmlns:oel="http://schemas.microsoft.com/office/2019/extlst" xmlns:r="http://schemas.openxmlformats.org/officeDocument/2006/relationships" xmlns:m="http://schemas.openxmlformats.org/officeDocument/2006/math" xmlns:v="urn:schemas-microsoft-com:vml" xmlns:wp14="http://schemas.microsoft.com/office/word/2010/wordprocessingDrawing" xmlns:wp="http://schemas.openxmlformats.org/drawingml/2006/wordprocessingDrawing" xmlns:w10="urn:schemas-microsoft-com:office:word" xmlns:w="http://schemas.openxmlformats.org/wordprocessingml/2006/main" xmlns:w14="http://schemas.microsoft.com/office/word/2010/wordml" xmlns:w15="http://schemas.microsoft.com/office/word/2012/wordml" xmlns:w16cex="http://schemas.microsoft.com/office/word/2018/wordml/cex" xmlns:w16cid="http://schemas.microsoft.com/office/word/2016/wordml/cid" xmlns:w16="http://schemas.microsoft.com/office/word/2018/wordml" xmlns:w16du="http://schemas.microsoft.com/office/word/2023/wordml/word16du" xmlns:w16sdtdh="http://schemas.microsoft.com/office/word/2020/wordml/sdtdatahash" xmlns:w16se="http://schemas.microsoft.com/office/word/2015/wordml/symex" xmlns:wpg="http://schemas.microsoft.com/office/word/2010/wordprocessingGroup" xmlns:wpi="http://schemas.microsoft.com/office/word/2010/wordprocessingInk" xmlns:wne="http://schemas.microsoft.com/office/word/2006/wordml" xmlns:wps="http://schemas.microsoft.com/office/word/2010/wordprocessingShape" mc:Ignorable="w14 w15 w16se w16cid w16 w16cex w16sdtdh w16du wp14">
   <w:abstractNum w:abstractNumId="0" w15:restartNumberingAfterBreak="0">
+    <w:nsid w:val="46614D6D"/>
+    <w:multiLevelType w:val="multilevel"/>
+    <w:tmpl w:val="4514999C"/>
+    <w:lvl w:ilvl="0">
+      <w:start w:val="1"/>
+      <w:numFmt w:val="bullet"/>
+      <w:lvlText w:val=""/>
+      <w:lvlJc w:val="left"/>
+      <w:pPr>
+        <w:tabs>
+          <w:tab w:val="num" w:pos="720"/>
+        </w:tabs>
+        <w:ind w:left="720" w:hanging="360"/>
+      </w:pPr>
+      <w:rPr>
+        <w:rFonts w:ascii="Symbol" w:hAnsi="Symbol" w:hint="default"/>
+        <w:sz w:val="20"/>
+      </w:rPr>
+    </w:lvl>
+    <w:lvl w:ilvl="1" w:tentative="1">
+      <w:start w:val="1"/>
+      <w:numFmt w:val="bullet"/>
+      <w:lvlText w:val="o"/>
+      <w:lvlJc w:val="left"/>
+      <w:pPr>
+        <w:tabs>
+          <w:tab w:val="num" w:pos="1440"/>
+        </w:tabs>
+        <w:ind w:left="1440" w:hanging="360"/>
+      </w:pPr>
+      <w:rPr>
+        <w:rFonts w:ascii="Courier New" w:hAnsi="Courier New" w:hint="default"/>
+        <w:sz w:val="20"/>
+      </w:rPr>
+    </w:lvl>
+    <w:lvl w:ilvl="2" w:tentative="1">
+      <w:start w:val="1"/>
+      <w:numFmt w:val="bullet"/>
+      <w:lvlText w:val=""/>
+      <w:lvlJc w:val="left"/>
+      <w:pPr>
+        <w:tabs>
+          <w:tab w:val="num" w:pos="2160"/>
+        </w:tabs>
+        <w:ind w:left="2160" w:hanging="360"/>
+      </w:pPr>
+      <w:rPr>
+        <w:rFonts w:ascii="Wingdings" w:hAnsi="Wingdings" w:hint="default"/>
+        <w:sz w:val="20"/>
+      </w:rPr>
+    </w:lvl>
+    <w:lvl w:ilvl="3" w:tentative="1">
+      <w:start w:val="1"/>
+      <w:numFmt w:val="bullet"/>
+      <w:lvlText w:val=""/>
+      <w:lvlJc w:val="left"/>
+      <w:pPr>
+        <w:tabs>
+          <w:tab w:val="num" w:pos="2880"/>
+        </w:tabs>
+        <w:ind w:left="2880" w:hanging="360"/>
+      </w:pPr>
+      <w:rPr>
+        <w:rFonts w:ascii="Wingdings" w:hAnsi="Wingdings" w:hint="default"/>
+        <w:sz w:val="20"/>
+      </w:rPr>
+    </w:lvl>
+    <w:lvl w:ilvl="4" w:tentative="1">
+      <w:start w:val="1"/>
+      <w:numFmt w:val="bullet"/>
+      <w:lvlText w:val=""/>
+      <w:lvlJc w:val="left"/>
+      <w:pPr>
+        <w:tabs>
+          <w:tab w:val="num" w:pos="3600"/>
+        </w:tabs>
+        <w:ind w:left="3600" w:hanging="360"/>
+      </w:pPr>
+      <w:rPr>
+        <w:rFonts w:ascii="Wingdings" w:hAnsi="Wingdings" w:hint="default"/>
+        <w:sz w:val="20"/>
+      </w:rPr>
+    </w:lvl>
+    <w:lvl w:ilvl="5" w:tentative="1">
+      <w:start w:val="1"/>
+      <w:numFmt w:val="bullet"/>
+      <w:lvlText w:val=""/>
+      <w:lvlJc w:val="left"/>
+      <w:pPr>
+        <w:tabs>
+          <w:tab w:val="num" w:pos="4320"/>
+        </w:tabs>
+        <w:ind w:left="4320" w:hanging="360"/>
+      </w:pPr>
+      <w:rPr>
+        <w:rFonts w:ascii="Wingdings" w:hAnsi="Wingdings" w:hint="default"/>
+        <w:sz w:val="20"/>
+      </w:rPr>
+    </w:lvl>
+    <w:lvl w:ilvl="6" w:tentative="1">
+      <w:start w:val="1"/>
+      <w:numFmt w:val="bullet"/>
+      <w:lvlText w:val=""/>
+      <w:lvlJc w:val="left"/>
+      <w:pPr>
+        <w:tabs>
+          <w:tab w:val="num" w:pos="5040"/>
+        </w:tabs>
+        <w:ind w:left="5040" w:hanging="360"/>
+      </w:pPr>
+      <w:rPr>
+        <w:rFonts w:ascii="Wingdings" w:hAnsi="Wingdings" w:hint="default"/>
+        <w:sz w:val="20"/>
+      </w:rPr>
+    </w:lvl>
+    <w:lvl w:ilvl="7" w:tentative="1">
+      <w:start w:val="1"/>
+      <w:numFmt w:val="bullet"/>
+      <w:lvlText w:val=""/>
+      <w:lvlJc w:val="left"/>
+      <w:pPr>
+        <w:tabs>
+          <w:tab w:val="num" w:pos="5760"/>
+        </w:tabs>
+        <w:ind w:left="5760" w:hanging="360"/>
+      </w:pPr>
+      <w:rPr>
+        <w:rFonts w:ascii="Wingdings" w:hAnsi="Wingdings" w:hint="default"/>
+        <w:sz w:val="20"/>
+      </w:rPr>
+    </w:lvl>
+    <w:lvl w:ilvl="8" w:tentative="1">
+      <w:start w:val="1"/>
+      <w:numFmt w:val="bullet"/>
+      <w:lvlText w:val=""/>
+      <w:lvlJc w:val="left"/>
+      <w:pPr>
+        <w:tabs>
+          <w:tab w:val="num" w:pos="6480"/>
+        </w:tabs>
+        <w:ind w:left="6480" w:hanging="360"/>
+      </w:pPr>
+      <w:rPr>
+        <w:rFonts w:ascii="Wingdings" w:hAnsi="Wingdings" w:hint="default"/>
+        <w:sz w:val="20"/>
+      </w:rPr>
+    </w:lvl>
+  </w:abstractNum>
+  <w:abstractNum w:abstractNumId="1" w15:restartNumberingAfterBreak="0">
     <w:nsid w:val="4D3F3725"/>
     <w:multiLevelType w:val="multilevel"/>
     <w:tmpl w:val="8E7003D8"/>
@@ -1423,7 +1652,7 @@
       </w:rPr>
     </w:lvl>
   </w:abstractNum>
-  <w:abstractNum w:abstractNumId="1" w15:restartNumberingAfterBreak="0">
+  <w:abstractNum w:abstractNumId="2" w15:restartNumberingAfterBreak="0">
     <w:nsid w:val="50F515A3"/>
     <w:multiLevelType w:val="hybridMultilevel"/>
     <w:tmpl w:val="A6A0DA80"/>
@@ -1536,7 +1765,7 @@
       </w:rPr>
     </w:lvl>
   </w:abstractNum>
-  <w:abstractNum w:abstractNumId="2" w15:restartNumberingAfterBreak="0">
+  <w:abstractNum w:abstractNumId="3" w15:restartNumberingAfterBreak="0">
     <w:nsid w:val="5D0A242A"/>
     <w:multiLevelType w:val="hybridMultilevel"/>
     <w:tmpl w:val="6E8A0EB2"/>
@@ -1627,12 +1856,15 @@
     </w:lvl>
   </w:abstractNum>
   <w:num w:numId="1" w16cid:durableId="906645599">
+    <w:abstractNumId w:val="3"/>
+  </w:num>
+  <w:num w:numId="2" w16cid:durableId="571235614">
     <w:abstractNumId w:val="2"/>
   </w:num>
-  <w:num w:numId="2" w16cid:durableId="571235614">
+  <w:num w:numId="3" w16cid:durableId="1971282934">
     <w:abstractNumId w:val="1"/>
   </w:num>
-  <w:num w:numId="3" w16cid:durableId="1971282934">
+  <w:num w:numId="4" w16cid:durableId="1232353622">
     <w:abstractNumId w:val="0"/>
   </w:num>
 </w:numbering>
@@ -2040,7 +2272,6 @@
   <w:style w:type="character" w:default="1" w:styleId="a1">
     <w:name w:val="Default Paragraph Font"/>
     <w:uiPriority w:val="1"/>
-    <w:semiHidden/>
     <w:unhideWhenUsed/>
   </w:style>
   <w:style w:type="table" w:default="1" w:styleId="a2">
@@ -2230,6 +2461,17 @@
     <w:rPr>
       <w:color w:val="605E5C"/>
       <w:shd w:val="clear" w:color="auto" w:fill="E1DFDD"/>
+    </w:rPr>
+  </w:style>
+  <w:style w:type="character" w:styleId="ae">
+    <w:name w:val="Strong"/>
+    <w:basedOn w:val="a1"/>
+    <w:uiPriority w:val="22"/>
+    <w:qFormat/>
+    <w:rsid w:val="00E82801"/>
+    <w:rPr>
+      <w:b/>
+      <w:bCs/>
     </w:rPr>
   </w:style>
 </w:styles>

--- a/documents/Soprovoditelnoe_pismo_2_1.docx
+++ b/documents/Soprovoditelnoe_pismo_2_1.docx
@@ -46,7 +46,7 @@
           <w:bCs/>
           <w:sz w:val="28"/>
           <w:szCs w:val="28"/>
-          <w:lang w:val="en-US" w:eastAsia="ru-RU"/>
+          <w:lang w:eastAsia="ru-RU"/>
         </w:rPr>
       </w:pPr>
       <w:r>
@@ -82,9 +82,11 @@
           <w:szCs w:val="28"/>
           <w:lang w:eastAsia="ru-RU"/>
         </w:rPr>
-        <w:t>От команды ТР-2-</w:t>
-      </w:r>
-      <w:r>
+        <w:t>От команды ТР-2-3</w:t>
+      </w:r>
+    </w:p>
+    <w:p>
+      <w:pPr>
         <w:rPr>
           <w:rFonts w:ascii="Times New Roman" w:eastAsia="Times New Roman" w:hAnsi="Times New Roman" w:cs="Times New Roman"/>
           <w:b/>
@@ -93,668 +95,633 @@
           <w:szCs w:val="28"/>
           <w:lang w:eastAsia="ru-RU"/>
         </w:rPr>
-        <w:t>3</w:t>
-      </w:r>
-    </w:p>
-    <w:p>
-      <w:pPr>
+      </w:pPr>
+    </w:p>
+    <w:p>
+      <w:pPr>
+        <w:rPr>
+          <w:rFonts w:ascii="Times New Roman" w:eastAsia="Times New Roman" w:hAnsi="Times New Roman" w:cs="Times New Roman"/>
+          <w:sz w:val="28"/>
+          <w:szCs w:val="28"/>
+          <w:lang w:eastAsia="ru-RU"/>
+        </w:rPr>
+      </w:pPr>
+      <w:r>
+        <w:rPr>
+          <w:rFonts w:ascii="Times New Roman" w:eastAsia="Times New Roman" w:hAnsi="Times New Roman" w:cs="Times New Roman"/>
+          <w:sz w:val="28"/>
+          <w:szCs w:val="28"/>
+          <w:lang w:eastAsia="ru-RU"/>
+        </w:rPr>
+        <w:t>Тема: Сопроводительное письмо по ТП к презентации проект</w:t>
+      </w:r>
+      <w:r>
+        <w:rPr>
+          <w:rFonts w:ascii="Times New Roman" w:eastAsia="Times New Roman" w:hAnsi="Times New Roman" w:cs="Times New Roman"/>
+          <w:sz w:val="28"/>
+          <w:szCs w:val="28"/>
+          <w:lang w:val="en-US" w:eastAsia="ru-RU"/>
+        </w:rPr>
+        <w:t>a</w:t>
+      </w:r>
+      <w:r>
+        <w:rPr>
+          <w:rFonts w:ascii="Times New Roman" w:eastAsia="Times New Roman" w:hAnsi="Times New Roman" w:cs="Times New Roman"/>
+          <w:sz w:val="28"/>
+          <w:szCs w:val="28"/>
+          <w:lang w:eastAsia="ru-RU"/>
+        </w:rPr>
+        <w:t xml:space="preserve"> </w:t>
+      </w:r>
+      <w:r>
+        <w:rPr>
+          <w:rFonts w:ascii="Times New Roman" w:eastAsia="Times New Roman" w:hAnsi="Times New Roman" w:cs="Times New Roman"/>
+          <w:sz w:val="28"/>
+          <w:szCs w:val="28"/>
+          <w:lang w:eastAsia="ru-RU"/>
+        </w:rPr>
+        <w:t>«</w:t>
+      </w:r>
+      <w:proofErr w:type="spellStart"/>
+      <w:r>
+        <w:rPr>
+          <w:rFonts w:ascii="Times New Roman" w:eastAsia="Times New Roman" w:hAnsi="Times New Roman" w:cs="Times New Roman"/>
+          <w:sz w:val="28"/>
+          <w:szCs w:val="28"/>
+          <w:lang w:val="en-US" w:eastAsia="ru-RU"/>
+        </w:rPr>
+        <w:t>Lingdisp</w:t>
+      </w:r>
+      <w:proofErr w:type="spellEnd"/>
+      <w:r>
+        <w:rPr>
+          <w:rFonts w:ascii="Times New Roman" w:eastAsia="Times New Roman" w:hAnsi="Times New Roman" w:cs="Times New Roman"/>
+          <w:sz w:val="28"/>
+          <w:szCs w:val="28"/>
+          <w:lang w:eastAsia="ru-RU"/>
+        </w:rPr>
+        <w:t>»</w:t>
+      </w:r>
+    </w:p>
+    <w:p>
+      <w:pPr>
+        <w:rPr>
+          <w:rFonts w:ascii="Times New Roman" w:eastAsia="Times New Roman" w:hAnsi="Times New Roman" w:cs="Times New Roman"/>
+          <w:sz w:val="28"/>
+          <w:szCs w:val="28"/>
+          <w:lang w:eastAsia="ru-RU"/>
+        </w:rPr>
+      </w:pPr>
+      <w:r>
+        <w:rPr>
+          <w:rFonts w:ascii="Times New Roman" w:eastAsia="Times New Roman" w:hAnsi="Times New Roman" w:cs="Times New Roman"/>
+          <w:sz w:val="28"/>
+          <w:szCs w:val="28"/>
+          <w:lang w:eastAsia="ru-RU"/>
+        </w:rPr>
+        <w:t>Мы обращаемся к Вам в связи с проектом, над которым наша команда работает в 6 семестре, и хотели представить Вам основные аспекты этого проекта.</w:t>
+      </w:r>
+    </w:p>
+    <w:p>
+      <w:pPr>
+        <w:rPr>
+          <w:rFonts w:ascii="Times New Roman" w:eastAsia="Times New Roman" w:hAnsi="Times New Roman" w:cs="Times New Roman"/>
+          <w:sz w:val="28"/>
+          <w:szCs w:val="28"/>
+          <w:lang w:eastAsia="ru-RU"/>
+        </w:rPr>
+      </w:pPr>
+      <w:r>
+        <w:rPr>
+          <w:rFonts w:ascii="Times New Roman" w:eastAsia="Times New Roman" w:hAnsi="Times New Roman" w:cs="Times New Roman"/>
+          <w:sz w:val="28"/>
+          <w:szCs w:val="28"/>
+          <w:lang w:eastAsia="ru-RU"/>
+        </w:rPr>
+        <w:t xml:space="preserve">Данный проект направлен на разработку приложения, основной функционал, которого заключается в предоставлении онлайн обучения английскому языку </w:t>
+      </w:r>
+      <w:proofErr w:type="spellStart"/>
+      <w:r>
+        <w:rPr>
+          <w:rFonts w:ascii="Times New Roman" w:eastAsia="Times New Roman" w:hAnsi="Times New Roman" w:cs="Times New Roman"/>
+          <w:sz w:val="28"/>
+          <w:szCs w:val="28"/>
+          <w:lang w:val="en-US" w:eastAsia="ru-RU"/>
+        </w:rPr>
+        <w:t>Lingdisp</w:t>
+      </w:r>
+      <w:proofErr w:type="spellEnd"/>
+      <w:r>
+        <w:rPr>
+          <w:rFonts w:ascii="Times New Roman" w:eastAsia="Times New Roman" w:hAnsi="Times New Roman" w:cs="Times New Roman"/>
+          <w:sz w:val="28"/>
+          <w:szCs w:val="28"/>
+          <w:lang w:eastAsia="ru-RU"/>
+        </w:rPr>
+        <w:t>.</w:t>
+      </w:r>
+    </w:p>
+    <w:p>
+      <w:pPr>
+        <w:rPr>
+          <w:rFonts w:ascii="Times New Roman" w:eastAsia="Times New Roman" w:hAnsi="Times New Roman" w:cs="Times New Roman"/>
+          <w:sz w:val="28"/>
+          <w:szCs w:val="28"/>
+          <w:lang w:eastAsia="ru-RU"/>
+        </w:rPr>
+      </w:pPr>
+      <w:r>
+        <w:rPr>
+          <w:rFonts w:ascii="Times New Roman" w:eastAsia="Times New Roman" w:hAnsi="Times New Roman" w:cs="Times New Roman"/>
+          <w:sz w:val="28"/>
+          <w:szCs w:val="28"/>
+          <w:lang w:eastAsia="ru-RU"/>
+        </w:rPr>
+        <w:t>Наша команда состоит из 3-х студентов 2 группы, каждый из которых внес свой вклад в создание данного проекта. Роли и обязанности в нашей команде были распределены следующим образом:</w:t>
+      </w:r>
+    </w:p>
+    <w:p>
+      <w:pPr>
+        <w:rPr>
+          <w:rFonts w:ascii="Times New Roman" w:eastAsia="Times New Roman" w:hAnsi="Times New Roman" w:cs="Times New Roman"/>
+          <w:sz w:val="28"/>
+          <w:szCs w:val="28"/>
+          <w:lang w:eastAsia="ru-RU"/>
+        </w:rPr>
+      </w:pPr>
+      <w:r>
+        <w:rPr>
+          <w:rFonts w:ascii="Times New Roman" w:eastAsia="Times New Roman" w:hAnsi="Times New Roman" w:cs="Times New Roman"/>
+          <w:sz w:val="28"/>
+          <w:szCs w:val="28"/>
+          <w:lang w:eastAsia="ru-RU"/>
+        </w:rPr>
+        <w:t xml:space="preserve"> </w:t>
+      </w:r>
+      <w:r>
+        <w:rPr>
+          <w:rFonts w:ascii="Times New Roman" w:eastAsia="Times New Roman" w:hAnsi="Times New Roman" w:cs="Times New Roman"/>
+          <w:sz w:val="28"/>
+          <w:szCs w:val="28"/>
+          <w:lang w:eastAsia="ru-RU"/>
+        </w:rPr>
+        <w:sym w:font="Symbol" w:char="F0BE"/>
+      </w:r>
+      <w:r>
+        <w:rPr>
+          <w:rFonts w:ascii="Times New Roman" w:eastAsia="Times New Roman" w:hAnsi="Times New Roman" w:cs="Times New Roman"/>
+          <w:sz w:val="28"/>
+          <w:szCs w:val="28"/>
+          <w:lang w:eastAsia="ru-RU"/>
+        </w:rPr>
+        <w:t xml:space="preserve">Щеголев Тимофей </w:t>
+      </w:r>
+      <w:proofErr w:type="gramStart"/>
+      <w:r>
+        <w:rPr>
+          <w:rFonts w:ascii="Times New Roman" w:eastAsia="Times New Roman" w:hAnsi="Times New Roman" w:cs="Times New Roman"/>
+          <w:sz w:val="28"/>
+          <w:szCs w:val="28"/>
+          <w:lang w:eastAsia="ru-RU"/>
+        </w:rPr>
+        <w:t>Юрьевич .</w:t>
+      </w:r>
+      <w:proofErr w:type="gramEnd"/>
+      <w:r>
+        <w:rPr>
+          <w:rFonts w:ascii="Times New Roman" w:eastAsia="Times New Roman" w:hAnsi="Times New Roman" w:cs="Times New Roman"/>
+          <w:sz w:val="28"/>
+          <w:szCs w:val="28"/>
+          <w:lang w:eastAsia="ru-RU"/>
+        </w:rPr>
+        <w:t xml:space="preserve"> Владелец продукта, руководитель проекта. Создание концепции продукта, предоставление MVP, написание ТЗ заказчику, руководство командой разработки, проведение бизнес-тестирования продукта, оформление документации и удаленного репозитория, согласование используемого стека технологий.</w:t>
+      </w:r>
+    </w:p>
+    <w:p>
+      <w:pPr>
+        <w:rPr>
+          <w:rFonts w:ascii="Times New Roman" w:eastAsia="Times New Roman" w:hAnsi="Times New Roman" w:cs="Times New Roman"/>
+          <w:sz w:val="28"/>
+          <w:szCs w:val="28"/>
+          <w:lang w:val="en-US" w:eastAsia="ru-RU"/>
+        </w:rPr>
+      </w:pPr>
+      <w:r>
+        <w:rPr>
+          <w:rFonts w:ascii="Times New Roman" w:eastAsia="Times New Roman" w:hAnsi="Times New Roman" w:cs="Times New Roman"/>
+          <w:sz w:val="28"/>
+          <w:szCs w:val="28"/>
+          <w:lang w:eastAsia="ru-RU"/>
+        </w:rPr>
+        <w:t xml:space="preserve"> </w:t>
+      </w:r>
+      <w:r>
+        <w:rPr>
+          <w:rFonts w:ascii="Times New Roman" w:eastAsia="Times New Roman" w:hAnsi="Times New Roman" w:cs="Times New Roman"/>
+          <w:sz w:val="28"/>
+          <w:szCs w:val="28"/>
+          <w:lang w:eastAsia="ru-RU"/>
+        </w:rPr>
+        <w:sym w:font="Symbol" w:char="F0BE"/>
+      </w:r>
+      <w:r>
+        <w:rPr>
+          <w:rFonts w:ascii="Times New Roman" w:eastAsia="Times New Roman" w:hAnsi="Times New Roman" w:cs="Times New Roman"/>
+          <w:sz w:val="28"/>
+          <w:szCs w:val="28"/>
+          <w:lang w:eastAsia="ru-RU"/>
+        </w:rPr>
+        <w:t xml:space="preserve">Путилин Иван Евгеньевич.  Software </w:t>
+      </w:r>
+      <w:proofErr w:type="spellStart"/>
+      <w:r>
+        <w:rPr>
+          <w:rFonts w:ascii="Times New Roman" w:eastAsia="Times New Roman" w:hAnsi="Times New Roman" w:cs="Times New Roman"/>
+          <w:sz w:val="28"/>
+          <w:szCs w:val="28"/>
+          <w:lang w:eastAsia="ru-RU"/>
+        </w:rPr>
+        <w:t>engineer</w:t>
+      </w:r>
+      <w:proofErr w:type="spellEnd"/>
+      <w:r>
+        <w:rPr>
+          <w:rFonts w:ascii="Times New Roman" w:eastAsia="Times New Roman" w:hAnsi="Times New Roman" w:cs="Times New Roman"/>
+          <w:sz w:val="28"/>
+          <w:szCs w:val="28"/>
+          <w:lang w:eastAsia="ru-RU"/>
+        </w:rPr>
+        <w:t xml:space="preserve">. </w:t>
+      </w:r>
+      <w:r>
+        <w:rPr>
+          <w:rFonts w:ascii="Times New Roman" w:eastAsia="Times New Roman" w:hAnsi="Times New Roman" w:cs="Times New Roman"/>
+          <w:sz w:val="28"/>
+          <w:szCs w:val="28"/>
+          <w:lang w:val="en-US" w:eastAsia="ru-RU"/>
+        </w:rPr>
+        <w:t>DB Developer, BA &amp; Tech Writer, Backend-Developer.</w:t>
+      </w:r>
+    </w:p>
+    <w:p>
+      <w:pPr>
+        <w:rPr>
+          <w:rFonts w:ascii="Times New Roman" w:eastAsia="Times New Roman" w:hAnsi="Times New Roman" w:cs="Times New Roman"/>
+          <w:sz w:val="28"/>
+          <w:szCs w:val="28"/>
+          <w:lang w:eastAsia="ru-RU"/>
+        </w:rPr>
+      </w:pPr>
+      <w:r>
+        <w:rPr>
+          <w:rFonts w:ascii="Times New Roman" w:eastAsia="Times New Roman" w:hAnsi="Times New Roman" w:cs="Times New Roman"/>
+          <w:sz w:val="28"/>
+          <w:szCs w:val="28"/>
+          <w:lang w:eastAsia="ru-RU"/>
+        </w:rPr>
+        <w:sym w:font="Symbol" w:char="F0BE"/>
+      </w:r>
+      <w:r>
+        <w:rPr>
+          <w:rFonts w:ascii="Times New Roman" w:eastAsia="Times New Roman" w:hAnsi="Times New Roman" w:cs="Times New Roman"/>
+          <w:sz w:val="28"/>
+          <w:szCs w:val="28"/>
+          <w:lang w:eastAsia="ru-RU"/>
+        </w:rPr>
+        <w:t xml:space="preserve"> Калач Максим Иванович. </w:t>
+      </w:r>
+      <w:r>
+        <w:rPr>
+          <w:rFonts w:ascii="Times New Roman" w:eastAsia="Times New Roman" w:hAnsi="Times New Roman" w:cs="Times New Roman"/>
+          <w:sz w:val="28"/>
+          <w:szCs w:val="28"/>
+          <w:lang w:val="en-US" w:eastAsia="ru-RU"/>
+        </w:rPr>
+        <w:t>Software</w:t>
+      </w:r>
+      <w:r>
+        <w:rPr>
+          <w:rFonts w:ascii="Times New Roman" w:eastAsia="Times New Roman" w:hAnsi="Times New Roman" w:cs="Times New Roman"/>
+          <w:sz w:val="28"/>
+          <w:szCs w:val="28"/>
+          <w:lang w:eastAsia="ru-RU"/>
+        </w:rPr>
+        <w:t xml:space="preserve"> </w:t>
+      </w:r>
+      <w:r>
+        <w:rPr>
+          <w:rFonts w:ascii="Times New Roman" w:eastAsia="Times New Roman" w:hAnsi="Times New Roman" w:cs="Times New Roman"/>
+          <w:sz w:val="28"/>
+          <w:szCs w:val="28"/>
+          <w:lang w:val="en-US" w:eastAsia="ru-RU"/>
+        </w:rPr>
+        <w:t>engineer</w:t>
+      </w:r>
+      <w:r>
+        <w:rPr>
+          <w:rFonts w:ascii="Times New Roman" w:eastAsia="Times New Roman" w:hAnsi="Times New Roman" w:cs="Times New Roman"/>
+          <w:sz w:val="28"/>
+          <w:szCs w:val="28"/>
+          <w:lang w:eastAsia="ru-RU"/>
+        </w:rPr>
+        <w:t xml:space="preserve">. </w:t>
+      </w:r>
+      <w:r>
+        <w:rPr>
+          <w:rFonts w:ascii="Times New Roman" w:eastAsia="Times New Roman" w:hAnsi="Times New Roman" w:cs="Times New Roman"/>
+          <w:sz w:val="28"/>
+          <w:szCs w:val="28"/>
+          <w:lang w:val="en-US" w:eastAsia="ru-RU"/>
+        </w:rPr>
+        <w:t>Frontend</w:t>
+      </w:r>
+      <w:r>
+        <w:rPr>
+          <w:rFonts w:ascii="Times New Roman" w:eastAsia="Times New Roman" w:hAnsi="Times New Roman" w:cs="Times New Roman"/>
+          <w:sz w:val="28"/>
+          <w:szCs w:val="28"/>
+          <w:lang w:eastAsia="ru-RU"/>
+        </w:rPr>
+        <w:t xml:space="preserve"> </w:t>
+      </w:r>
+      <w:r>
+        <w:rPr>
+          <w:rFonts w:ascii="Times New Roman" w:eastAsia="Times New Roman" w:hAnsi="Times New Roman" w:cs="Times New Roman"/>
+          <w:sz w:val="28"/>
+          <w:szCs w:val="28"/>
+          <w:lang w:val="en-US" w:eastAsia="ru-RU"/>
+        </w:rPr>
+        <w:t>Developer</w:t>
+      </w:r>
+      <w:r>
+        <w:rPr>
+          <w:rFonts w:ascii="Times New Roman" w:eastAsia="Times New Roman" w:hAnsi="Times New Roman" w:cs="Times New Roman"/>
+          <w:sz w:val="28"/>
+          <w:szCs w:val="28"/>
+          <w:lang w:eastAsia="ru-RU"/>
+        </w:rPr>
+        <w:t xml:space="preserve">, </w:t>
+      </w:r>
+      <w:r>
+        <w:rPr>
+          <w:rFonts w:ascii="Times New Roman" w:eastAsia="Times New Roman" w:hAnsi="Times New Roman" w:cs="Times New Roman"/>
+          <w:sz w:val="28"/>
+          <w:szCs w:val="28"/>
+          <w:lang w:val="en-US" w:eastAsia="ru-RU"/>
+        </w:rPr>
+        <w:t>Designer</w:t>
+      </w:r>
+      <w:r>
+        <w:rPr>
+          <w:rFonts w:ascii="Times New Roman" w:eastAsia="Times New Roman" w:hAnsi="Times New Roman" w:cs="Times New Roman"/>
+          <w:sz w:val="28"/>
+          <w:szCs w:val="28"/>
+          <w:lang w:eastAsia="ru-RU"/>
+        </w:rPr>
+        <w:t xml:space="preserve">. </w:t>
+      </w:r>
+    </w:p>
+    <w:p>
+      <w:pPr>
+        <w:rPr>
+          <w:rFonts w:ascii="Times New Roman" w:eastAsia="Times New Roman" w:hAnsi="Times New Roman" w:cs="Times New Roman"/>
+          <w:sz w:val="28"/>
+          <w:szCs w:val="28"/>
+          <w:lang w:eastAsia="ru-RU"/>
+        </w:rPr>
+      </w:pPr>
+      <w:r>
+        <w:rPr>
+          <w:rFonts w:ascii="Times New Roman" w:eastAsia="Times New Roman" w:hAnsi="Times New Roman" w:cs="Times New Roman"/>
+          <w:sz w:val="28"/>
+          <w:szCs w:val="28"/>
+          <w:lang w:eastAsia="ru-RU"/>
+        </w:rPr>
+        <w:t>В ходе разработки наша команда столкнулась с некоторыми проблемами:</w:t>
+      </w:r>
+    </w:p>
+    <w:p>
+      <w:pPr>
+        <w:rPr>
+          <w:rFonts w:ascii="Times New Roman" w:eastAsia="Times New Roman" w:hAnsi="Times New Roman" w:cs="Times New Roman"/>
+          <w:sz w:val="28"/>
+          <w:szCs w:val="28"/>
+          <w:lang w:eastAsia="ru-RU"/>
+        </w:rPr>
+      </w:pPr>
+      <w:r>
+        <w:rPr>
+          <w:rFonts w:ascii="Times New Roman" w:eastAsia="Times New Roman" w:hAnsi="Times New Roman" w:cs="Times New Roman"/>
+          <w:sz w:val="28"/>
+          <w:szCs w:val="28"/>
+          <w:lang w:eastAsia="ru-RU"/>
+        </w:rPr>
+        <w:sym w:font="Symbol" w:char="F0BE"/>
+      </w:r>
+      <w:r>
+        <w:rPr>
+          <w:rFonts w:ascii="Times New Roman" w:eastAsia="Times New Roman" w:hAnsi="Times New Roman" w:cs="Times New Roman"/>
+          <w:sz w:val="28"/>
+          <w:szCs w:val="28"/>
+          <w:lang w:eastAsia="ru-RU"/>
+        </w:rPr>
+        <w:t xml:space="preserve"> Нехватка опыта;</w:t>
+      </w:r>
+    </w:p>
+    <w:p>
+      <w:pPr>
+        <w:rPr>
+          <w:rFonts w:ascii="Times New Roman" w:eastAsia="Times New Roman" w:hAnsi="Times New Roman" w:cs="Times New Roman"/>
+          <w:sz w:val="28"/>
+          <w:szCs w:val="28"/>
+          <w:lang w:eastAsia="ru-RU"/>
+        </w:rPr>
+      </w:pPr>
+      <w:r>
+        <w:rPr>
+          <w:rFonts w:ascii="Times New Roman" w:eastAsia="Times New Roman" w:hAnsi="Times New Roman" w:cs="Times New Roman"/>
+          <w:sz w:val="28"/>
+          <w:szCs w:val="28"/>
+          <w:lang w:eastAsia="ru-RU"/>
+        </w:rPr>
+        <w:t xml:space="preserve"> </w:t>
+      </w:r>
+      <w:r>
+        <w:rPr>
+          <w:rFonts w:ascii="Times New Roman" w:eastAsia="Times New Roman" w:hAnsi="Times New Roman" w:cs="Times New Roman"/>
+          <w:sz w:val="28"/>
+          <w:szCs w:val="28"/>
+          <w:lang w:eastAsia="ru-RU"/>
+        </w:rPr>
+        <w:sym w:font="Symbol" w:char="F0BE"/>
+      </w:r>
+      <w:r>
+        <w:rPr>
+          <w:rFonts w:ascii="Times New Roman" w:eastAsia="Times New Roman" w:hAnsi="Times New Roman" w:cs="Times New Roman"/>
+          <w:sz w:val="28"/>
+          <w:szCs w:val="28"/>
+          <w:lang w:eastAsia="ru-RU"/>
+        </w:rPr>
+        <w:t xml:space="preserve"> Не подходящая методология; </w:t>
+      </w:r>
+    </w:p>
+    <w:p>
+      <w:pPr>
+        <w:rPr>
+          <w:rFonts w:ascii="Times New Roman" w:eastAsia="Times New Roman" w:hAnsi="Times New Roman" w:cs="Times New Roman"/>
+          <w:sz w:val="28"/>
+          <w:szCs w:val="28"/>
+          <w:lang w:eastAsia="ru-RU"/>
+        </w:rPr>
+      </w:pPr>
+      <w:r>
+        <w:rPr>
+          <w:rFonts w:ascii="Times New Roman" w:eastAsia="Times New Roman" w:hAnsi="Times New Roman" w:cs="Times New Roman"/>
+          <w:sz w:val="28"/>
+          <w:szCs w:val="28"/>
+          <w:lang w:eastAsia="ru-RU"/>
+        </w:rPr>
+        <w:sym w:font="Symbol" w:char="F0BE"/>
+      </w:r>
+      <w:r>
+        <w:rPr>
+          <w:rFonts w:ascii="Times New Roman" w:eastAsia="Times New Roman" w:hAnsi="Times New Roman" w:cs="Times New Roman"/>
+          <w:sz w:val="28"/>
+          <w:szCs w:val="28"/>
+          <w:lang w:eastAsia="ru-RU"/>
+        </w:rPr>
+        <w:t xml:space="preserve"> Сложности выбора архитектуры;</w:t>
+      </w:r>
+    </w:p>
+    <w:p>
+      <w:pPr>
+        <w:rPr>
+          <w:rFonts w:ascii="Times New Roman" w:eastAsia="Times New Roman" w:hAnsi="Times New Roman" w:cs="Times New Roman"/>
+          <w:sz w:val="28"/>
+          <w:szCs w:val="28"/>
+          <w:lang w:eastAsia="ru-RU"/>
+        </w:rPr>
+      </w:pPr>
+      <w:r>
+        <w:rPr>
+          <w:rFonts w:ascii="Times New Roman" w:eastAsia="Times New Roman" w:hAnsi="Times New Roman" w:cs="Times New Roman"/>
+          <w:sz w:val="28"/>
+          <w:szCs w:val="28"/>
+          <w:lang w:eastAsia="ru-RU"/>
+        </w:rPr>
+        <w:t xml:space="preserve"> </w:t>
+      </w:r>
+      <w:r>
+        <w:rPr>
+          <w:rFonts w:ascii="Times New Roman" w:eastAsia="Times New Roman" w:hAnsi="Times New Roman" w:cs="Times New Roman"/>
+          <w:sz w:val="28"/>
+          <w:szCs w:val="28"/>
+          <w:lang w:eastAsia="ru-RU"/>
+        </w:rPr>
+        <w:sym w:font="Symbol" w:char="F0BE"/>
+      </w:r>
+      <w:r>
+        <w:rPr>
+          <w:rFonts w:ascii="Times New Roman" w:eastAsia="Times New Roman" w:hAnsi="Times New Roman" w:cs="Times New Roman"/>
+          <w:sz w:val="28"/>
+          <w:szCs w:val="28"/>
+          <w:lang w:eastAsia="ru-RU"/>
+        </w:rPr>
+        <w:t xml:space="preserve"> Нехватка ресурсов; </w:t>
+      </w:r>
+    </w:p>
+    <w:p>
+      <w:pPr>
+        <w:rPr>
+          <w:rFonts w:ascii="Times New Roman" w:eastAsia="Times New Roman" w:hAnsi="Times New Roman" w:cs="Times New Roman"/>
+          <w:sz w:val="28"/>
+          <w:szCs w:val="28"/>
+          <w:lang w:eastAsia="ru-RU"/>
+        </w:rPr>
+      </w:pPr>
+      <w:r>
+        <w:rPr>
+          <w:rFonts w:ascii="Times New Roman" w:eastAsia="Times New Roman" w:hAnsi="Times New Roman" w:cs="Times New Roman"/>
+          <w:sz w:val="28"/>
+          <w:szCs w:val="28"/>
+          <w:lang w:eastAsia="ru-RU"/>
+        </w:rPr>
+        <w:sym w:font="Symbol" w:char="F0BE"/>
+      </w:r>
+      <w:r>
+        <w:rPr>
+          <w:rFonts w:ascii="Times New Roman" w:eastAsia="Times New Roman" w:hAnsi="Times New Roman" w:cs="Times New Roman"/>
+          <w:sz w:val="28"/>
+          <w:szCs w:val="28"/>
+          <w:lang w:eastAsia="ru-RU"/>
+        </w:rPr>
+        <w:t xml:space="preserve"> Нарушение устава проекта;</w:t>
+      </w:r>
+    </w:p>
+    <w:p>
+      <w:pPr>
+        <w:rPr>
+          <w:rFonts w:ascii="Times New Roman" w:eastAsia="Times New Roman" w:hAnsi="Times New Roman" w:cs="Times New Roman"/>
+          <w:sz w:val="28"/>
+          <w:szCs w:val="28"/>
+          <w:lang w:eastAsia="ru-RU"/>
+        </w:rPr>
+      </w:pPr>
+      <w:r>
+        <w:rPr>
+          <w:rFonts w:ascii="Times New Roman" w:eastAsia="Times New Roman" w:hAnsi="Times New Roman" w:cs="Times New Roman"/>
+          <w:sz w:val="28"/>
+          <w:szCs w:val="28"/>
+          <w:lang w:eastAsia="ru-RU"/>
+        </w:rPr>
+        <w:t xml:space="preserve"> </w:t>
+      </w:r>
+      <w:r>
+        <w:rPr>
+          <w:rFonts w:ascii="Times New Roman" w:eastAsia="Times New Roman" w:hAnsi="Times New Roman" w:cs="Times New Roman"/>
+          <w:sz w:val="28"/>
+          <w:szCs w:val="28"/>
+          <w:lang w:eastAsia="ru-RU"/>
+        </w:rPr>
+        <w:sym w:font="Symbol" w:char="F0BE"/>
+      </w:r>
+      <w:r>
+        <w:rPr>
+          <w:rFonts w:ascii="Times New Roman" w:eastAsia="Times New Roman" w:hAnsi="Times New Roman" w:cs="Times New Roman"/>
+          <w:sz w:val="28"/>
+          <w:szCs w:val="28"/>
+          <w:lang w:eastAsia="ru-RU"/>
+        </w:rPr>
+        <w:t xml:space="preserve"> Небольшое количество документации; Решение проблем осуществлялось только с помощью онлайн встреч.</w:t>
+      </w:r>
+    </w:p>
+    <w:p>
+      <w:pPr>
+        <w:ind w:left="6372" w:firstLine="708"/>
         <w:rPr>
           <w:rFonts w:ascii="Times New Roman" w:eastAsia="Times New Roman" w:hAnsi="Times New Roman" w:cs="Times New Roman"/>
           <w:b/>
           <w:bCs/>
           <w:sz w:val="28"/>
           <w:szCs w:val="28"/>
-          <w:lang w:val="en-US" w:eastAsia="ru-RU"/>
-        </w:rPr>
-      </w:pPr>
-    </w:p>
-    <w:p>
-      <w:pPr>
-        <w:rPr>
-          <w:rFonts w:ascii="Times New Roman" w:eastAsia="Times New Roman" w:hAnsi="Times New Roman" w:cs="Times New Roman"/>
-          <w:sz w:val="28"/>
-          <w:szCs w:val="28"/>
-          <w:lang w:val="en-US" w:eastAsia="ru-RU"/>
-        </w:rPr>
-      </w:pPr>
-      <w:r>
-        <w:rPr>
-          <w:rFonts w:ascii="Times New Roman" w:eastAsia="Times New Roman" w:hAnsi="Times New Roman" w:cs="Times New Roman"/>
-          <w:sz w:val="28"/>
-          <w:szCs w:val="28"/>
-          <w:lang w:eastAsia="ru-RU"/>
-        </w:rPr>
-        <w:t>Тема: Сопроводительное письмо по ТП к презентации проект</w:t>
-      </w:r>
-      <w:r>
-        <w:rPr>
-          <w:rFonts w:ascii="Times New Roman" w:eastAsia="Times New Roman" w:hAnsi="Times New Roman" w:cs="Times New Roman"/>
-          <w:sz w:val="28"/>
-          <w:szCs w:val="28"/>
-          <w:lang w:val="en-US" w:eastAsia="ru-RU"/>
-        </w:rPr>
-        <w:t>a</w:t>
-      </w:r>
-      <w:r>
-        <w:rPr>
-          <w:rFonts w:ascii="Times New Roman" w:eastAsia="Times New Roman" w:hAnsi="Times New Roman" w:cs="Times New Roman"/>
-          <w:sz w:val="28"/>
-          <w:szCs w:val="28"/>
-          <w:lang w:eastAsia="ru-RU"/>
-        </w:rPr>
-        <w:t xml:space="preserve"> </w:t>
-      </w:r>
-      <w:r>
-        <w:rPr>
-          <w:rFonts w:ascii="Times New Roman" w:eastAsia="Times New Roman" w:hAnsi="Times New Roman" w:cs="Times New Roman"/>
-          <w:sz w:val="28"/>
-          <w:szCs w:val="28"/>
-          <w:lang w:eastAsia="ru-RU"/>
-        </w:rPr>
-        <w:t>«</w:t>
-      </w:r>
-      <w:proofErr w:type="spellStart"/>
-      <w:r>
-        <w:rPr>
-          <w:rFonts w:ascii="Times New Roman" w:eastAsia="Times New Roman" w:hAnsi="Times New Roman" w:cs="Times New Roman"/>
-          <w:sz w:val="28"/>
-          <w:szCs w:val="28"/>
-          <w:lang w:val="en-US" w:eastAsia="ru-RU"/>
-        </w:rPr>
-        <w:t>Lingdisp</w:t>
-      </w:r>
-      <w:proofErr w:type="spellEnd"/>
-      <w:r>
-        <w:rPr>
-          <w:rFonts w:ascii="Times New Roman" w:eastAsia="Times New Roman" w:hAnsi="Times New Roman" w:cs="Times New Roman"/>
-          <w:sz w:val="28"/>
-          <w:szCs w:val="28"/>
-          <w:lang w:eastAsia="ru-RU"/>
-        </w:rPr>
-        <w:t>»</w:t>
-      </w:r>
-    </w:p>
-    <w:p>
-      <w:pPr>
-        <w:rPr>
-          <w:rFonts w:ascii="Times New Roman" w:eastAsia="Times New Roman" w:hAnsi="Times New Roman" w:cs="Times New Roman"/>
-          <w:sz w:val="28"/>
-          <w:szCs w:val="28"/>
-          <w:lang w:val="en-US" w:eastAsia="ru-RU"/>
-        </w:rPr>
-      </w:pPr>
-      <w:r>
-        <w:rPr>
-          <w:rFonts w:ascii="Times New Roman" w:eastAsia="Times New Roman" w:hAnsi="Times New Roman" w:cs="Times New Roman"/>
-          <w:sz w:val="28"/>
-          <w:szCs w:val="28"/>
-          <w:lang w:eastAsia="ru-RU"/>
-        </w:rPr>
-        <w:t>Мы обращаемся к Вам в связи с проектом, над которым наша команда работает в 6 семестре, и хотели представить Вам основные аспекты этого проекта.</w:t>
-      </w:r>
-    </w:p>
-    <w:p>
-      <w:pPr>
-        <w:rPr>
-          <w:rFonts w:ascii="Times New Roman" w:eastAsia="Times New Roman" w:hAnsi="Times New Roman" w:cs="Times New Roman"/>
-          <w:sz w:val="28"/>
-          <w:szCs w:val="28"/>
-          <w:lang w:val="en-US" w:eastAsia="ru-RU"/>
-        </w:rPr>
-      </w:pPr>
-      <w:r>
-        <w:rPr>
-          <w:rFonts w:ascii="Times New Roman" w:eastAsia="Times New Roman" w:hAnsi="Times New Roman" w:cs="Times New Roman"/>
-          <w:sz w:val="28"/>
-          <w:szCs w:val="28"/>
-          <w:lang w:eastAsia="ru-RU"/>
-        </w:rPr>
-        <w:t xml:space="preserve">Данный проект направлен на разработку </w:t>
-      </w:r>
-      <w:r>
-        <w:rPr>
-          <w:rFonts w:ascii="Times New Roman" w:eastAsia="Times New Roman" w:hAnsi="Times New Roman" w:cs="Times New Roman"/>
-          <w:sz w:val="28"/>
-          <w:szCs w:val="28"/>
-          <w:lang w:eastAsia="ru-RU"/>
-        </w:rPr>
-        <w:t>приложения</w:t>
-      </w:r>
-      <w:r>
-        <w:rPr>
-          <w:rFonts w:ascii="Times New Roman" w:eastAsia="Times New Roman" w:hAnsi="Times New Roman" w:cs="Times New Roman"/>
-          <w:sz w:val="28"/>
-          <w:szCs w:val="28"/>
-          <w:lang w:eastAsia="ru-RU"/>
-        </w:rPr>
-        <w:t xml:space="preserve">, </w:t>
-      </w:r>
-      <w:r>
-        <w:rPr>
-          <w:rFonts w:ascii="Times New Roman" w:eastAsia="Times New Roman" w:hAnsi="Times New Roman" w:cs="Times New Roman"/>
-          <w:sz w:val="28"/>
-          <w:szCs w:val="28"/>
-          <w:lang w:eastAsia="ru-RU"/>
-        </w:rPr>
-        <w:t xml:space="preserve">основной функционал, которого заключается в предоставлении онлайн обучения английскому языку </w:t>
-      </w:r>
-      <w:proofErr w:type="spellStart"/>
-      <w:r>
-        <w:rPr>
-          <w:rFonts w:ascii="Times New Roman" w:eastAsia="Times New Roman" w:hAnsi="Times New Roman" w:cs="Times New Roman"/>
-          <w:sz w:val="28"/>
-          <w:szCs w:val="28"/>
-          <w:lang w:val="en-US" w:eastAsia="ru-RU"/>
-        </w:rPr>
-        <w:t>Lingdisp</w:t>
-      </w:r>
-      <w:proofErr w:type="spellEnd"/>
-      <w:r>
-        <w:rPr>
-          <w:rFonts w:ascii="Times New Roman" w:eastAsia="Times New Roman" w:hAnsi="Times New Roman" w:cs="Times New Roman"/>
-          <w:sz w:val="28"/>
-          <w:szCs w:val="28"/>
-          <w:lang w:eastAsia="ru-RU"/>
-        </w:rPr>
-        <w:t>.</w:t>
-      </w:r>
-    </w:p>
-    <w:p>
-      <w:pPr>
-        <w:rPr>
-          <w:rFonts w:ascii="Times New Roman" w:eastAsia="Times New Roman" w:hAnsi="Times New Roman" w:cs="Times New Roman"/>
-          <w:sz w:val="28"/>
-          <w:szCs w:val="28"/>
-          <w:lang w:val="en-US" w:eastAsia="ru-RU"/>
-        </w:rPr>
-      </w:pPr>
-      <w:r>
-        <w:rPr>
-          <w:rFonts w:ascii="Times New Roman" w:eastAsia="Times New Roman" w:hAnsi="Times New Roman" w:cs="Times New Roman"/>
-          <w:sz w:val="28"/>
-          <w:szCs w:val="28"/>
-          <w:lang w:eastAsia="ru-RU"/>
-        </w:rPr>
-        <w:t>Наша команда состоит из 3-х студентов 2 группы, каждый из которых внес свой вклад в создание данного проекта. Роли и обязанности в нашей команде были распределены следующим образом:</w:t>
-      </w:r>
-    </w:p>
-    <w:p>
-      <w:pPr>
-        <w:rPr>
-          <w:rFonts w:ascii="Times New Roman" w:eastAsia="Times New Roman" w:hAnsi="Times New Roman" w:cs="Times New Roman"/>
-          <w:sz w:val="28"/>
-          <w:szCs w:val="28"/>
-          <w:lang w:val="en-US" w:eastAsia="ru-RU"/>
-        </w:rPr>
-      </w:pPr>
-      <w:r>
-        <w:rPr>
-          <w:rFonts w:ascii="Times New Roman" w:eastAsia="Times New Roman" w:hAnsi="Times New Roman" w:cs="Times New Roman"/>
-          <w:sz w:val="28"/>
-          <w:szCs w:val="28"/>
-          <w:lang w:eastAsia="ru-RU"/>
-        </w:rPr>
-        <w:t xml:space="preserve"> </w:t>
-      </w:r>
-      <w:r>
-        <w:rPr>
-          <w:rFonts w:ascii="Times New Roman" w:eastAsia="Times New Roman" w:hAnsi="Times New Roman" w:cs="Times New Roman"/>
-          <w:sz w:val="28"/>
-          <w:szCs w:val="28"/>
-          <w:lang w:eastAsia="ru-RU"/>
-        </w:rPr>
-        <w:sym w:font="Symbol" w:char="F0BE"/>
-      </w:r>
-      <w:r>
-        <w:rPr>
-          <w:rFonts w:ascii="Times New Roman" w:eastAsia="Times New Roman" w:hAnsi="Times New Roman" w:cs="Times New Roman"/>
-          <w:sz w:val="28"/>
-          <w:szCs w:val="28"/>
-          <w:lang w:eastAsia="ru-RU"/>
-        </w:rPr>
-        <w:t xml:space="preserve">Щеголев Тимофей </w:t>
-      </w:r>
-      <w:proofErr w:type="gramStart"/>
-      <w:r>
-        <w:rPr>
-          <w:rFonts w:ascii="Times New Roman" w:eastAsia="Times New Roman" w:hAnsi="Times New Roman" w:cs="Times New Roman"/>
-          <w:sz w:val="28"/>
-          <w:szCs w:val="28"/>
-          <w:lang w:eastAsia="ru-RU"/>
-        </w:rPr>
-        <w:t xml:space="preserve">Юрьевич </w:t>
-      </w:r>
-      <w:r>
-        <w:rPr>
-          <w:rFonts w:ascii="Times New Roman" w:eastAsia="Times New Roman" w:hAnsi="Times New Roman" w:cs="Times New Roman"/>
-          <w:sz w:val="28"/>
-          <w:szCs w:val="28"/>
-          <w:lang w:eastAsia="ru-RU"/>
-        </w:rPr>
-        <w:t>.</w:t>
-      </w:r>
-      <w:proofErr w:type="gramEnd"/>
-      <w:r>
-        <w:rPr>
-          <w:rFonts w:ascii="Times New Roman" w:eastAsia="Times New Roman" w:hAnsi="Times New Roman" w:cs="Times New Roman"/>
-          <w:sz w:val="28"/>
-          <w:szCs w:val="28"/>
-          <w:lang w:eastAsia="ru-RU"/>
-        </w:rPr>
-        <w:t xml:space="preserve"> Владелец продукта, руководитель проекта. Создание концепции продукта, предоставление MVP, написание ТЗ заказчику, руководство командой разработки, проведение бизнес-тестирования продукта, оформление документации и удаленного репозитория, согласование используемого стека технологий.</w:t>
-      </w:r>
-    </w:p>
-    <w:p>
-      <w:pPr>
-        <w:rPr>
-          <w:rFonts w:ascii="Times New Roman" w:eastAsia="Times New Roman" w:hAnsi="Times New Roman" w:cs="Times New Roman"/>
-          <w:sz w:val="28"/>
-          <w:szCs w:val="28"/>
-          <w:lang w:val="en-US" w:eastAsia="ru-RU"/>
-        </w:rPr>
-      </w:pPr>
-      <w:r>
-        <w:rPr>
-          <w:rFonts w:ascii="Times New Roman" w:eastAsia="Times New Roman" w:hAnsi="Times New Roman" w:cs="Times New Roman"/>
-          <w:sz w:val="28"/>
-          <w:szCs w:val="28"/>
-          <w:lang w:eastAsia="ru-RU"/>
-        </w:rPr>
-        <w:t xml:space="preserve"> </w:t>
-      </w:r>
-      <w:r>
-        <w:rPr>
-          <w:rFonts w:ascii="Times New Roman" w:eastAsia="Times New Roman" w:hAnsi="Times New Roman" w:cs="Times New Roman"/>
-          <w:sz w:val="28"/>
-          <w:szCs w:val="28"/>
-          <w:lang w:eastAsia="ru-RU"/>
-        </w:rPr>
-        <w:sym w:font="Symbol" w:char="F0BE"/>
-      </w:r>
-      <w:r>
-        <w:rPr>
-          <w:rFonts w:ascii="Times New Roman" w:eastAsia="Times New Roman" w:hAnsi="Times New Roman" w:cs="Times New Roman"/>
-          <w:sz w:val="28"/>
-          <w:szCs w:val="28"/>
-          <w:lang w:eastAsia="ru-RU"/>
-        </w:rPr>
-        <w:t>Путилин Иван Евгеньевич</w:t>
-      </w:r>
-      <w:r>
-        <w:rPr>
-          <w:rFonts w:ascii="Times New Roman" w:eastAsia="Times New Roman" w:hAnsi="Times New Roman" w:cs="Times New Roman"/>
-          <w:sz w:val="28"/>
-          <w:szCs w:val="28"/>
-          <w:lang w:eastAsia="ru-RU"/>
-        </w:rPr>
-        <w:t xml:space="preserve">.  Software </w:t>
-      </w:r>
-      <w:proofErr w:type="spellStart"/>
-      <w:r>
-        <w:rPr>
-          <w:rFonts w:ascii="Times New Roman" w:eastAsia="Times New Roman" w:hAnsi="Times New Roman" w:cs="Times New Roman"/>
-          <w:sz w:val="28"/>
-          <w:szCs w:val="28"/>
-          <w:lang w:eastAsia="ru-RU"/>
-        </w:rPr>
-        <w:t>engineer</w:t>
-      </w:r>
-      <w:proofErr w:type="spellEnd"/>
-      <w:r>
-        <w:rPr>
-          <w:rFonts w:ascii="Times New Roman" w:eastAsia="Times New Roman" w:hAnsi="Times New Roman" w:cs="Times New Roman"/>
-          <w:sz w:val="28"/>
-          <w:szCs w:val="28"/>
-          <w:lang w:eastAsia="ru-RU"/>
-        </w:rPr>
-        <w:t xml:space="preserve">. </w:t>
-      </w:r>
-      <w:r>
-        <w:rPr>
-          <w:rFonts w:ascii="Times New Roman" w:eastAsia="Times New Roman" w:hAnsi="Times New Roman" w:cs="Times New Roman"/>
-          <w:sz w:val="28"/>
-          <w:szCs w:val="28"/>
-          <w:lang w:val="en-US" w:eastAsia="ru-RU"/>
-        </w:rPr>
-        <w:t>DB Developer, BA &amp; Tech Writer, Backend-Developer</w:t>
-      </w:r>
-      <w:r>
-        <w:rPr>
-          <w:rFonts w:ascii="Times New Roman" w:eastAsia="Times New Roman" w:hAnsi="Times New Roman" w:cs="Times New Roman"/>
-          <w:sz w:val="28"/>
-          <w:szCs w:val="28"/>
-          <w:lang w:val="en-US" w:eastAsia="ru-RU"/>
-        </w:rPr>
-        <w:t>.</w:t>
-      </w:r>
-    </w:p>
-    <w:p>
-      <w:pPr>
-        <w:rPr>
-          <w:rFonts w:ascii="Times New Roman" w:eastAsia="Times New Roman" w:hAnsi="Times New Roman" w:cs="Times New Roman"/>
-          <w:sz w:val="28"/>
-          <w:szCs w:val="28"/>
-          <w:lang w:val="en-US" w:eastAsia="ru-RU"/>
-        </w:rPr>
-      </w:pPr>
-      <w:r>
-        <w:rPr>
-          <w:rFonts w:ascii="Times New Roman" w:eastAsia="Times New Roman" w:hAnsi="Times New Roman" w:cs="Times New Roman"/>
-          <w:sz w:val="28"/>
-          <w:szCs w:val="28"/>
-          <w:lang w:eastAsia="ru-RU"/>
-        </w:rPr>
-        <w:sym w:font="Symbol" w:char="F0BE"/>
-      </w:r>
-      <w:r>
-        <w:rPr>
-          <w:rFonts w:ascii="Times New Roman" w:eastAsia="Times New Roman" w:hAnsi="Times New Roman" w:cs="Times New Roman"/>
-          <w:sz w:val="28"/>
-          <w:szCs w:val="28"/>
-          <w:lang w:eastAsia="ru-RU"/>
-        </w:rPr>
-        <w:t xml:space="preserve"> </w:t>
-      </w:r>
-      <w:r>
-        <w:rPr>
-          <w:rFonts w:ascii="Times New Roman" w:eastAsia="Times New Roman" w:hAnsi="Times New Roman" w:cs="Times New Roman"/>
-          <w:sz w:val="28"/>
-          <w:szCs w:val="28"/>
-          <w:lang w:eastAsia="ru-RU"/>
-        </w:rPr>
-        <w:t>Калач Максим Иванович</w:t>
-      </w:r>
-      <w:r>
-        <w:rPr>
-          <w:rFonts w:ascii="Times New Roman" w:eastAsia="Times New Roman" w:hAnsi="Times New Roman" w:cs="Times New Roman"/>
-          <w:sz w:val="28"/>
-          <w:szCs w:val="28"/>
-          <w:lang w:eastAsia="ru-RU"/>
-        </w:rPr>
-        <w:t xml:space="preserve">. </w:t>
-      </w:r>
-      <w:r>
-        <w:rPr>
-          <w:rFonts w:ascii="Times New Roman" w:eastAsia="Times New Roman" w:hAnsi="Times New Roman" w:cs="Times New Roman"/>
-          <w:sz w:val="28"/>
-          <w:szCs w:val="28"/>
-          <w:lang w:val="en-US" w:eastAsia="ru-RU"/>
-        </w:rPr>
-        <w:t>Software</w:t>
-      </w:r>
-      <w:r>
-        <w:rPr>
-          <w:rFonts w:ascii="Times New Roman" w:eastAsia="Times New Roman" w:hAnsi="Times New Roman" w:cs="Times New Roman"/>
-          <w:sz w:val="28"/>
-          <w:szCs w:val="28"/>
-          <w:lang w:eastAsia="ru-RU"/>
-        </w:rPr>
-        <w:t xml:space="preserve"> </w:t>
-      </w:r>
-      <w:r>
-        <w:rPr>
-          <w:rFonts w:ascii="Times New Roman" w:eastAsia="Times New Roman" w:hAnsi="Times New Roman" w:cs="Times New Roman"/>
-          <w:sz w:val="28"/>
-          <w:szCs w:val="28"/>
-          <w:lang w:val="en-US" w:eastAsia="ru-RU"/>
-        </w:rPr>
-        <w:t>engineer</w:t>
-      </w:r>
-      <w:r>
-        <w:rPr>
-          <w:rFonts w:ascii="Times New Roman" w:eastAsia="Times New Roman" w:hAnsi="Times New Roman" w:cs="Times New Roman"/>
-          <w:sz w:val="28"/>
-          <w:szCs w:val="28"/>
-          <w:lang w:eastAsia="ru-RU"/>
-        </w:rPr>
-        <w:t>.</w:t>
-      </w:r>
-      <w:r>
-        <w:rPr>
-          <w:rFonts w:ascii="Times New Roman" w:eastAsia="Times New Roman" w:hAnsi="Times New Roman" w:cs="Times New Roman"/>
-          <w:sz w:val="28"/>
-          <w:szCs w:val="28"/>
-          <w:lang w:eastAsia="ru-RU"/>
-        </w:rPr>
-        <w:t xml:space="preserve"> </w:t>
-      </w:r>
-      <w:r>
-        <w:rPr>
-          <w:rFonts w:ascii="Times New Roman" w:eastAsia="Times New Roman" w:hAnsi="Times New Roman" w:cs="Times New Roman"/>
-          <w:sz w:val="28"/>
-          <w:szCs w:val="28"/>
-          <w:lang w:val="en-US" w:eastAsia="ru-RU"/>
-        </w:rPr>
-        <w:t xml:space="preserve">Frontend Developer, Designer. </w:t>
-      </w:r>
-    </w:p>
-    <w:p>
-      <w:pPr>
-        <w:rPr>
-          <w:rFonts w:ascii="Times New Roman" w:eastAsia="Times New Roman" w:hAnsi="Times New Roman" w:cs="Times New Roman"/>
-          <w:sz w:val="28"/>
-          <w:szCs w:val="28"/>
-          <w:lang w:val="en-US" w:eastAsia="ru-RU"/>
-        </w:rPr>
-      </w:pPr>
-      <w:r>
-        <w:rPr>
-          <w:rFonts w:ascii="Times New Roman" w:eastAsia="Times New Roman" w:hAnsi="Times New Roman" w:cs="Times New Roman"/>
-          <w:sz w:val="28"/>
-          <w:szCs w:val="28"/>
-          <w:lang w:eastAsia="ru-RU"/>
-        </w:rPr>
-        <w:t>В ходе разработки наша команда столкнулась с некоторыми проблемами:</w:t>
-      </w:r>
-    </w:p>
-    <w:p>
-      <w:pPr>
-        <w:rPr>
-          <w:rFonts w:ascii="Times New Roman" w:eastAsia="Times New Roman" w:hAnsi="Times New Roman" w:cs="Times New Roman"/>
-          <w:sz w:val="28"/>
-          <w:szCs w:val="28"/>
-          <w:lang w:val="en-US" w:eastAsia="ru-RU"/>
-        </w:rPr>
-      </w:pPr>
-      <w:r>
-        <w:rPr>
-          <w:rFonts w:ascii="Times New Roman" w:eastAsia="Times New Roman" w:hAnsi="Times New Roman" w:cs="Times New Roman"/>
-          <w:sz w:val="28"/>
-          <w:szCs w:val="28"/>
-          <w:lang w:eastAsia="ru-RU"/>
-        </w:rPr>
-        <w:sym w:font="Symbol" w:char="F0BE"/>
-      </w:r>
-      <w:r>
-        <w:rPr>
-          <w:rFonts w:ascii="Times New Roman" w:eastAsia="Times New Roman" w:hAnsi="Times New Roman" w:cs="Times New Roman"/>
-          <w:sz w:val="28"/>
-          <w:szCs w:val="28"/>
-          <w:lang w:eastAsia="ru-RU"/>
-        </w:rPr>
-        <w:t xml:space="preserve"> Нехватка опыта;</w:t>
-      </w:r>
-    </w:p>
-    <w:p>
-      <w:pPr>
-        <w:rPr>
-          <w:rFonts w:ascii="Times New Roman" w:eastAsia="Times New Roman" w:hAnsi="Times New Roman" w:cs="Times New Roman"/>
-          <w:sz w:val="28"/>
-          <w:szCs w:val="28"/>
-          <w:lang w:val="en-US" w:eastAsia="ru-RU"/>
-        </w:rPr>
-      </w:pPr>
-      <w:r>
-        <w:rPr>
-          <w:rFonts w:ascii="Times New Roman" w:eastAsia="Times New Roman" w:hAnsi="Times New Roman" w:cs="Times New Roman"/>
-          <w:sz w:val="28"/>
-          <w:szCs w:val="28"/>
-          <w:lang w:eastAsia="ru-RU"/>
-        </w:rPr>
-        <w:t xml:space="preserve"> </w:t>
-      </w:r>
-      <w:r>
-        <w:rPr>
-          <w:rFonts w:ascii="Times New Roman" w:eastAsia="Times New Roman" w:hAnsi="Times New Roman" w:cs="Times New Roman"/>
-          <w:sz w:val="28"/>
-          <w:szCs w:val="28"/>
-          <w:lang w:eastAsia="ru-RU"/>
-        </w:rPr>
-        <w:sym w:font="Symbol" w:char="F0BE"/>
-      </w:r>
-      <w:r>
-        <w:rPr>
-          <w:rFonts w:ascii="Times New Roman" w:eastAsia="Times New Roman" w:hAnsi="Times New Roman" w:cs="Times New Roman"/>
-          <w:sz w:val="28"/>
-          <w:szCs w:val="28"/>
-          <w:lang w:eastAsia="ru-RU"/>
-        </w:rPr>
-        <w:t xml:space="preserve"> Не подходящая методология; </w:t>
-      </w:r>
-    </w:p>
-    <w:p>
-      <w:pPr>
-        <w:rPr>
-          <w:rFonts w:ascii="Times New Roman" w:eastAsia="Times New Roman" w:hAnsi="Times New Roman" w:cs="Times New Roman"/>
-          <w:sz w:val="28"/>
-          <w:szCs w:val="28"/>
-          <w:lang w:eastAsia="ru-RU"/>
-        </w:rPr>
-      </w:pPr>
-      <w:r>
-        <w:rPr>
-          <w:rFonts w:ascii="Times New Roman" w:eastAsia="Times New Roman" w:hAnsi="Times New Roman" w:cs="Times New Roman"/>
-          <w:sz w:val="28"/>
-          <w:szCs w:val="28"/>
-          <w:lang w:eastAsia="ru-RU"/>
-        </w:rPr>
-        <w:sym w:font="Symbol" w:char="F0BE"/>
-      </w:r>
-      <w:r>
-        <w:rPr>
-          <w:rFonts w:ascii="Times New Roman" w:eastAsia="Times New Roman" w:hAnsi="Times New Roman" w:cs="Times New Roman"/>
-          <w:sz w:val="28"/>
-          <w:szCs w:val="28"/>
-          <w:lang w:eastAsia="ru-RU"/>
-        </w:rPr>
-        <w:t xml:space="preserve"> Сложности выбора архитектуры;</w:t>
-      </w:r>
-    </w:p>
-    <w:p>
-      <w:pPr>
-        <w:rPr>
-          <w:rFonts w:ascii="Times New Roman" w:eastAsia="Times New Roman" w:hAnsi="Times New Roman" w:cs="Times New Roman"/>
-          <w:sz w:val="28"/>
-          <w:szCs w:val="28"/>
-          <w:lang w:val="en-US" w:eastAsia="ru-RU"/>
-        </w:rPr>
-      </w:pPr>
-      <w:r>
-        <w:rPr>
-          <w:rFonts w:ascii="Times New Roman" w:eastAsia="Times New Roman" w:hAnsi="Times New Roman" w:cs="Times New Roman"/>
-          <w:sz w:val="28"/>
-          <w:szCs w:val="28"/>
-          <w:lang w:eastAsia="ru-RU"/>
-        </w:rPr>
-        <w:t xml:space="preserve"> </w:t>
-      </w:r>
-      <w:r>
-        <w:rPr>
-          <w:rFonts w:ascii="Times New Roman" w:eastAsia="Times New Roman" w:hAnsi="Times New Roman" w:cs="Times New Roman"/>
-          <w:sz w:val="28"/>
-          <w:szCs w:val="28"/>
-          <w:lang w:eastAsia="ru-RU"/>
-        </w:rPr>
-        <w:sym w:font="Symbol" w:char="F0BE"/>
-      </w:r>
-      <w:r>
-        <w:rPr>
-          <w:rFonts w:ascii="Times New Roman" w:eastAsia="Times New Roman" w:hAnsi="Times New Roman" w:cs="Times New Roman"/>
-          <w:sz w:val="28"/>
-          <w:szCs w:val="28"/>
-          <w:lang w:eastAsia="ru-RU"/>
-        </w:rPr>
-        <w:t xml:space="preserve"> Нехватка ресурсов; </w:t>
-      </w:r>
-    </w:p>
-    <w:p>
-      <w:pPr>
-        <w:rPr>
-          <w:rFonts w:ascii="Times New Roman" w:eastAsia="Times New Roman" w:hAnsi="Times New Roman" w:cs="Times New Roman"/>
-          <w:sz w:val="28"/>
-          <w:szCs w:val="28"/>
-          <w:lang w:val="en-US" w:eastAsia="ru-RU"/>
-        </w:rPr>
-      </w:pPr>
-      <w:r>
-        <w:rPr>
-          <w:rFonts w:ascii="Times New Roman" w:eastAsia="Times New Roman" w:hAnsi="Times New Roman" w:cs="Times New Roman"/>
-          <w:sz w:val="28"/>
-          <w:szCs w:val="28"/>
-          <w:lang w:eastAsia="ru-RU"/>
-        </w:rPr>
-        <w:sym w:font="Symbol" w:char="F0BE"/>
-      </w:r>
-      <w:r>
-        <w:rPr>
-          <w:rFonts w:ascii="Times New Roman" w:eastAsia="Times New Roman" w:hAnsi="Times New Roman" w:cs="Times New Roman"/>
-          <w:sz w:val="28"/>
-          <w:szCs w:val="28"/>
-          <w:lang w:eastAsia="ru-RU"/>
-        </w:rPr>
-        <w:t xml:space="preserve"> Нарушение устава проекта;</w:t>
-      </w:r>
-    </w:p>
-    <w:p>
-      <w:pPr>
-        <w:rPr>
-          <w:rFonts w:ascii="Times New Roman" w:eastAsia="Times New Roman" w:hAnsi="Times New Roman" w:cs="Times New Roman"/>
-          <w:sz w:val="28"/>
-          <w:szCs w:val="28"/>
-          <w:lang w:val="en-US" w:eastAsia="ru-RU"/>
-        </w:rPr>
-      </w:pPr>
-      <w:r>
-        <w:rPr>
-          <w:rFonts w:ascii="Times New Roman" w:eastAsia="Times New Roman" w:hAnsi="Times New Roman" w:cs="Times New Roman"/>
-          <w:sz w:val="28"/>
-          <w:szCs w:val="28"/>
-          <w:lang w:eastAsia="ru-RU"/>
-        </w:rPr>
-        <w:t xml:space="preserve"> </w:t>
-      </w:r>
-      <w:r>
-        <w:rPr>
-          <w:rFonts w:ascii="Times New Roman" w:eastAsia="Times New Roman" w:hAnsi="Times New Roman" w:cs="Times New Roman"/>
-          <w:sz w:val="28"/>
-          <w:szCs w:val="28"/>
-          <w:lang w:eastAsia="ru-RU"/>
-        </w:rPr>
-        <w:sym w:font="Symbol" w:char="F0BE"/>
-      </w:r>
-      <w:r>
-        <w:rPr>
-          <w:rFonts w:ascii="Times New Roman" w:eastAsia="Times New Roman" w:hAnsi="Times New Roman" w:cs="Times New Roman"/>
-          <w:sz w:val="28"/>
-          <w:szCs w:val="28"/>
-          <w:lang w:eastAsia="ru-RU"/>
-        </w:rPr>
-        <w:t xml:space="preserve"> Небольшое количество документации; Решение проблем осуществлялось только с помощью онлайн встреч.</w:t>
-      </w:r>
-    </w:p>
-    <w:p>
-      <w:pPr>
-        <w:ind w:left="6372" w:firstLine="708"/>
+          <w:lang w:eastAsia="ru-RU"/>
+        </w:rPr>
+      </w:pPr>
+      <w:r>
         <w:rPr>
           <w:rFonts w:ascii="Times New Roman" w:eastAsia="Times New Roman" w:hAnsi="Times New Roman" w:cs="Times New Roman"/>
           <w:b/>
           <w:bCs/>
           <w:sz w:val="28"/>
           <w:szCs w:val="28"/>
-          <w:lang w:val="en-US" w:eastAsia="ru-RU"/>
-        </w:rPr>
-      </w:pPr>
-      <w:r>
+          <w:lang w:eastAsia="ru-RU"/>
+        </w:rPr>
+        <w:t xml:space="preserve">С уважением, </w:t>
+      </w:r>
+    </w:p>
+    <w:p>
+      <w:pPr>
+        <w:ind w:left="6372" w:firstLine="708"/>
         <w:rPr>
           <w:rFonts w:ascii="Times New Roman" w:eastAsia="Times New Roman" w:hAnsi="Times New Roman" w:cs="Times New Roman"/>
           <w:b/>
@@ -763,22 +730,22 @@
           <w:szCs w:val="28"/>
           <w:lang w:eastAsia="ru-RU"/>
         </w:rPr>
-        <w:t xml:space="preserve">С уважением, </w:t>
-      </w:r>
-    </w:p>
-    <w:p>
-      <w:pPr>
-        <w:ind w:left="6372" w:firstLine="708"/>
+      </w:pPr>
+      <w:r>
         <w:rPr>
           <w:rFonts w:ascii="Times New Roman" w:eastAsia="Times New Roman" w:hAnsi="Times New Roman" w:cs="Times New Roman"/>
           <w:b/>
           <w:bCs/>
           <w:sz w:val="28"/>
           <w:szCs w:val="28"/>
-          <w:lang w:val="en-US" w:eastAsia="ru-RU"/>
-        </w:rPr>
-      </w:pPr>
-      <w:r>
+          <w:lang w:eastAsia="ru-RU"/>
+        </w:rPr>
+        <w:t>команда TP-2-3</w:t>
+      </w:r>
+    </w:p>
+    <w:p>
+      <w:pPr>
+        <w:ind w:left="4248" w:firstLine="708"/>
         <w:rPr>
           <w:rFonts w:ascii="Times New Roman" w:eastAsia="Times New Roman" w:hAnsi="Times New Roman" w:cs="Times New Roman"/>
           <w:b/>
@@ -787,8 +754,7 @@
           <w:szCs w:val="28"/>
           <w:lang w:eastAsia="ru-RU"/>
         </w:rPr>
-        <w:t>команда TP-2-</w:t>
-      </w:r>
+      </w:pPr>
       <w:r>
         <w:rPr>
           <w:rFonts w:ascii="Times New Roman" w:eastAsia="Times New Roman" w:hAnsi="Times New Roman" w:cs="Times New Roman"/>
@@ -798,30 +764,6 @@
           <w:szCs w:val="28"/>
           <w:lang w:eastAsia="ru-RU"/>
         </w:rPr>
-        <w:t>3</w:t>
-      </w:r>
-    </w:p>
-    <w:p>
-      <w:pPr>
-        <w:ind w:left="4248" w:firstLine="708"/>
-        <w:rPr>
-          <w:rFonts w:ascii="Times New Roman" w:eastAsia="Times New Roman" w:hAnsi="Times New Roman" w:cs="Times New Roman"/>
-          <w:b/>
-          <w:bCs/>
-          <w:sz w:val="28"/>
-          <w:szCs w:val="28"/>
-          <w:lang w:eastAsia="ru-RU"/>
-        </w:rPr>
-      </w:pPr>
-      <w:r>
-        <w:rPr>
-          <w:rFonts w:ascii="Times New Roman" w:eastAsia="Times New Roman" w:hAnsi="Times New Roman" w:cs="Times New Roman"/>
-          <w:b/>
-          <w:bCs/>
-          <w:sz w:val="28"/>
-          <w:szCs w:val="28"/>
-          <w:lang w:eastAsia="ru-RU"/>
-        </w:rPr>
         <w:lastRenderedPageBreak/>
         <w:t>Проблема, которую мы решаем:</w:t>
       </w:r>
@@ -834,7 +776,7 @@
           <w:rFonts w:ascii="Times New Roman" w:eastAsia="Times New Roman" w:hAnsi="Times New Roman" w:cs="Times New Roman"/>
           <w:sz w:val="28"/>
           <w:szCs w:val="28"/>
-          <w:lang w:val="en-US" w:eastAsia="ru-RU"/>
+          <w:lang w:eastAsia="ru-RU"/>
         </w:rPr>
       </w:pPr>
       <w:r>
@@ -855,7 +797,7 @@
           <w:rFonts w:ascii="Times New Roman" w:eastAsia="Times New Roman" w:hAnsi="Times New Roman" w:cs="Times New Roman"/>
           <w:sz w:val="28"/>
           <w:szCs w:val="28"/>
-          <w:lang w:val="en-US" w:eastAsia="ru-RU"/>
+          <w:lang w:eastAsia="ru-RU"/>
         </w:rPr>
       </w:pPr>
       <w:r>
@@ -894,7 +836,7 @@
           <w:rFonts w:ascii="Times New Roman" w:eastAsia="Times New Roman" w:hAnsi="Times New Roman" w:cs="Times New Roman"/>
           <w:sz w:val="28"/>
           <w:szCs w:val="28"/>
-          <w:lang w:val="en-US" w:eastAsia="ru-RU"/>
+          <w:lang w:eastAsia="ru-RU"/>
         </w:rPr>
       </w:pPr>
       <w:r>
@@ -933,7 +875,7 @@
           <w:rFonts w:ascii="Times New Roman" w:eastAsia="Times New Roman" w:hAnsi="Times New Roman" w:cs="Times New Roman"/>
           <w:sz w:val="28"/>
           <w:szCs w:val="28"/>
-          <w:lang w:val="en-US" w:eastAsia="ru-RU"/>
+          <w:lang w:eastAsia="ru-RU"/>
         </w:rPr>
       </w:pPr>
       <w:r>
@@ -963,7 +905,7 @@
           <w:rFonts w:ascii="Times New Roman" w:eastAsia="Times New Roman" w:hAnsi="Times New Roman" w:cs="Times New Roman"/>
           <w:sz w:val="28"/>
           <w:szCs w:val="28"/>
-          <w:lang w:val="en-US" w:eastAsia="ru-RU"/>
+          <w:lang w:eastAsia="ru-RU"/>
         </w:rPr>
       </w:pPr>
       <w:r>
@@ -1002,7 +944,7 @@
           <w:rFonts w:ascii="Times New Roman" w:eastAsia="Times New Roman" w:hAnsi="Times New Roman" w:cs="Times New Roman"/>
           <w:sz w:val="28"/>
           <w:szCs w:val="28"/>
-          <w:lang w:val="en-US" w:eastAsia="ru-RU"/>
+          <w:lang w:eastAsia="ru-RU"/>
         </w:rPr>
       </w:pPr>
       <w:r>
@@ -1033,7 +975,6 @@
           <w:color w:val="1A1A1A"/>
           <w:sz w:val="28"/>
           <w:szCs w:val="28"/>
-          <w:lang w:val="en-US"/>
         </w:rPr>
       </w:pPr>
       <w:r>
@@ -1098,27 +1039,7 @@
             <w:szCs w:val="28"/>
             <w:lang w:val="en-US"/>
           </w:rPr>
-          <w:t>http:/</w:t>
-        </w:r>
-        <w:r>
-          <w:rPr>
-            <w:rStyle w:val="ab"/>
-            <w:rFonts w:ascii="Times New Roman" w:hAnsi="Times New Roman" w:cs="Times New Roman"/>
-            <w:sz w:val="28"/>
-            <w:szCs w:val="28"/>
-            <w:lang w:val="en-US"/>
-          </w:rPr>
-          <w:t>/</w:t>
-        </w:r>
-        <w:r>
-          <w:rPr>
-            <w:rStyle w:val="ab"/>
-            <w:rFonts w:ascii="Times New Roman" w:hAnsi="Times New Roman" w:cs="Times New Roman"/>
-            <w:sz w:val="28"/>
-            <w:szCs w:val="28"/>
-            <w:lang w:val="en-US"/>
-          </w:rPr>
-          <w:t>lingdisp.ru/</w:t>
+          <w:t>http://lingdisp.ru/</w:t>
         </w:r>
       </w:hyperlink>
       <w:r>
@@ -1204,14 +1125,196 @@
     </w:p>
     <w:p>
       <w:pPr>
+        <w:numPr>
+          <w:ilvl w:val="0"/>
+          <w:numId w:val="4"/>
+        </w:numPr>
         <w:shd w:val="clear" w:color="auto" w:fill="FFFFFF"/>
         <w:rPr>
           <w:rFonts w:ascii="Times New Roman" w:hAnsi="Times New Roman" w:cs="Times New Roman"/>
+          <w:color w:val="1A1A1A"/>
+          <w:sz w:val="28"/>
+          <w:szCs w:val="28"/>
+        </w:rPr>
+      </w:pPr>
+      <w:r>
+        <w:rPr>
+          <w:rFonts w:ascii="Times New Roman" w:hAnsi="Times New Roman" w:cs="Times New Roman"/>
+          <w:color w:val="1A1A1A"/>
+          <w:sz w:val="28"/>
+          <w:szCs w:val="28"/>
+        </w:rPr>
+        <w:t xml:space="preserve">Ссылка на </w:t>
+      </w:r>
+      <w:proofErr w:type="spellStart"/>
+      <w:r>
+        <w:rPr>
+          <w:rFonts w:ascii="Times New Roman" w:hAnsi="Times New Roman" w:cs="Times New Roman"/>
+          <w:color w:val="1A1A1A"/>
           <w:sz w:val="28"/>
           <w:szCs w:val="28"/>
           <w:lang w:val="en-US"/>
         </w:rPr>
-      </w:pPr>
+        <w:t>Github</w:t>
+      </w:r>
+      <w:proofErr w:type="spellEnd"/>
+      <w:r>
+        <w:rPr>
+          <w:rFonts w:ascii="Times New Roman" w:hAnsi="Times New Roman" w:cs="Times New Roman"/>
+          <w:color w:val="1A1A1A"/>
+          <w:sz w:val="28"/>
+          <w:szCs w:val="28"/>
+        </w:rPr>
+        <w:t>:</w:t>
+      </w:r>
+      <w:r>
+        <w:t xml:space="preserve"> </w:t>
+      </w:r>
+      <w:r>
+        <w:rPr>
+          <w:rFonts w:ascii="Times New Roman" w:hAnsi="Times New Roman" w:cs="Times New Roman"/>
+          <w:color w:val="1A1A1A"/>
+          <w:sz w:val="28"/>
+          <w:szCs w:val="28"/>
+          <w:lang w:val="en-US"/>
+        </w:rPr>
+        <w:t>https</w:t>
+      </w:r>
+      <w:r>
+        <w:rPr>
+          <w:rFonts w:ascii="Times New Roman" w:hAnsi="Times New Roman" w:cs="Times New Roman"/>
+          <w:color w:val="1A1A1A"/>
+          <w:sz w:val="28"/>
+          <w:szCs w:val="28"/>
+        </w:rPr>
+        <w:t>://</w:t>
+      </w:r>
+      <w:proofErr w:type="spellStart"/>
+      <w:r>
+        <w:rPr>
+          <w:rFonts w:ascii="Times New Roman" w:hAnsi="Times New Roman" w:cs="Times New Roman"/>
+          <w:color w:val="1A1A1A"/>
+          <w:sz w:val="28"/>
+          <w:szCs w:val="28"/>
+          <w:lang w:val="en-US"/>
+        </w:rPr>
+        <w:t>github</w:t>
+      </w:r>
+      <w:proofErr w:type="spellEnd"/>
+      <w:r>
+        <w:rPr>
+          <w:rFonts w:ascii="Times New Roman" w:hAnsi="Times New Roman" w:cs="Times New Roman"/>
+          <w:color w:val="1A1A1A"/>
+          <w:sz w:val="28"/>
+          <w:szCs w:val="28"/>
+        </w:rPr>
+        <w:t>.</w:t>
+      </w:r>
+      <w:r>
+        <w:rPr>
+          <w:rFonts w:ascii="Times New Roman" w:hAnsi="Times New Roman" w:cs="Times New Roman"/>
+          <w:color w:val="1A1A1A"/>
+          <w:sz w:val="28"/>
+          <w:szCs w:val="28"/>
+          <w:lang w:val="en-US"/>
+        </w:rPr>
+        <w:t>com</w:t>
+      </w:r>
+      <w:r>
+        <w:rPr>
+          <w:rFonts w:ascii="Times New Roman" w:hAnsi="Times New Roman" w:cs="Times New Roman"/>
+          <w:color w:val="1A1A1A"/>
+          <w:sz w:val="28"/>
+          <w:szCs w:val="28"/>
+        </w:rPr>
+        <w:t>/</w:t>
+      </w:r>
+      <w:r>
+        <w:rPr>
+          <w:rFonts w:ascii="Times New Roman" w:hAnsi="Times New Roman" w:cs="Times New Roman"/>
+          <w:color w:val="1A1A1A"/>
+          <w:sz w:val="28"/>
+          <w:szCs w:val="28"/>
+          <w:lang w:val="en-US"/>
+        </w:rPr>
+        <w:t>exactly</w:t>
+      </w:r>
+      <w:r>
+        <w:rPr>
+          <w:rFonts w:ascii="Times New Roman" w:hAnsi="Times New Roman" w:cs="Times New Roman"/>
+          <w:color w:val="1A1A1A"/>
+          <w:sz w:val="28"/>
+          <w:szCs w:val="28"/>
+        </w:rPr>
+        <w:t>228/</w:t>
+      </w:r>
+      <w:r>
+        <w:rPr>
+          <w:rFonts w:ascii="Times New Roman" w:hAnsi="Times New Roman" w:cs="Times New Roman"/>
+          <w:color w:val="1A1A1A"/>
+          <w:sz w:val="28"/>
+          <w:szCs w:val="28"/>
+          <w:lang w:val="en-US"/>
+        </w:rPr>
+        <w:t>TP</w:t>
+      </w:r>
+      <w:r>
+        <w:rPr>
+          <w:rFonts w:ascii="Times New Roman" w:hAnsi="Times New Roman" w:cs="Times New Roman"/>
+          <w:color w:val="1A1A1A"/>
+          <w:sz w:val="28"/>
+          <w:szCs w:val="28"/>
+        </w:rPr>
+        <w:t>_</w:t>
+      </w:r>
+      <w:r>
+        <w:rPr>
+          <w:rFonts w:ascii="Times New Roman" w:hAnsi="Times New Roman" w:cs="Times New Roman"/>
+          <w:color w:val="1A1A1A"/>
+          <w:sz w:val="28"/>
+          <w:szCs w:val="28"/>
+          <w:lang w:val="en-US"/>
+        </w:rPr>
+        <w:t>M</w:t>
+      </w:r>
+      <w:r>
+        <w:rPr>
+          <w:rFonts w:ascii="Times New Roman" w:hAnsi="Times New Roman" w:cs="Times New Roman"/>
+          <w:color w:val="1A1A1A"/>
+          <w:sz w:val="28"/>
+          <w:szCs w:val="28"/>
+        </w:rPr>
+        <w:t>_</w:t>
+      </w:r>
+      <w:r>
+        <w:rPr>
+          <w:rFonts w:ascii="Times New Roman" w:hAnsi="Times New Roman" w:cs="Times New Roman"/>
+          <w:color w:val="1A1A1A"/>
+          <w:sz w:val="28"/>
+          <w:szCs w:val="28"/>
+          <w:lang w:val="en-US"/>
+        </w:rPr>
+        <w:t>I</w:t>
+      </w:r>
+      <w:r>
+        <w:rPr>
+          <w:rFonts w:ascii="Times New Roman" w:hAnsi="Times New Roman" w:cs="Times New Roman"/>
+          <w:color w:val="1A1A1A"/>
+          <w:sz w:val="28"/>
+          <w:szCs w:val="28"/>
+        </w:rPr>
+        <w:t>_</w:t>
+      </w:r>
+      <w:r>
+        <w:rPr>
+          <w:rFonts w:ascii="Times New Roman" w:hAnsi="Times New Roman" w:cs="Times New Roman"/>
+          <w:color w:val="1A1A1A"/>
+          <w:sz w:val="28"/>
+          <w:szCs w:val="28"/>
+          <w:lang w:val="en-US"/>
+        </w:rPr>
+        <w:t>T</w:t>
+      </w:r>
     </w:p>
     <w:p>
       <w:pPr>
@@ -1221,7 +1324,7 @@
           <w:rFonts w:ascii="Times New Roman" w:eastAsia="Times New Roman" w:hAnsi="Times New Roman" w:cs="Times New Roman"/>
           <w:sz w:val="28"/>
           <w:szCs w:val="28"/>
-          <w:lang w:val="en-US" w:eastAsia="ru-RU"/>
+          <w:lang w:eastAsia="ru-RU"/>
         </w:rPr>
       </w:pPr>
     </w:p>
@@ -1233,15 +1336,14 @@
           <w:rFonts w:ascii="Times New Roman" w:eastAsia="Times New Roman" w:hAnsi="Times New Roman" w:cs="Times New Roman"/>
           <w:sz w:val="28"/>
           <w:szCs w:val="28"/>
-          <w:lang w:val="en-US" w:eastAsia="ru-RU"/>
-        </w:rPr>
-      </w:pPr>
-    </w:p>
-    <w:p>
-      <w:pPr>
-        <w:rPr>
-          <w:rFonts w:ascii="Times New Roman" w:hAnsi="Times New Roman" w:cs="Times New Roman"/>
-          <w:lang w:val="en-US"/>
+          <w:lang w:eastAsia="ru-RU"/>
+        </w:rPr>
+      </w:pPr>
+    </w:p>
+    <w:p>
+      <w:pPr>
+        <w:rPr>
+          <w:rFonts w:ascii="Times New Roman" w:hAnsi="Times New Roman" w:cs="Times New Roman"/>
         </w:rPr>
       </w:pPr>
     </w:p>
@@ -2272,6 +2374,7 @@
   <w:style w:type="character" w:default="1" w:styleId="a1">
     <w:name w:val="Default Paragraph Font"/>
     <w:uiPriority w:val="1"/>
+    <w:semiHidden/>
     <w:unhideWhenUsed/>
   </w:style>
   <w:style w:type="table" w:default="1" w:styleId="a2">

--- a/documents/Soprovoditelnoe_pismo_2_1.docx
+++ b/documents/Soprovoditelnoe_pismo_2_1.docx
@@ -198,7 +198,120 @@
           <w:szCs w:val="28"/>
           <w:lang w:eastAsia="ru-RU"/>
         </w:rPr>
-        <w:t xml:space="preserve">Данный проект направлен на разработку приложения, основной функционал, которого заключается в предоставлении онлайн обучения английскому языку </w:t>
+        <w:t>Данный проект направлен на разработку приложения, основной функционал, которого заключается в предоставлении онлайн обучения английскому языку.</w:t>
+      </w:r>
+    </w:p>
+    <w:p>
+      <w:pPr>
+        <w:rPr>
+          <w:rFonts w:ascii="Times New Roman" w:eastAsia="Times New Roman" w:hAnsi="Times New Roman" w:cs="Times New Roman"/>
+          <w:sz w:val="28"/>
+          <w:szCs w:val="28"/>
+          <w:lang w:eastAsia="ru-RU"/>
+        </w:rPr>
+      </w:pPr>
+      <w:r>
+        <w:rPr>
+          <w:rFonts w:ascii="Times New Roman" w:eastAsia="Times New Roman" w:hAnsi="Times New Roman" w:cs="Times New Roman"/>
+          <w:sz w:val="28"/>
+          <w:szCs w:val="28"/>
+          <w:lang w:eastAsia="ru-RU"/>
+        </w:rPr>
+        <w:t>Наша команда состоит из 3-х студентов 2 группы, каждый из которых внес свой вклад в создание данного проекта. Роли и обязанности в нашей команде были распределены следующим образом:</w:t>
+      </w:r>
+    </w:p>
+    <w:p>
+      <w:pPr>
+        <w:rPr>
+          <w:rFonts w:ascii="Times New Roman" w:eastAsia="Times New Roman" w:hAnsi="Times New Roman" w:cs="Times New Roman"/>
+          <w:sz w:val="28"/>
+          <w:szCs w:val="28"/>
+          <w:lang w:eastAsia="ru-RU"/>
+        </w:rPr>
+      </w:pPr>
+      <w:r>
+        <w:rPr>
+          <w:rFonts w:ascii="Times New Roman" w:eastAsia="Times New Roman" w:hAnsi="Times New Roman" w:cs="Times New Roman"/>
+          <w:sz w:val="28"/>
+          <w:szCs w:val="28"/>
+          <w:lang w:eastAsia="ru-RU"/>
+        </w:rPr>
+        <w:t xml:space="preserve"> </w:t>
+      </w:r>
+      <w:r>
+        <w:rPr>
+          <w:rFonts w:ascii="Times New Roman" w:eastAsia="Times New Roman" w:hAnsi="Times New Roman" w:cs="Times New Roman"/>
+          <w:sz w:val="28"/>
+          <w:szCs w:val="28"/>
+          <w:lang w:eastAsia="ru-RU"/>
+        </w:rPr>
+        <w:sym w:font="Symbol" w:char="F0BE"/>
+      </w:r>
+      <w:r>
+        <w:rPr>
+          <w:rFonts w:ascii="Times New Roman" w:eastAsia="Times New Roman" w:hAnsi="Times New Roman" w:cs="Times New Roman"/>
+          <w:sz w:val="28"/>
+          <w:szCs w:val="28"/>
+          <w:lang w:eastAsia="ru-RU"/>
+        </w:rPr>
+        <w:t xml:space="preserve">Щеголев Тимофей </w:t>
+      </w:r>
+      <w:proofErr w:type="gramStart"/>
+      <w:r>
+        <w:rPr>
+          <w:rFonts w:ascii="Times New Roman" w:eastAsia="Times New Roman" w:hAnsi="Times New Roman" w:cs="Times New Roman"/>
+          <w:sz w:val="28"/>
+          <w:szCs w:val="28"/>
+          <w:lang w:eastAsia="ru-RU"/>
+        </w:rPr>
+        <w:t>Юрьевич .</w:t>
+      </w:r>
+      <w:proofErr w:type="gramEnd"/>
+      <w:r>
+        <w:rPr>
+          <w:rFonts w:ascii="Times New Roman" w:eastAsia="Times New Roman" w:hAnsi="Times New Roman" w:cs="Times New Roman"/>
+          <w:sz w:val="28"/>
+          <w:szCs w:val="28"/>
+          <w:lang w:eastAsia="ru-RU"/>
+        </w:rPr>
+        <w:t xml:space="preserve"> Владелец продукта, руководитель проекта. Создание концепции продукта, предоставление MVP, написание ТЗ заказчику, руководство командой разработки, проведение бизнес-тестирования продукта, оформление документации и удаленного репозитория, согласование используемого стека технологий.</w:t>
+      </w:r>
+    </w:p>
+    <w:p>
+      <w:pPr>
+        <w:rPr>
+          <w:rFonts w:ascii="Times New Roman" w:eastAsia="Times New Roman" w:hAnsi="Times New Roman" w:cs="Times New Roman"/>
+          <w:sz w:val="28"/>
+          <w:szCs w:val="28"/>
+          <w:lang w:val="en-US" w:eastAsia="ru-RU"/>
+        </w:rPr>
+      </w:pPr>
+      <w:r>
+        <w:rPr>
+          <w:rFonts w:ascii="Times New Roman" w:eastAsia="Times New Roman" w:hAnsi="Times New Roman" w:cs="Times New Roman"/>
+          <w:sz w:val="28"/>
+          <w:szCs w:val="28"/>
+          <w:lang w:eastAsia="ru-RU"/>
+        </w:rPr>
+        <w:t xml:space="preserve"> </w:t>
+      </w:r>
+      <w:r>
+        <w:rPr>
+          <w:rFonts w:ascii="Times New Roman" w:eastAsia="Times New Roman" w:hAnsi="Times New Roman" w:cs="Times New Roman"/>
+          <w:sz w:val="28"/>
+          <w:szCs w:val="28"/>
+          <w:lang w:eastAsia="ru-RU"/>
+        </w:rPr>
+        <w:sym w:font="Symbol" w:char="F0BE"/>
+      </w:r>
+      <w:r>
+        <w:rPr>
+          <w:rFonts w:ascii="Times New Roman" w:eastAsia="Times New Roman" w:hAnsi="Times New Roman" w:cs="Times New Roman"/>
+          <w:sz w:val="28"/>
+          <w:szCs w:val="28"/>
+          <w:lang w:eastAsia="ru-RU"/>
+        </w:rPr>
+        <w:t xml:space="preserve">Путилин Иван Евгеньевич.  Software </w:t>
       </w:r>
       <w:proofErr w:type="spellStart"/>
       <w:r>
@@ -206,49 +319,66 @@
           <w:rFonts w:ascii="Times New Roman" w:eastAsia="Times New Roman" w:hAnsi="Times New Roman" w:cs="Times New Roman"/>
           <w:sz w:val="28"/>
           <w:szCs w:val="28"/>
+          <w:lang w:eastAsia="ru-RU"/>
+        </w:rPr>
+        <w:t>engineer</w:t>
+      </w:r>
+      <w:proofErr w:type="spellEnd"/>
+      <w:r>
+        <w:rPr>
+          <w:rFonts w:ascii="Times New Roman" w:eastAsia="Times New Roman" w:hAnsi="Times New Roman" w:cs="Times New Roman"/>
+          <w:sz w:val="28"/>
+          <w:szCs w:val="28"/>
+          <w:lang w:eastAsia="ru-RU"/>
+        </w:rPr>
+        <w:t xml:space="preserve">. </w:t>
+      </w:r>
+      <w:r>
+        <w:rPr>
+          <w:rFonts w:ascii="Times New Roman" w:eastAsia="Times New Roman" w:hAnsi="Times New Roman" w:cs="Times New Roman"/>
+          <w:sz w:val="28"/>
+          <w:szCs w:val="28"/>
           <w:lang w:val="en-US" w:eastAsia="ru-RU"/>
         </w:rPr>
-        <w:t>Lingdisp</w:t>
-      </w:r>
-      <w:proofErr w:type="spellEnd"/>
-      <w:r>
-        <w:rPr>
-          <w:rFonts w:ascii="Times New Roman" w:eastAsia="Times New Roman" w:hAnsi="Times New Roman" w:cs="Times New Roman"/>
-          <w:sz w:val="28"/>
-          <w:szCs w:val="28"/>
-          <w:lang w:eastAsia="ru-RU"/>
-        </w:rPr>
-        <w:t>.</w:t>
-      </w:r>
-    </w:p>
-    <w:p>
-      <w:pPr>
-        <w:rPr>
-          <w:rFonts w:ascii="Times New Roman" w:eastAsia="Times New Roman" w:hAnsi="Times New Roman" w:cs="Times New Roman"/>
-          <w:sz w:val="28"/>
-          <w:szCs w:val="28"/>
-          <w:lang w:eastAsia="ru-RU"/>
-        </w:rPr>
-      </w:pPr>
-      <w:r>
-        <w:rPr>
-          <w:rFonts w:ascii="Times New Roman" w:eastAsia="Times New Roman" w:hAnsi="Times New Roman" w:cs="Times New Roman"/>
-          <w:sz w:val="28"/>
-          <w:szCs w:val="28"/>
-          <w:lang w:eastAsia="ru-RU"/>
-        </w:rPr>
-        <w:t>Наша команда состоит из 3-х студентов 2 группы, каждый из которых внес свой вклад в создание данного проекта. Роли и обязанности в нашей команде были распределены следующим образом:</w:t>
-      </w:r>
-    </w:p>
-    <w:p>
-      <w:pPr>
-        <w:rPr>
-          <w:rFonts w:ascii="Times New Roman" w:eastAsia="Times New Roman" w:hAnsi="Times New Roman" w:cs="Times New Roman"/>
-          <w:sz w:val="28"/>
-          <w:szCs w:val="28"/>
-          <w:lang w:eastAsia="ru-RU"/>
-        </w:rPr>
-      </w:pPr>
+        <w:t>DB Developer, BA &amp; Tech Writer, Backend-Developer.</w:t>
+      </w:r>
+    </w:p>
+    <w:p>
+      <w:pPr>
+        <w:rPr>
+          <w:rFonts w:ascii="Times New Roman" w:eastAsia="Times New Roman" w:hAnsi="Times New Roman" w:cs="Times New Roman"/>
+          <w:sz w:val="28"/>
+          <w:szCs w:val="28"/>
+          <w:lang w:eastAsia="ru-RU"/>
+        </w:rPr>
+      </w:pPr>
+      <w:r>
+        <w:rPr>
+          <w:rFonts w:ascii="Times New Roman" w:eastAsia="Times New Roman" w:hAnsi="Times New Roman" w:cs="Times New Roman"/>
+          <w:sz w:val="28"/>
+          <w:szCs w:val="28"/>
+          <w:lang w:eastAsia="ru-RU"/>
+        </w:rPr>
+        <w:sym w:font="Symbol" w:char="F0BE"/>
+      </w:r>
+      <w:r>
+        <w:rPr>
+          <w:rFonts w:ascii="Times New Roman" w:eastAsia="Times New Roman" w:hAnsi="Times New Roman" w:cs="Times New Roman"/>
+          <w:sz w:val="28"/>
+          <w:szCs w:val="28"/>
+          <w:lang w:eastAsia="ru-RU"/>
+        </w:rPr>
+        <w:t xml:space="preserve"> Калач Максим Иванович. </w:t>
+      </w:r>
+      <w:r>
+        <w:rPr>
+          <w:rFonts w:ascii="Times New Roman" w:eastAsia="Times New Roman" w:hAnsi="Times New Roman" w:cs="Times New Roman"/>
+          <w:sz w:val="28"/>
+          <w:szCs w:val="28"/>
+          <w:lang w:val="en-US" w:eastAsia="ru-RU"/>
+        </w:rPr>
+        <w:t>Software</w:t>
+      </w:r>
       <w:r>
         <w:rPr>
           <w:rFonts w:ascii="Times New Roman" w:eastAsia="Times New Roman" w:hAnsi="Times New Roman" w:cs="Times New Roman"/>
@@ -263,6 +393,107 @@
           <w:rFonts w:ascii="Times New Roman" w:eastAsia="Times New Roman" w:hAnsi="Times New Roman" w:cs="Times New Roman"/>
           <w:sz w:val="28"/>
           <w:szCs w:val="28"/>
+          <w:lang w:val="en-US" w:eastAsia="ru-RU"/>
+        </w:rPr>
+        <w:t>engineer</w:t>
+      </w:r>
+      <w:r>
+        <w:rPr>
+          <w:rFonts w:ascii="Times New Roman" w:eastAsia="Times New Roman" w:hAnsi="Times New Roman" w:cs="Times New Roman"/>
+          <w:sz w:val="28"/>
+          <w:szCs w:val="28"/>
+          <w:lang w:eastAsia="ru-RU"/>
+        </w:rPr>
+        <w:t xml:space="preserve">. </w:t>
+      </w:r>
+      <w:r>
+        <w:rPr>
+          <w:rFonts w:ascii="Times New Roman" w:eastAsia="Times New Roman" w:hAnsi="Times New Roman" w:cs="Times New Roman"/>
+          <w:sz w:val="28"/>
+          <w:szCs w:val="28"/>
+          <w:lang w:val="en-US" w:eastAsia="ru-RU"/>
+        </w:rPr>
+        <w:t>Frontend</w:t>
+      </w:r>
+      <w:r>
+        <w:rPr>
+          <w:rFonts w:ascii="Times New Roman" w:eastAsia="Times New Roman" w:hAnsi="Times New Roman" w:cs="Times New Roman"/>
+          <w:sz w:val="28"/>
+          <w:szCs w:val="28"/>
+          <w:lang w:eastAsia="ru-RU"/>
+        </w:rPr>
+        <w:t xml:space="preserve"> </w:t>
+      </w:r>
+      <w:r>
+        <w:rPr>
+          <w:rFonts w:ascii="Times New Roman" w:eastAsia="Times New Roman" w:hAnsi="Times New Roman" w:cs="Times New Roman"/>
+          <w:sz w:val="28"/>
+          <w:szCs w:val="28"/>
+          <w:lang w:val="en-US" w:eastAsia="ru-RU"/>
+        </w:rPr>
+        <w:t>Developer</w:t>
+      </w:r>
+      <w:r>
+        <w:rPr>
+          <w:rFonts w:ascii="Times New Roman" w:eastAsia="Times New Roman" w:hAnsi="Times New Roman" w:cs="Times New Roman"/>
+          <w:sz w:val="28"/>
+          <w:szCs w:val="28"/>
+          <w:lang w:eastAsia="ru-RU"/>
+        </w:rPr>
+        <w:t xml:space="preserve">, </w:t>
+      </w:r>
+      <w:r>
+        <w:rPr>
+          <w:rFonts w:ascii="Times New Roman" w:eastAsia="Times New Roman" w:hAnsi="Times New Roman" w:cs="Times New Roman"/>
+          <w:sz w:val="28"/>
+          <w:szCs w:val="28"/>
+          <w:lang w:val="en-US" w:eastAsia="ru-RU"/>
+        </w:rPr>
+        <w:t>Designer</w:t>
+      </w:r>
+      <w:r>
+        <w:rPr>
+          <w:rFonts w:ascii="Times New Roman" w:eastAsia="Times New Roman" w:hAnsi="Times New Roman" w:cs="Times New Roman"/>
+          <w:sz w:val="28"/>
+          <w:szCs w:val="28"/>
+          <w:lang w:eastAsia="ru-RU"/>
+        </w:rPr>
+        <w:t xml:space="preserve">. </w:t>
+      </w:r>
+    </w:p>
+    <w:p>
+      <w:pPr>
+        <w:rPr>
+          <w:rFonts w:ascii="Times New Roman" w:eastAsia="Times New Roman" w:hAnsi="Times New Roman" w:cs="Times New Roman"/>
+          <w:sz w:val="28"/>
+          <w:szCs w:val="28"/>
+          <w:lang w:eastAsia="ru-RU"/>
+        </w:rPr>
+      </w:pPr>
+      <w:r>
+        <w:rPr>
+          <w:rFonts w:ascii="Times New Roman" w:eastAsia="Times New Roman" w:hAnsi="Times New Roman" w:cs="Times New Roman"/>
+          <w:sz w:val="28"/>
+          <w:szCs w:val="28"/>
+          <w:lang w:eastAsia="ru-RU"/>
+        </w:rPr>
+        <w:t>В ходе разработки наша команда столкнулась с некоторыми проблемами:</w:t>
+      </w:r>
+    </w:p>
+    <w:p>
+      <w:pPr>
+        <w:rPr>
+          <w:rFonts w:ascii="Times New Roman" w:eastAsia="Times New Roman" w:hAnsi="Times New Roman" w:cs="Times New Roman"/>
+          <w:sz w:val="28"/>
+          <w:szCs w:val="28"/>
+          <w:lang w:eastAsia="ru-RU"/>
+        </w:rPr>
+      </w:pPr>
+      <w:r>
+        <w:rPr>
+          <w:rFonts w:ascii="Times New Roman" w:eastAsia="Times New Roman" w:hAnsi="Times New Roman" w:cs="Times New Roman"/>
+          <w:sz w:val="28"/>
+          <w:szCs w:val="28"/>
           <w:lang w:eastAsia="ru-RU"/>
         </w:rPr>
         <w:sym w:font="Symbol" w:char="F0BE"/>
@@ -274,36 +505,44 @@
           <w:szCs w:val="28"/>
           <w:lang w:eastAsia="ru-RU"/>
         </w:rPr>
-        <w:t xml:space="preserve">Щеголев Тимофей </w:t>
-      </w:r>
-      <w:proofErr w:type="gramStart"/>
-      <w:r>
-        <w:rPr>
-          <w:rFonts w:ascii="Times New Roman" w:eastAsia="Times New Roman" w:hAnsi="Times New Roman" w:cs="Times New Roman"/>
-          <w:sz w:val="28"/>
-          <w:szCs w:val="28"/>
-          <w:lang w:eastAsia="ru-RU"/>
-        </w:rPr>
-        <w:t>Юрьевич .</w:t>
-      </w:r>
-      <w:proofErr w:type="gramEnd"/>
-      <w:r>
-        <w:rPr>
-          <w:rFonts w:ascii="Times New Roman" w:eastAsia="Times New Roman" w:hAnsi="Times New Roman" w:cs="Times New Roman"/>
-          <w:sz w:val="28"/>
-          <w:szCs w:val="28"/>
-          <w:lang w:eastAsia="ru-RU"/>
-        </w:rPr>
-        <w:t xml:space="preserve"> Владелец продукта, руководитель проекта. Создание концепции продукта, предоставление MVP, написание ТЗ заказчику, руководство командой разработки, проведение бизнес-тестирования продукта, оформление документации и удаленного репозитория, согласование используемого стека технологий.</w:t>
-      </w:r>
-    </w:p>
-    <w:p>
-      <w:pPr>
-        <w:rPr>
-          <w:rFonts w:ascii="Times New Roman" w:eastAsia="Times New Roman" w:hAnsi="Times New Roman" w:cs="Times New Roman"/>
-          <w:sz w:val="28"/>
-          <w:szCs w:val="28"/>
-          <w:lang w:val="en-US" w:eastAsia="ru-RU"/>
+        <w:t xml:space="preserve"> Нехватка опыта;</w:t>
+      </w:r>
+    </w:p>
+    <w:p>
+      <w:pPr>
+        <w:rPr>
+          <w:rFonts w:ascii="Times New Roman" w:eastAsia="Times New Roman" w:hAnsi="Times New Roman" w:cs="Times New Roman"/>
+          <w:sz w:val="28"/>
+          <w:szCs w:val="28"/>
+          <w:lang w:eastAsia="ru-RU"/>
+        </w:rPr>
+      </w:pPr>
+      <w:r>
+        <w:rPr>
+          <w:rFonts w:ascii="Times New Roman" w:eastAsia="Times New Roman" w:hAnsi="Times New Roman" w:cs="Times New Roman"/>
+          <w:sz w:val="28"/>
+          <w:szCs w:val="28"/>
+          <w:lang w:eastAsia="ru-RU"/>
+        </w:rPr>
+        <w:sym w:font="Symbol" w:char="F0BE"/>
+      </w:r>
+      <w:r>
+        <w:rPr>
+          <w:rFonts w:ascii="Times New Roman" w:eastAsia="Times New Roman" w:hAnsi="Times New Roman" w:cs="Times New Roman"/>
+          <w:sz w:val="28"/>
+          <w:szCs w:val="28"/>
+          <w:lang w:eastAsia="ru-RU"/>
+        </w:rPr>
+        <w:t xml:space="preserve"> Сложности выбора архитектуры;</w:t>
+      </w:r>
+    </w:p>
+    <w:p>
+      <w:pPr>
+        <w:rPr>
+          <w:rFonts w:ascii="Times New Roman" w:eastAsia="Times New Roman" w:hAnsi="Times New Roman" w:cs="Times New Roman"/>
+          <w:sz w:val="28"/>
+          <w:szCs w:val="28"/>
+          <w:lang w:eastAsia="ru-RU"/>
         </w:rPr>
       </w:pPr>
       <w:r>
@@ -331,302 +570,6 @@
           <w:szCs w:val="28"/>
           <w:lang w:eastAsia="ru-RU"/>
         </w:rPr>
-        <w:t xml:space="preserve">Путилин Иван Евгеньевич.  Software </w:t>
-      </w:r>
-      <w:proofErr w:type="spellStart"/>
-      <w:r>
-        <w:rPr>
-          <w:rFonts w:ascii="Times New Roman" w:eastAsia="Times New Roman" w:hAnsi="Times New Roman" w:cs="Times New Roman"/>
-          <w:sz w:val="28"/>
-          <w:szCs w:val="28"/>
-          <w:lang w:eastAsia="ru-RU"/>
-        </w:rPr>
-        <w:t>engineer</w:t>
-      </w:r>
-      <w:proofErr w:type="spellEnd"/>
-      <w:r>
-        <w:rPr>
-          <w:rFonts w:ascii="Times New Roman" w:eastAsia="Times New Roman" w:hAnsi="Times New Roman" w:cs="Times New Roman"/>
-          <w:sz w:val="28"/>
-          <w:szCs w:val="28"/>
-          <w:lang w:eastAsia="ru-RU"/>
-        </w:rPr>
-        <w:t xml:space="preserve">. </w:t>
-      </w:r>
-      <w:r>
-        <w:rPr>
-          <w:rFonts w:ascii="Times New Roman" w:eastAsia="Times New Roman" w:hAnsi="Times New Roman" w:cs="Times New Roman"/>
-          <w:sz w:val="28"/>
-          <w:szCs w:val="28"/>
-          <w:lang w:val="en-US" w:eastAsia="ru-RU"/>
-        </w:rPr>
-        <w:t>DB Developer, BA &amp; Tech Writer, Backend-Developer.</w:t>
-      </w:r>
-    </w:p>
-    <w:p>
-      <w:pPr>
-        <w:rPr>
-          <w:rFonts w:ascii="Times New Roman" w:eastAsia="Times New Roman" w:hAnsi="Times New Roman" w:cs="Times New Roman"/>
-          <w:sz w:val="28"/>
-          <w:szCs w:val="28"/>
-          <w:lang w:eastAsia="ru-RU"/>
-        </w:rPr>
-      </w:pPr>
-      <w:r>
-        <w:rPr>
-          <w:rFonts w:ascii="Times New Roman" w:eastAsia="Times New Roman" w:hAnsi="Times New Roman" w:cs="Times New Roman"/>
-          <w:sz w:val="28"/>
-          <w:szCs w:val="28"/>
-          <w:lang w:eastAsia="ru-RU"/>
-        </w:rPr>
-        <w:sym w:font="Symbol" w:char="F0BE"/>
-      </w:r>
-      <w:r>
-        <w:rPr>
-          <w:rFonts w:ascii="Times New Roman" w:eastAsia="Times New Roman" w:hAnsi="Times New Roman" w:cs="Times New Roman"/>
-          <w:sz w:val="28"/>
-          <w:szCs w:val="28"/>
-          <w:lang w:eastAsia="ru-RU"/>
-        </w:rPr>
-        <w:t xml:space="preserve"> Калач Максим Иванович. </w:t>
-      </w:r>
-      <w:r>
-        <w:rPr>
-          <w:rFonts w:ascii="Times New Roman" w:eastAsia="Times New Roman" w:hAnsi="Times New Roman" w:cs="Times New Roman"/>
-          <w:sz w:val="28"/>
-          <w:szCs w:val="28"/>
-          <w:lang w:val="en-US" w:eastAsia="ru-RU"/>
-        </w:rPr>
-        <w:t>Software</w:t>
-      </w:r>
-      <w:r>
-        <w:rPr>
-          <w:rFonts w:ascii="Times New Roman" w:eastAsia="Times New Roman" w:hAnsi="Times New Roman" w:cs="Times New Roman"/>
-          <w:sz w:val="28"/>
-          <w:szCs w:val="28"/>
-          <w:lang w:eastAsia="ru-RU"/>
-        </w:rPr>
-        <w:t xml:space="preserve"> </w:t>
-      </w:r>
-      <w:r>
-        <w:rPr>
-          <w:rFonts w:ascii="Times New Roman" w:eastAsia="Times New Roman" w:hAnsi="Times New Roman" w:cs="Times New Roman"/>
-          <w:sz w:val="28"/>
-          <w:szCs w:val="28"/>
-          <w:lang w:val="en-US" w:eastAsia="ru-RU"/>
-        </w:rPr>
-        <w:t>engineer</w:t>
-      </w:r>
-      <w:r>
-        <w:rPr>
-          <w:rFonts w:ascii="Times New Roman" w:eastAsia="Times New Roman" w:hAnsi="Times New Roman" w:cs="Times New Roman"/>
-          <w:sz w:val="28"/>
-          <w:szCs w:val="28"/>
-          <w:lang w:eastAsia="ru-RU"/>
-        </w:rPr>
-        <w:t xml:space="preserve">. </w:t>
-      </w:r>
-      <w:r>
-        <w:rPr>
-          <w:rFonts w:ascii="Times New Roman" w:eastAsia="Times New Roman" w:hAnsi="Times New Roman" w:cs="Times New Roman"/>
-          <w:sz w:val="28"/>
-          <w:szCs w:val="28"/>
-          <w:lang w:val="en-US" w:eastAsia="ru-RU"/>
-        </w:rPr>
-        <w:t>Frontend</w:t>
-      </w:r>
-      <w:r>
-        <w:rPr>
-          <w:rFonts w:ascii="Times New Roman" w:eastAsia="Times New Roman" w:hAnsi="Times New Roman" w:cs="Times New Roman"/>
-          <w:sz w:val="28"/>
-          <w:szCs w:val="28"/>
-          <w:lang w:eastAsia="ru-RU"/>
-        </w:rPr>
-        <w:t xml:space="preserve"> </w:t>
-      </w:r>
-      <w:r>
-        <w:rPr>
-          <w:rFonts w:ascii="Times New Roman" w:eastAsia="Times New Roman" w:hAnsi="Times New Roman" w:cs="Times New Roman"/>
-          <w:sz w:val="28"/>
-          <w:szCs w:val="28"/>
-          <w:lang w:val="en-US" w:eastAsia="ru-RU"/>
-        </w:rPr>
-        <w:t>Developer</w:t>
-      </w:r>
-      <w:r>
-        <w:rPr>
-          <w:rFonts w:ascii="Times New Roman" w:eastAsia="Times New Roman" w:hAnsi="Times New Roman" w:cs="Times New Roman"/>
-          <w:sz w:val="28"/>
-          <w:szCs w:val="28"/>
-          <w:lang w:eastAsia="ru-RU"/>
-        </w:rPr>
-        <w:t xml:space="preserve">, </w:t>
-      </w:r>
-      <w:r>
-        <w:rPr>
-          <w:rFonts w:ascii="Times New Roman" w:eastAsia="Times New Roman" w:hAnsi="Times New Roman" w:cs="Times New Roman"/>
-          <w:sz w:val="28"/>
-          <w:szCs w:val="28"/>
-          <w:lang w:val="en-US" w:eastAsia="ru-RU"/>
-        </w:rPr>
-        <w:t>Designer</w:t>
-      </w:r>
-      <w:r>
-        <w:rPr>
-          <w:rFonts w:ascii="Times New Roman" w:eastAsia="Times New Roman" w:hAnsi="Times New Roman" w:cs="Times New Roman"/>
-          <w:sz w:val="28"/>
-          <w:szCs w:val="28"/>
-          <w:lang w:eastAsia="ru-RU"/>
-        </w:rPr>
-        <w:t xml:space="preserve">. </w:t>
-      </w:r>
-    </w:p>
-    <w:p>
-      <w:pPr>
-        <w:rPr>
-          <w:rFonts w:ascii="Times New Roman" w:eastAsia="Times New Roman" w:hAnsi="Times New Roman" w:cs="Times New Roman"/>
-          <w:sz w:val="28"/>
-          <w:szCs w:val="28"/>
-          <w:lang w:eastAsia="ru-RU"/>
-        </w:rPr>
-      </w:pPr>
-      <w:r>
-        <w:rPr>
-          <w:rFonts w:ascii="Times New Roman" w:eastAsia="Times New Roman" w:hAnsi="Times New Roman" w:cs="Times New Roman"/>
-          <w:sz w:val="28"/>
-          <w:szCs w:val="28"/>
-          <w:lang w:eastAsia="ru-RU"/>
-        </w:rPr>
-        <w:t>В ходе разработки наша команда столкнулась с некоторыми проблемами:</w:t>
-      </w:r>
-    </w:p>
-    <w:p>
-      <w:pPr>
-        <w:rPr>
-          <w:rFonts w:ascii="Times New Roman" w:eastAsia="Times New Roman" w:hAnsi="Times New Roman" w:cs="Times New Roman"/>
-          <w:sz w:val="28"/>
-          <w:szCs w:val="28"/>
-          <w:lang w:eastAsia="ru-RU"/>
-        </w:rPr>
-      </w:pPr>
-      <w:r>
-        <w:rPr>
-          <w:rFonts w:ascii="Times New Roman" w:eastAsia="Times New Roman" w:hAnsi="Times New Roman" w:cs="Times New Roman"/>
-          <w:sz w:val="28"/>
-          <w:szCs w:val="28"/>
-          <w:lang w:eastAsia="ru-RU"/>
-        </w:rPr>
-        <w:sym w:font="Symbol" w:char="F0BE"/>
-      </w:r>
-      <w:r>
-        <w:rPr>
-          <w:rFonts w:ascii="Times New Roman" w:eastAsia="Times New Roman" w:hAnsi="Times New Roman" w:cs="Times New Roman"/>
-          <w:sz w:val="28"/>
-          <w:szCs w:val="28"/>
-          <w:lang w:eastAsia="ru-RU"/>
-        </w:rPr>
-        <w:t xml:space="preserve"> Нехватка опыта;</w:t>
-      </w:r>
-    </w:p>
-    <w:p>
-      <w:pPr>
-        <w:rPr>
-          <w:rFonts w:ascii="Times New Roman" w:eastAsia="Times New Roman" w:hAnsi="Times New Roman" w:cs="Times New Roman"/>
-          <w:sz w:val="28"/>
-          <w:szCs w:val="28"/>
-          <w:lang w:eastAsia="ru-RU"/>
-        </w:rPr>
-      </w:pPr>
-      <w:r>
-        <w:rPr>
-          <w:rFonts w:ascii="Times New Roman" w:eastAsia="Times New Roman" w:hAnsi="Times New Roman" w:cs="Times New Roman"/>
-          <w:sz w:val="28"/>
-          <w:szCs w:val="28"/>
-          <w:lang w:eastAsia="ru-RU"/>
-        </w:rPr>
-        <w:t xml:space="preserve"> </w:t>
-      </w:r>
-      <w:r>
-        <w:rPr>
-          <w:rFonts w:ascii="Times New Roman" w:eastAsia="Times New Roman" w:hAnsi="Times New Roman" w:cs="Times New Roman"/>
-          <w:sz w:val="28"/>
-          <w:szCs w:val="28"/>
-          <w:lang w:eastAsia="ru-RU"/>
-        </w:rPr>
-        <w:sym w:font="Symbol" w:char="F0BE"/>
-      </w:r>
-      <w:r>
-        <w:rPr>
-          <w:rFonts w:ascii="Times New Roman" w:eastAsia="Times New Roman" w:hAnsi="Times New Roman" w:cs="Times New Roman"/>
-          <w:sz w:val="28"/>
-          <w:szCs w:val="28"/>
-          <w:lang w:eastAsia="ru-RU"/>
-        </w:rPr>
-        <w:t xml:space="preserve"> Не подходящая методология; </w:t>
-      </w:r>
-    </w:p>
-    <w:p>
-      <w:pPr>
-        <w:rPr>
-          <w:rFonts w:ascii="Times New Roman" w:eastAsia="Times New Roman" w:hAnsi="Times New Roman" w:cs="Times New Roman"/>
-          <w:sz w:val="28"/>
-          <w:szCs w:val="28"/>
-          <w:lang w:eastAsia="ru-RU"/>
-        </w:rPr>
-      </w:pPr>
-      <w:r>
-        <w:rPr>
-          <w:rFonts w:ascii="Times New Roman" w:eastAsia="Times New Roman" w:hAnsi="Times New Roman" w:cs="Times New Roman"/>
-          <w:sz w:val="28"/>
-          <w:szCs w:val="28"/>
-          <w:lang w:eastAsia="ru-RU"/>
-        </w:rPr>
-        <w:sym w:font="Symbol" w:char="F0BE"/>
-      </w:r>
-      <w:r>
-        <w:rPr>
-          <w:rFonts w:ascii="Times New Roman" w:eastAsia="Times New Roman" w:hAnsi="Times New Roman" w:cs="Times New Roman"/>
-          <w:sz w:val="28"/>
-          <w:szCs w:val="28"/>
-          <w:lang w:eastAsia="ru-RU"/>
-        </w:rPr>
-        <w:t xml:space="preserve"> Сложности выбора архитектуры;</w:t>
-      </w:r>
-    </w:p>
-    <w:p>
-      <w:pPr>
-        <w:rPr>
-          <w:rFonts w:ascii="Times New Roman" w:eastAsia="Times New Roman" w:hAnsi="Times New Roman" w:cs="Times New Roman"/>
-          <w:sz w:val="28"/>
-          <w:szCs w:val="28"/>
-          <w:lang w:eastAsia="ru-RU"/>
-        </w:rPr>
-      </w:pPr>
-      <w:r>
-        <w:rPr>
-          <w:rFonts w:ascii="Times New Roman" w:eastAsia="Times New Roman" w:hAnsi="Times New Roman" w:cs="Times New Roman"/>
-          <w:sz w:val="28"/>
-          <w:szCs w:val="28"/>
-          <w:lang w:eastAsia="ru-RU"/>
-        </w:rPr>
-        <w:t xml:space="preserve"> </w:t>
-      </w:r>
-      <w:r>
-        <w:rPr>
-          <w:rFonts w:ascii="Times New Roman" w:eastAsia="Times New Roman" w:hAnsi="Times New Roman" w:cs="Times New Roman"/>
-          <w:sz w:val="28"/>
-          <w:szCs w:val="28"/>
-          <w:lang w:eastAsia="ru-RU"/>
-        </w:rPr>
-        <w:sym w:font="Symbol" w:char="F0BE"/>
-      </w:r>
-      <w:r>
-        <w:rPr>
-          <w:rFonts w:ascii="Times New Roman" w:eastAsia="Times New Roman" w:hAnsi="Times New Roman" w:cs="Times New Roman"/>
-          <w:sz w:val="28"/>
-          <w:szCs w:val="28"/>
-          <w:lang w:eastAsia="ru-RU"/>
-        </w:rPr>
         <w:t xml:space="preserve"> Нехватка ресурсов; </w:t>
       </w:r>
     </w:p>
@@ -639,43 +582,6 @@
           <w:lang w:eastAsia="ru-RU"/>
         </w:rPr>
       </w:pPr>
-      <w:r>
-        <w:rPr>
-          <w:rFonts w:ascii="Times New Roman" w:eastAsia="Times New Roman" w:hAnsi="Times New Roman" w:cs="Times New Roman"/>
-          <w:sz w:val="28"/>
-          <w:szCs w:val="28"/>
-          <w:lang w:eastAsia="ru-RU"/>
-        </w:rPr>
-        <w:sym w:font="Symbol" w:char="F0BE"/>
-      </w:r>
-      <w:r>
-        <w:rPr>
-          <w:rFonts w:ascii="Times New Roman" w:eastAsia="Times New Roman" w:hAnsi="Times New Roman" w:cs="Times New Roman"/>
-          <w:sz w:val="28"/>
-          <w:szCs w:val="28"/>
-          <w:lang w:eastAsia="ru-RU"/>
-        </w:rPr>
-        <w:t xml:space="preserve"> Нарушение устава проекта;</w:t>
-      </w:r>
-    </w:p>
-    <w:p>
-      <w:pPr>
-        <w:rPr>
-          <w:rFonts w:ascii="Times New Roman" w:eastAsia="Times New Roman" w:hAnsi="Times New Roman" w:cs="Times New Roman"/>
-          <w:sz w:val="28"/>
-          <w:szCs w:val="28"/>
-          <w:lang w:eastAsia="ru-RU"/>
-        </w:rPr>
-      </w:pPr>
-      <w:r>
-        <w:rPr>
-          <w:rFonts w:ascii="Times New Roman" w:eastAsia="Times New Roman" w:hAnsi="Times New Roman" w:cs="Times New Roman"/>
-          <w:sz w:val="28"/>
-          <w:szCs w:val="28"/>
-          <w:lang w:eastAsia="ru-RU"/>
-        </w:rPr>
-        <w:t xml:space="preserve"> </w:t>
-      </w:r>
       <w:r>
         <w:rPr>
           <w:rFonts w:ascii="Times New Roman" w:eastAsia="Times New Roman" w:hAnsi="Times New Roman" w:cs="Times New Roman"/>
@@ -764,7 +670,6 @@
           <w:szCs w:val="28"/>
           <w:lang w:eastAsia="ru-RU"/>
         </w:rPr>
-        <w:lastRenderedPageBreak/>
         <w:t>Проблема, которую мы решаем:</w:t>
       </w:r>
     </w:p>
@@ -807,6 +712,7 @@
           <w:szCs w:val="28"/>
           <w:lang w:eastAsia="ru-RU"/>
         </w:rPr>
+        <w:lastRenderedPageBreak/>
         <w:t xml:space="preserve"> </w:t>
       </w:r>
       <w:r>
@@ -836,7 +742,7 @@
           <w:rFonts w:ascii="Times New Roman" w:eastAsia="Times New Roman" w:hAnsi="Times New Roman" w:cs="Times New Roman"/>
           <w:sz w:val="28"/>
           <w:szCs w:val="28"/>
-          <w:lang w:eastAsia="ru-RU"/>
+          <w:lang w:val="en-US" w:eastAsia="ru-RU"/>
         </w:rPr>
       </w:pPr>
       <w:r>
@@ -964,6 +870,387 @@
           <w:lang w:eastAsia="ru-RU"/>
         </w:rPr>
         <w:t xml:space="preserve"> Устранение несоответствий требованиям</w:t>
+      </w:r>
+    </w:p>
+    <w:p>
+      <w:pPr>
+        <w:spacing w:after="200" w:line="276" w:lineRule="auto"/>
+        <w:ind w:left="436"/>
+        <w:rPr>
+          <w:rFonts w:ascii="Times New Roman" w:eastAsia="Times New Roman" w:hAnsi="Times New Roman" w:cs="Times New Roman"/>
+          <w:sz w:val="28"/>
+          <w:szCs w:val="28"/>
+          <w:lang w:eastAsia="ru-RU"/>
+        </w:rPr>
+      </w:pPr>
+      <w:r>
+        <w:rPr>
+          <w:rFonts w:ascii="Times New Roman" w:eastAsia="Times New Roman" w:hAnsi="Times New Roman" w:cs="Times New Roman"/>
+          <w:sz w:val="28"/>
+          <w:szCs w:val="28"/>
+          <w:lang w:eastAsia="ru-RU"/>
+        </w:rPr>
+        <w:t>Список изменений</w:t>
+      </w:r>
+      <w:r>
+        <w:rPr>
+          <w:rFonts w:ascii="Times New Roman" w:eastAsia="Times New Roman" w:hAnsi="Times New Roman" w:cs="Times New Roman"/>
+          <w:sz w:val="28"/>
+          <w:szCs w:val="28"/>
+          <w:lang w:eastAsia="ru-RU"/>
+        </w:rPr>
+        <w:t xml:space="preserve"> после </w:t>
+      </w:r>
+      <w:r>
+        <w:rPr>
+          <w:rFonts w:ascii="Times New Roman" w:eastAsia="Times New Roman" w:hAnsi="Times New Roman" w:cs="Times New Roman"/>
+          <w:sz w:val="28"/>
+          <w:szCs w:val="28"/>
+          <w:lang w:eastAsia="ru-RU"/>
+        </w:rPr>
+        <w:t>18</w:t>
+      </w:r>
+      <w:r>
+        <w:rPr>
+          <w:rFonts w:ascii="Times New Roman" w:eastAsia="Times New Roman" w:hAnsi="Times New Roman" w:cs="Times New Roman"/>
+          <w:sz w:val="28"/>
+          <w:szCs w:val="28"/>
+          <w:lang w:eastAsia="ru-RU"/>
+        </w:rPr>
+        <w:t>.10.2024</w:t>
+      </w:r>
+    </w:p>
+    <w:p>
+      <w:pPr>
+        <w:spacing w:after="200" w:line="276" w:lineRule="auto"/>
+        <w:ind w:left="436"/>
+        <w:rPr>
+          <w:rFonts w:ascii="Times New Roman" w:eastAsia="Times New Roman" w:hAnsi="Times New Roman" w:cs="Times New Roman"/>
+          <w:sz w:val="28"/>
+          <w:szCs w:val="28"/>
+          <w:lang w:val="en-US" w:eastAsia="ru-RU"/>
+        </w:rPr>
+      </w:pPr>
+      <w:r>
+        <w:rPr>
+          <w:rFonts w:ascii="Times New Roman" w:eastAsia="Times New Roman" w:hAnsi="Times New Roman" w:cs="Times New Roman"/>
+          <w:sz w:val="28"/>
+          <w:szCs w:val="28"/>
+          <w:lang w:eastAsia="ru-RU"/>
+        </w:rPr>
+        <w:sym w:font="Symbol" w:char="F0BE"/>
+      </w:r>
+      <w:r>
+        <w:rPr>
+          <w:rFonts w:ascii="Times New Roman" w:eastAsia="Times New Roman" w:hAnsi="Times New Roman" w:cs="Times New Roman"/>
+          <w:sz w:val="28"/>
+          <w:szCs w:val="28"/>
+          <w:lang w:eastAsia="ru-RU"/>
+        </w:rPr>
+        <w:t xml:space="preserve"> Запись видеоматериалов проекта</w:t>
+      </w:r>
+      <w:r>
+        <w:rPr>
+          <w:rFonts w:ascii="Times New Roman" w:eastAsia="Times New Roman" w:hAnsi="Times New Roman" w:cs="Times New Roman"/>
+          <w:sz w:val="28"/>
+          <w:szCs w:val="28"/>
+          <w:lang w:val="en-US" w:eastAsia="ru-RU"/>
+        </w:rPr>
+        <w:t>;</w:t>
+      </w:r>
+    </w:p>
+    <w:p>
+      <w:pPr>
+        <w:spacing w:after="200" w:line="276" w:lineRule="auto"/>
+        <w:ind w:left="436"/>
+        <w:rPr>
+          <w:rFonts w:ascii="Times New Roman" w:eastAsia="Times New Roman" w:hAnsi="Times New Roman" w:cs="Times New Roman"/>
+          <w:sz w:val="28"/>
+          <w:szCs w:val="28"/>
+          <w:lang w:eastAsia="ru-RU"/>
+        </w:rPr>
+      </w:pPr>
+      <w:r>
+        <w:rPr>
+          <w:rFonts w:ascii="Times New Roman" w:eastAsia="Times New Roman" w:hAnsi="Times New Roman" w:cs="Times New Roman"/>
+          <w:sz w:val="28"/>
+          <w:szCs w:val="28"/>
+          <w:lang w:eastAsia="ru-RU"/>
+        </w:rPr>
+        <w:sym w:font="Symbol" w:char="F0BE"/>
+      </w:r>
+      <w:r>
+        <w:rPr>
+          <w:rFonts w:ascii="Times New Roman" w:eastAsia="Times New Roman" w:hAnsi="Times New Roman" w:cs="Times New Roman"/>
+          <w:sz w:val="28"/>
+          <w:szCs w:val="28"/>
+          <w:lang w:eastAsia="ru-RU"/>
+        </w:rPr>
+        <w:t xml:space="preserve"> Исправление технического задания</w:t>
+      </w:r>
+      <w:r>
+        <w:rPr>
+          <w:rFonts w:ascii="Times New Roman" w:eastAsia="Times New Roman" w:hAnsi="Times New Roman" w:cs="Times New Roman"/>
+          <w:sz w:val="28"/>
+          <w:szCs w:val="28"/>
+          <w:lang w:eastAsia="ru-RU"/>
+        </w:rPr>
+        <w:t>;</w:t>
+      </w:r>
+    </w:p>
+    <w:p>
+      <w:pPr>
+        <w:spacing w:after="200" w:line="276" w:lineRule="auto"/>
+        <w:ind w:left="436"/>
+        <w:rPr>
+          <w:rFonts w:ascii="Times New Roman" w:eastAsia="Times New Roman" w:hAnsi="Times New Roman" w:cs="Times New Roman"/>
+          <w:sz w:val="28"/>
+          <w:szCs w:val="28"/>
+          <w:lang w:val="en-US" w:eastAsia="ru-RU"/>
+        </w:rPr>
+      </w:pPr>
+      <w:r>
+        <w:rPr>
+          <w:rFonts w:ascii="Times New Roman" w:eastAsia="Times New Roman" w:hAnsi="Times New Roman" w:cs="Times New Roman"/>
+          <w:sz w:val="28"/>
+          <w:szCs w:val="28"/>
+          <w:lang w:eastAsia="ru-RU"/>
+        </w:rPr>
+        <w:sym w:font="Symbol" w:char="F0BE"/>
+      </w:r>
+      <w:r>
+        <w:rPr>
+          <w:rFonts w:ascii="Times New Roman" w:eastAsia="Times New Roman" w:hAnsi="Times New Roman" w:cs="Times New Roman"/>
+          <w:sz w:val="28"/>
+          <w:szCs w:val="28"/>
+          <w:lang w:eastAsia="ru-RU"/>
+        </w:rPr>
+        <w:t xml:space="preserve"> </w:t>
+      </w:r>
+      <w:r>
+        <w:rPr>
+          <w:rFonts w:ascii="Times New Roman" w:eastAsia="Times New Roman" w:hAnsi="Times New Roman" w:cs="Times New Roman"/>
+          <w:sz w:val="28"/>
+          <w:szCs w:val="28"/>
+          <w:lang w:eastAsia="ru-RU"/>
+        </w:rPr>
+        <w:t>Исправление Курсового проекта</w:t>
+      </w:r>
+      <w:r>
+        <w:rPr>
+          <w:rFonts w:ascii="Times New Roman" w:eastAsia="Times New Roman" w:hAnsi="Times New Roman" w:cs="Times New Roman"/>
+          <w:sz w:val="28"/>
+          <w:szCs w:val="28"/>
+          <w:lang w:eastAsia="ru-RU"/>
+        </w:rPr>
+        <w:t>;</w:t>
+      </w:r>
+    </w:p>
+    <w:p>
+      <w:pPr>
+        <w:spacing w:after="200" w:line="276" w:lineRule="auto"/>
+        <w:ind w:left="436"/>
+        <w:rPr>
+          <w:rFonts w:ascii="Times New Roman" w:eastAsia="Times New Roman" w:hAnsi="Times New Roman" w:cs="Times New Roman"/>
+          <w:sz w:val="28"/>
+          <w:szCs w:val="28"/>
+          <w:lang w:eastAsia="ru-RU"/>
+        </w:rPr>
+      </w:pPr>
+      <w:r>
+        <w:rPr>
+          <w:rFonts w:ascii="Times New Roman" w:eastAsia="Times New Roman" w:hAnsi="Times New Roman" w:cs="Times New Roman"/>
+          <w:sz w:val="28"/>
+          <w:szCs w:val="28"/>
+          <w:lang w:eastAsia="ru-RU"/>
+        </w:rPr>
+        <w:sym w:font="Symbol" w:char="F0BE"/>
+      </w:r>
+      <w:r>
+        <w:rPr>
+          <w:rFonts w:ascii="Times New Roman" w:eastAsia="Times New Roman" w:hAnsi="Times New Roman" w:cs="Times New Roman"/>
+          <w:sz w:val="28"/>
+          <w:szCs w:val="28"/>
+          <w:lang w:eastAsia="ru-RU"/>
+        </w:rPr>
+        <w:t xml:space="preserve"> Корректирование данных репозитория.</w:t>
+      </w:r>
+    </w:p>
+    <w:p>
+      <w:pPr>
+        <w:spacing w:after="200" w:line="276" w:lineRule="auto"/>
+        <w:ind w:left="436"/>
+        <w:rPr>
+          <w:rFonts w:ascii="Times New Roman" w:eastAsia="Times New Roman" w:hAnsi="Times New Roman" w:cs="Times New Roman"/>
+          <w:sz w:val="28"/>
+          <w:szCs w:val="28"/>
+          <w:lang w:eastAsia="ru-RU"/>
+        </w:rPr>
+      </w:pPr>
+    </w:p>
+    <w:p>
+      <w:pPr>
+        <w:spacing w:after="200" w:line="276" w:lineRule="auto"/>
+        <w:ind w:left="436"/>
+        <w:rPr>
+          <w:rFonts w:ascii="Times New Roman" w:eastAsia="Times New Roman" w:hAnsi="Times New Roman" w:cs="Times New Roman"/>
+          <w:sz w:val="28"/>
+          <w:szCs w:val="28"/>
+          <w:lang w:eastAsia="ru-RU"/>
+        </w:rPr>
+      </w:pPr>
+      <w:r>
+        <w:rPr>
+          <w:rFonts w:ascii="Times New Roman" w:eastAsia="Times New Roman" w:hAnsi="Times New Roman" w:cs="Times New Roman"/>
+          <w:sz w:val="28"/>
+          <w:szCs w:val="28"/>
+          <w:lang w:eastAsia="ru-RU"/>
+        </w:rPr>
+        <w:t>Список изменений</w:t>
+      </w:r>
+      <w:r>
+        <w:rPr>
+          <w:rFonts w:ascii="Times New Roman" w:eastAsia="Times New Roman" w:hAnsi="Times New Roman" w:cs="Times New Roman"/>
+          <w:sz w:val="28"/>
+          <w:szCs w:val="28"/>
+          <w:lang w:eastAsia="ru-RU"/>
+        </w:rPr>
+        <w:t xml:space="preserve"> после 21.10.2024</w:t>
+      </w:r>
+    </w:p>
+    <w:p>
+      <w:pPr>
+        <w:spacing w:after="200" w:line="276" w:lineRule="auto"/>
+        <w:ind w:left="436"/>
+        <w:rPr>
+          <w:rFonts w:ascii="Times New Roman" w:eastAsia="Times New Roman" w:hAnsi="Times New Roman" w:cs="Times New Roman"/>
+          <w:sz w:val="28"/>
+          <w:szCs w:val="28"/>
+          <w:lang w:eastAsia="ru-RU"/>
+        </w:rPr>
+      </w:pPr>
+      <w:r>
+        <w:rPr>
+          <w:rFonts w:ascii="Times New Roman" w:eastAsia="Times New Roman" w:hAnsi="Times New Roman" w:cs="Times New Roman"/>
+          <w:sz w:val="28"/>
+          <w:szCs w:val="28"/>
+          <w:lang w:eastAsia="ru-RU"/>
+        </w:rPr>
+        <w:sym w:font="Symbol" w:char="F0BE"/>
+      </w:r>
+      <w:r>
+        <w:rPr>
+          <w:color w:val="2C2D2E"/>
+          <w:sz w:val="28"/>
+          <w:szCs w:val="28"/>
+          <w:shd w:val="clear" w:color="auto" w:fill="FFFFFF"/>
+        </w:rPr>
+        <w:t xml:space="preserve"> </w:t>
+      </w:r>
+      <w:r>
+        <w:rPr>
+          <w:rFonts w:ascii="Times New Roman" w:eastAsia="Times New Roman" w:hAnsi="Times New Roman" w:cs="Times New Roman"/>
+          <w:sz w:val="28"/>
+          <w:szCs w:val="28"/>
+          <w:lang w:eastAsia="ru-RU"/>
+        </w:rPr>
+        <w:t>В самом приложении была добавлена функция проверки уровня знаний пользователя, путем проведения общего тестирования уровня знаний пользователя и дальнейшего направления его на подходящий курс обучени</w:t>
+      </w:r>
+      <w:r>
+        <w:rPr>
+          <w:rFonts w:ascii="Times New Roman" w:eastAsia="Times New Roman" w:hAnsi="Times New Roman" w:cs="Times New Roman"/>
+          <w:sz w:val="28"/>
+          <w:szCs w:val="28"/>
+          <w:lang w:eastAsia="ru-RU"/>
+        </w:rPr>
+        <w:t>я</w:t>
+      </w:r>
+      <w:r>
+        <w:rPr>
+          <w:rFonts w:ascii="Times New Roman" w:eastAsia="Times New Roman" w:hAnsi="Times New Roman" w:cs="Times New Roman"/>
+          <w:sz w:val="28"/>
+          <w:szCs w:val="28"/>
+          <w:lang w:eastAsia="ru-RU"/>
+        </w:rPr>
+        <w:t>;</w:t>
+      </w:r>
+    </w:p>
+    <w:p>
+      <w:pPr>
+        <w:spacing w:after="200" w:line="276" w:lineRule="auto"/>
+        <w:ind w:left="436"/>
+        <w:rPr>
+          <w:rFonts w:ascii="Times New Roman" w:eastAsia="Times New Roman" w:hAnsi="Times New Roman" w:cs="Times New Roman"/>
+          <w:sz w:val="28"/>
+          <w:szCs w:val="28"/>
+          <w:lang w:eastAsia="ru-RU"/>
+        </w:rPr>
+      </w:pPr>
+      <w:r>
+        <w:rPr>
+          <w:rFonts w:ascii="Times New Roman" w:eastAsia="Times New Roman" w:hAnsi="Times New Roman" w:cs="Times New Roman"/>
+          <w:sz w:val="28"/>
+          <w:szCs w:val="28"/>
+          <w:lang w:eastAsia="ru-RU"/>
+        </w:rPr>
+        <w:sym w:font="Symbol" w:char="F0BE"/>
+      </w:r>
+      <w:r>
+        <w:rPr>
+          <w:rFonts w:ascii="Times New Roman" w:eastAsia="Times New Roman" w:hAnsi="Times New Roman" w:cs="Times New Roman"/>
+          <w:sz w:val="28"/>
+          <w:szCs w:val="28"/>
+          <w:lang w:eastAsia="ru-RU"/>
+        </w:rPr>
+        <w:t xml:space="preserve"> Исправление технического задания</w:t>
+      </w:r>
+      <w:r>
+        <w:rPr>
+          <w:rFonts w:ascii="Times New Roman" w:eastAsia="Times New Roman" w:hAnsi="Times New Roman" w:cs="Times New Roman"/>
+          <w:sz w:val="28"/>
+          <w:szCs w:val="28"/>
+          <w:lang w:eastAsia="ru-RU"/>
+        </w:rPr>
+        <w:t>;</w:t>
+      </w:r>
+    </w:p>
+    <w:p>
+      <w:pPr>
+        <w:spacing w:after="200" w:line="276" w:lineRule="auto"/>
+        <w:ind w:left="436"/>
+        <w:rPr>
+          <w:rFonts w:ascii="Times New Roman" w:eastAsia="Times New Roman" w:hAnsi="Times New Roman" w:cs="Times New Roman"/>
+          <w:sz w:val="28"/>
+          <w:szCs w:val="28"/>
+          <w:lang w:val="en-US" w:eastAsia="ru-RU"/>
+        </w:rPr>
+      </w:pPr>
+      <w:r>
+        <w:rPr>
+          <w:rFonts w:ascii="Times New Roman" w:eastAsia="Times New Roman" w:hAnsi="Times New Roman" w:cs="Times New Roman"/>
+          <w:sz w:val="28"/>
+          <w:szCs w:val="28"/>
+          <w:lang w:eastAsia="ru-RU"/>
+        </w:rPr>
+        <w:sym w:font="Symbol" w:char="F0BE"/>
+      </w:r>
+      <w:r>
+        <w:rPr>
+          <w:rFonts w:ascii="Times New Roman" w:eastAsia="Times New Roman" w:hAnsi="Times New Roman" w:cs="Times New Roman"/>
+          <w:sz w:val="28"/>
+          <w:szCs w:val="28"/>
+          <w:lang w:eastAsia="ru-RU"/>
+        </w:rPr>
+        <w:t>Исправление Курсового проекта</w:t>
+      </w:r>
+      <w:r>
+        <w:rPr>
+          <w:rFonts w:ascii="Times New Roman" w:eastAsia="Times New Roman" w:hAnsi="Times New Roman" w:cs="Times New Roman"/>
+          <w:sz w:val="28"/>
+          <w:szCs w:val="28"/>
+          <w:lang w:val="en-US" w:eastAsia="ru-RU"/>
+        </w:rPr>
+        <w:t>;</w:t>
       </w:r>
     </w:p>
     <w:p>
@@ -1125,12 +1412,600 @@
     </w:p>
     <w:p>
       <w:pPr>
-        <w:numPr>
-          <w:ilvl w:val="0"/>
-          <w:numId w:val="4"/>
-        </w:numPr>
         <w:shd w:val="clear" w:color="auto" w:fill="FFFFFF"/>
         <w:rPr>
+          <w:rStyle w:val="ae"/>
+          <w:rFonts w:ascii="Times New Roman" w:hAnsi="Times New Roman" w:cs="Times New Roman"/>
+          <w:color w:val="1A1A1A"/>
+          <w:sz w:val="28"/>
+          <w:szCs w:val="28"/>
+          <w:lang w:val="en-US"/>
+        </w:rPr>
+      </w:pPr>
+      <w:r>
+        <w:rPr>
+          <w:rStyle w:val="ae"/>
+          <w:rFonts w:ascii="Times New Roman" w:hAnsi="Times New Roman" w:cs="Times New Roman"/>
+          <w:color w:val="1A1A1A"/>
+          <w:sz w:val="28"/>
+          <w:szCs w:val="28"/>
+        </w:rPr>
+        <w:t>Контактные данные:</w:t>
+      </w:r>
+    </w:p>
+    <w:p>
+      <w:pPr>
+        <w:shd w:val="clear" w:color="auto" w:fill="FFFFFF"/>
+        <w:rPr>
+          <w:rStyle w:val="ae"/>
+          <w:rFonts w:ascii="Times New Roman" w:hAnsi="Times New Roman" w:cs="Times New Roman"/>
+          <w:color w:val="1A1A1A"/>
+          <w:sz w:val="28"/>
+          <w:szCs w:val="28"/>
+        </w:rPr>
+      </w:pPr>
+      <w:r>
+        <w:rPr>
+          <w:rStyle w:val="ae"/>
+          <w:rFonts w:ascii="Times New Roman" w:hAnsi="Times New Roman" w:cs="Times New Roman"/>
+          <w:color w:val="1A1A1A"/>
+          <w:sz w:val="28"/>
+          <w:szCs w:val="28"/>
+          <w:lang w:val="en-US"/>
+        </w:rPr>
+        <w:t xml:space="preserve">Email: </w:t>
+      </w:r>
+      <w:hyperlink r:id="rId9" w:history="1">
+        <w:r>
+          <w:rPr>
+            <w:rStyle w:val="ab"/>
+            <w:rFonts w:ascii="Times New Roman" w:hAnsi="Times New Roman" w:cs="Times New Roman"/>
+            <w:sz w:val="28"/>
+            <w:szCs w:val="28"/>
+            <w:lang w:val="en-US"/>
+          </w:rPr>
+          <w:t>kalach-maks@mail.ru</w:t>
+        </w:r>
+      </w:hyperlink>
+    </w:p>
+    <w:p>
+      <w:pPr>
+        <w:shd w:val="clear" w:color="auto" w:fill="FFFFFF"/>
+        <w:rPr>
+          <w:rStyle w:val="ae"/>
+          <w:rFonts w:ascii="Times New Roman" w:hAnsi="Times New Roman" w:cs="Times New Roman"/>
+          <w:color w:val="1A1A1A"/>
+          <w:sz w:val="28"/>
+          <w:szCs w:val="28"/>
+        </w:rPr>
+      </w:pPr>
+    </w:p>
+    <w:p>
+      <w:pPr>
+        <w:shd w:val="clear" w:color="auto" w:fill="FFFFFF"/>
+        <w:rPr>
+          <w:rStyle w:val="ae"/>
+          <w:rFonts w:ascii="Times New Roman" w:hAnsi="Times New Roman" w:cs="Times New Roman"/>
+          <w:color w:val="1A1A1A"/>
+          <w:sz w:val="28"/>
+          <w:szCs w:val="28"/>
+        </w:rPr>
+      </w:pPr>
+    </w:p>
+    <w:p>
+      <w:pPr>
+        <w:shd w:val="clear" w:color="auto" w:fill="FFFFFF"/>
+        <w:rPr>
+          <w:rStyle w:val="ae"/>
+          <w:rFonts w:ascii="Times New Roman" w:hAnsi="Times New Roman" w:cs="Times New Roman"/>
+          <w:color w:val="1A1A1A"/>
+          <w:sz w:val="28"/>
+          <w:szCs w:val="28"/>
+        </w:rPr>
+      </w:pPr>
+    </w:p>
+    <w:p>
+      <w:pPr>
+        <w:shd w:val="clear" w:color="auto" w:fill="FFFFFF"/>
+        <w:rPr>
+          <w:rStyle w:val="ae"/>
+          <w:rFonts w:ascii="Times New Roman" w:hAnsi="Times New Roman" w:cs="Times New Roman"/>
+          <w:color w:val="1A1A1A"/>
+          <w:sz w:val="28"/>
+          <w:szCs w:val="28"/>
+        </w:rPr>
+      </w:pPr>
+      <w:r>
+        <w:rPr>
+          <w:rStyle w:val="ae"/>
+          <w:rFonts w:ascii="Times New Roman" w:hAnsi="Times New Roman" w:cs="Times New Roman"/>
+          <w:color w:val="1A1A1A"/>
+          <w:sz w:val="28"/>
+          <w:szCs w:val="28"/>
+        </w:rPr>
+        <w:lastRenderedPageBreak/>
+        <w:t>Приложение</w:t>
+      </w:r>
+      <w:r>
+        <w:rPr>
+          <w:rStyle w:val="ae"/>
+          <w:rFonts w:ascii="Times New Roman" w:hAnsi="Times New Roman" w:cs="Times New Roman"/>
+          <w:color w:val="1A1A1A"/>
+          <w:sz w:val="28"/>
+          <w:szCs w:val="28"/>
+        </w:rPr>
+        <w:t>:</w:t>
+      </w:r>
+    </w:p>
+    <w:p>
+      <w:pPr>
+        <w:shd w:val="clear" w:color="auto" w:fill="FFFFFF"/>
+        <w:spacing w:before="100" w:beforeAutospacing="1" w:after="200" w:line="240" w:lineRule="auto"/>
+        <w:rPr>
+          <w:rFonts w:ascii="Times New Roman" w:hAnsi="Times New Roman" w:cs="Times New Roman"/>
+          <w:color w:val="1A1A1A"/>
+          <w:sz w:val="28"/>
+          <w:szCs w:val="28"/>
+        </w:rPr>
+      </w:pPr>
+      <w:r>
+        <w:rPr>
+          <w:rFonts w:ascii="Times New Roman" w:hAnsi="Times New Roman" w:cs="Times New Roman"/>
+          <w:color w:val="1A1A1A"/>
+          <w:sz w:val="28"/>
+          <w:szCs w:val="28"/>
+        </w:rPr>
+        <w:t>Видео презентации: </w:t>
+      </w:r>
+      <w:r>
+        <w:rPr>
+          <w:rFonts w:ascii="Times New Roman" w:hAnsi="Times New Roman" w:cs="Times New Roman"/>
+          <w:color w:val="1A1A1A"/>
+          <w:sz w:val="28"/>
+          <w:szCs w:val="28"/>
+        </w:rPr>
+        <w:t>https://disk.yandex.ru/i/c4yItzd7JGEp4g</w:t>
+      </w:r>
+    </w:p>
+    <w:p>
+      <w:pPr>
+        <w:shd w:val="clear" w:color="auto" w:fill="FFFFFF"/>
+        <w:spacing w:before="100" w:beforeAutospacing="1" w:after="200" w:line="240" w:lineRule="auto"/>
+        <w:rPr>
+          <w:rFonts w:ascii="Times New Roman" w:hAnsi="Times New Roman" w:cs="Times New Roman"/>
+          <w:color w:val="1A1A1A"/>
+          <w:sz w:val="28"/>
+          <w:szCs w:val="28"/>
+        </w:rPr>
+      </w:pPr>
+      <w:proofErr w:type="spellStart"/>
+      <w:r>
+        <w:rPr>
+          <w:rFonts w:ascii="Times New Roman" w:hAnsi="Times New Roman" w:cs="Times New Roman"/>
+          <w:color w:val="1A1A1A"/>
+          <w:sz w:val="28"/>
+          <w:szCs w:val="28"/>
+        </w:rPr>
+        <w:t>Видеодемонстрация</w:t>
+      </w:r>
+      <w:proofErr w:type="spellEnd"/>
+      <w:r>
+        <w:rPr>
+          <w:rFonts w:ascii="Times New Roman" w:hAnsi="Times New Roman" w:cs="Times New Roman"/>
+          <w:color w:val="1A1A1A"/>
+          <w:sz w:val="28"/>
+          <w:szCs w:val="28"/>
+        </w:rPr>
+        <w:t xml:space="preserve"> приложения</w:t>
+      </w:r>
+      <w:r>
+        <w:rPr>
+          <w:rFonts w:ascii="Times New Roman" w:hAnsi="Times New Roman" w:cs="Times New Roman"/>
+          <w:color w:val="1A1A1A"/>
+          <w:sz w:val="28"/>
+          <w:szCs w:val="28"/>
+        </w:rPr>
+        <w:t>:</w:t>
+      </w:r>
+      <w:r>
+        <w:t xml:space="preserve"> </w:t>
+      </w:r>
+      <w:r>
+        <w:rPr>
+          <w:rFonts w:ascii="Times New Roman" w:hAnsi="Times New Roman" w:cs="Times New Roman"/>
+          <w:color w:val="1A1A1A"/>
+          <w:sz w:val="28"/>
+          <w:szCs w:val="28"/>
+          <w:lang w:val="en-US"/>
+        </w:rPr>
+        <w:t>https</w:t>
+      </w:r>
+      <w:r>
+        <w:rPr>
+          <w:rFonts w:ascii="Times New Roman" w:hAnsi="Times New Roman" w:cs="Times New Roman"/>
+          <w:color w:val="1A1A1A"/>
+          <w:sz w:val="28"/>
+          <w:szCs w:val="28"/>
+        </w:rPr>
+        <w:t>://</w:t>
+      </w:r>
+      <w:r>
+        <w:rPr>
+          <w:rFonts w:ascii="Times New Roman" w:hAnsi="Times New Roman" w:cs="Times New Roman"/>
+          <w:color w:val="1A1A1A"/>
+          <w:sz w:val="28"/>
+          <w:szCs w:val="28"/>
+          <w:lang w:val="en-US"/>
+        </w:rPr>
+        <w:t>disk</w:t>
+      </w:r>
+      <w:r>
+        <w:rPr>
+          <w:rFonts w:ascii="Times New Roman" w:hAnsi="Times New Roman" w:cs="Times New Roman"/>
+          <w:color w:val="1A1A1A"/>
+          <w:sz w:val="28"/>
+          <w:szCs w:val="28"/>
+        </w:rPr>
+        <w:t>.</w:t>
+      </w:r>
+      <w:proofErr w:type="spellStart"/>
+      <w:r>
+        <w:rPr>
+          <w:rFonts w:ascii="Times New Roman" w:hAnsi="Times New Roman" w:cs="Times New Roman"/>
+          <w:color w:val="1A1A1A"/>
+          <w:sz w:val="28"/>
+          <w:szCs w:val="28"/>
+          <w:lang w:val="en-US"/>
+        </w:rPr>
+        <w:t>yandex</w:t>
+      </w:r>
+      <w:proofErr w:type="spellEnd"/>
+      <w:r>
+        <w:rPr>
+          <w:rFonts w:ascii="Times New Roman" w:hAnsi="Times New Roman" w:cs="Times New Roman"/>
+          <w:color w:val="1A1A1A"/>
+          <w:sz w:val="28"/>
+          <w:szCs w:val="28"/>
+        </w:rPr>
+        <w:t>.</w:t>
+      </w:r>
+      <w:proofErr w:type="spellStart"/>
+      <w:r>
+        <w:rPr>
+          <w:rFonts w:ascii="Times New Roman" w:hAnsi="Times New Roman" w:cs="Times New Roman"/>
+          <w:color w:val="1A1A1A"/>
+          <w:sz w:val="28"/>
+          <w:szCs w:val="28"/>
+          <w:lang w:val="en-US"/>
+        </w:rPr>
+        <w:t>ru</w:t>
+      </w:r>
+      <w:proofErr w:type="spellEnd"/>
+      <w:r>
+        <w:rPr>
+          <w:rFonts w:ascii="Times New Roman" w:hAnsi="Times New Roman" w:cs="Times New Roman"/>
+          <w:color w:val="1A1A1A"/>
+          <w:sz w:val="28"/>
+          <w:szCs w:val="28"/>
+        </w:rPr>
+        <w:t>/</w:t>
+      </w:r>
+      <w:proofErr w:type="spellStart"/>
+      <w:r>
+        <w:rPr>
+          <w:rFonts w:ascii="Times New Roman" w:hAnsi="Times New Roman" w:cs="Times New Roman"/>
+          <w:color w:val="1A1A1A"/>
+          <w:sz w:val="28"/>
+          <w:szCs w:val="28"/>
+          <w:lang w:val="en-US"/>
+        </w:rPr>
+        <w:t>i</w:t>
+      </w:r>
+      <w:proofErr w:type="spellEnd"/>
+      <w:r>
+        <w:rPr>
+          <w:rFonts w:ascii="Times New Roman" w:hAnsi="Times New Roman" w:cs="Times New Roman"/>
+          <w:color w:val="1A1A1A"/>
+          <w:sz w:val="28"/>
+          <w:szCs w:val="28"/>
+        </w:rPr>
+        <w:t>/</w:t>
+      </w:r>
+      <w:r>
+        <w:rPr>
+          <w:rFonts w:ascii="Times New Roman" w:hAnsi="Times New Roman" w:cs="Times New Roman"/>
+          <w:color w:val="1A1A1A"/>
+          <w:sz w:val="28"/>
+          <w:szCs w:val="28"/>
+          <w:lang w:val="en-US"/>
+        </w:rPr>
+        <w:t>Ex</w:t>
+      </w:r>
+      <w:r>
+        <w:rPr>
+          <w:rFonts w:ascii="Times New Roman" w:hAnsi="Times New Roman" w:cs="Times New Roman"/>
+          <w:color w:val="1A1A1A"/>
+          <w:sz w:val="28"/>
+          <w:szCs w:val="28"/>
+        </w:rPr>
+        <w:t>-</w:t>
+      </w:r>
+      <w:proofErr w:type="spellStart"/>
+      <w:r>
+        <w:rPr>
+          <w:rFonts w:ascii="Times New Roman" w:hAnsi="Times New Roman" w:cs="Times New Roman"/>
+          <w:color w:val="1A1A1A"/>
+          <w:sz w:val="28"/>
+          <w:szCs w:val="28"/>
+          <w:lang w:val="en-US"/>
+        </w:rPr>
+        <w:t>QgOrfVFXqCw</w:t>
+      </w:r>
+      <w:proofErr w:type="spellEnd"/>
+    </w:p>
+    <w:p>
+      <w:pPr>
+        <w:shd w:val="clear" w:color="auto" w:fill="FFFFFF"/>
+        <w:spacing w:before="100" w:beforeAutospacing="1" w:after="200" w:line="240" w:lineRule="auto"/>
+        <w:rPr>
+          <w:rFonts w:ascii="Times New Roman" w:hAnsi="Times New Roman" w:cs="Times New Roman"/>
+          <w:b/>
+          <w:bCs/>
+          <w:color w:val="1A1A1A"/>
+          <w:sz w:val="28"/>
+          <w:szCs w:val="28"/>
+        </w:rPr>
+      </w:pPr>
+      <w:proofErr w:type="spellStart"/>
+      <w:r>
+        <w:rPr>
+          <w:rFonts w:ascii="Times New Roman" w:hAnsi="Times New Roman" w:cs="Times New Roman"/>
+          <w:color w:val="1A1A1A"/>
+          <w:sz w:val="28"/>
+          <w:szCs w:val="28"/>
+        </w:rPr>
+        <w:t>Видеодемонстрация</w:t>
+      </w:r>
+      <w:proofErr w:type="spellEnd"/>
+      <w:r>
+        <w:rPr>
+          <w:rFonts w:ascii="Times New Roman" w:hAnsi="Times New Roman" w:cs="Times New Roman"/>
+          <w:color w:val="1A1A1A"/>
+          <w:sz w:val="28"/>
+          <w:szCs w:val="28"/>
+        </w:rPr>
+        <w:t xml:space="preserve"> бэкенда</w:t>
+      </w:r>
+      <w:r>
+        <w:rPr>
+          <w:rFonts w:ascii="Times New Roman" w:hAnsi="Times New Roman" w:cs="Times New Roman"/>
+          <w:color w:val="1A1A1A"/>
+          <w:sz w:val="28"/>
+          <w:szCs w:val="28"/>
+        </w:rPr>
+        <w:t>:</w:t>
+      </w:r>
+      <w:r>
+        <w:t xml:space="preserve"> </w:t>
+      </w:r>
+      <w:r>
+        <w:rPr>
+          <w:rFonts w:ascii="Times New Roman" w:hAnsi="Times New Roman" w:cs="Times New Roman"/>
+          <w:color w:val="1A1A1A"/>
+          <w:sz w:val="28"/>
+          <w:szCs w:val="28"/>
+          <w:lang w:val="en-US"/>
+        </w:rPr>
+        <w:t>https</w:t>
+      </w:r>
+      <w:r>
+        <w:rPr>
+          <w:rFonts w:ascii="Times New Roman" w:hAnsi="Times New Roman" w:cs="Times New Roman"/>
+          <w:color w:val="1A1A1A"/>
+          <w:sz w:val="28"/>
+          <w:szCs w:val="28"/>
+        </w:rPr>
+        <w:t>://</w:t>
+      </w:r>
+      <w:r>
+        <w:rPr>
+          <w:rFonts w:ascii="Times New Roman" w:hAnsi="Times New Roman" w:cs="Times New Roman"/>
+          <w:color w:val="1A1A1A"/>
+          <w:sz w:val="28"/>
+          <w:szCs w:val="28"/>
+          <w:lang w:val="en-US"/>
+        </w:rPr>
+        <w:t>disk</w:t>
+      </w:r>
+      <w:r>
+        <w:rPr>
+          <w:rFonts w:ascii="Times New Roman" w:hAnsi="Times New Roman" w:cs="Times New Roman"/>
+          <w:color w:val="1A1A1A"/>
+          <w:sz w:val="28"/>
+          <w:szCs w:val="28"/>
+        </w:rPr>
+        <w:t>.</w:t>
+      </w:r>
+      <w:proofErr w:type="spellStart"/>
+      <w:r>
+        <w:rPr>
+          <w:rFonts w:ascii="Times New Roman" w:hAnsi="Times New Roman" w:cs="Times New Roman"/>
+          <w:color w:val="1A1A1A"/>
+          <w:sz w:val="28"/>
+          <w:szCs w:val="28"/>
+          <w:lang w:val="en-US"/>
+        </w:rPr>
+        <w:t>yandex</w:t>
+      </w:r>
+      <w:proofErr w:type="spellEnd"/>
+      <w:r>
+        <w:rPr>
+          <w:rFonts w:ascii="Times New Roman" w:hAnsi="Times New Roman" w:cs="Times New Roman"/>
+          <w:color w:val="1A1A1A"/>
+          <w:sz w:val="28"/>
+          <w:szCs w:val="28"/>
+        </w:rPr>
+        <w:t>.</w:t>
+      </w:r>
+      <w:proofErr w:type="spellStart"/>
+      <w:r>
+        <w:rPr>
+          <w:rFonts w:ascii="Times New Roman" w:hAnsi="Times New Roman" w:cs="Times New Roman"/>
+          <w:color w:val="1A1A1A"/>
+          <w:sz w:val="28"/>
+          <w:szCs w:val="28"/>
+          <w:lang w:val="en-US"/>
+        </w:rPr>
+        <w:t>ru</w:t>
+      </w:r>
+      <w:proofErr w:type="spellEnd"/>
+      <w:r>
+        <w:rPr>
+          <w:rFonts w:ascii="Times New Roman" w:hAnsi="Times New Roman" w:cs="Times New Roman"/>
+          <w:color w:val="1A1A1A"/>
+          <w:sz w:val="28"/>
+          <w:szCs w:val="28"/>
+        </w:rPr>
+        <w:t>/</w:t>
+      </w:r>
+      <w:r>
+        <w:rPr>
+          <w:rFonts w:ascii="Times New Roman" w:hAnsi="Times New Roman" w:cs="Times New Roman"/>
+          <w:color w:val="1A1A1A"/>
+          <w:sz w:val="28"/>
+          <w:szCs w:val="28"/>
+          <w:lang w:val="en-US"/>
+        </w:rPr>
+        <w:t>d</w:t>
+      </w:r>
+      <w:r>
+        <w:rPr>
+          <w:rFonts w:ascii="Times New Roman" w:hAnsi="Times New Roman" w:cs="Times New Roman"/>
+          <w:color w:val="1A1A1A"/>
+          <w:sz w:val="28"/>
+          <w:szCs w:val="28"/>
+        </w:rPr>
+        <w:t>/</w:t>
+      </w:r>
+      <w:proofErr w:type="spellStart"/>
+      <w:r>
+        <w:rPr>
+          <w:rFonts w:ascii="Times New Roman" w:hAnsi="Times New Roman" w:cs="Times New Roman"/>
+          <w:color w:val="1A1A1A"/>
+          <w:sz w:val="28"/>
+          <w:szCs w:val="28"/>
+          <w:lang w:val="en-US"/>
+        </w:rPr>
+        <w:t>TMLpAY</w:t>
+      </w:r>
+      <w:proofErr w:type="spellEnd"/>
+      <w:r>
+        <w:rPr>
+          <w:rFonts w:ascii="Times New Roman" w:hAnsi="Times New Roman" w:cs="Times New Roman"/>
+          <w:color w:val="1A1A1A"/>
+          <w:sz w:val="28"/>
+          <w:szCs w:val="28"/>
+        </w:rPr>
+        <w:t>63</w:t>
+      </w:r>
+      <w:r>
+        <w:rPr>
+          <w:rFonts w:ascii="Times New Roman" w:hAnsi="Times New Roman" w:cs="Times New Roman"/>
+          <w:color w:val="1A1A1A"/>
+          <w:sz w:val="28"/>
+          <w:szCs w:val="28"/>
+          <w:lang w:val="en-US"/>
+        </w:rPr>
+        <w:t>h</w:t>
+      </w:r>
+      <w:r>
+        <w:rPr>
+          <w:rFonts w:ascii="Times New Roman" w:hAnsi="Times New Roman" w:cs="Times New Roman"/>
+          <w:color w:val="1A1A1A"/>
+          <w:sz w:val="28"/>
+          <w:szCs w:val="28"/>
+        </w:rPr>
+        <w:t>5</w:t>
+      </w:r>
+      <w:proofErr w:type="spellStart"/>
+      <w:r>
+        <w:rPr>
+          <w:rFonts w:ascii="Times New Roman" w:hAnsi="Times New Roman" w:cs="Times New Roman"/>
+          <w:color w:val="1A1A1A"/>
+          <w:sz w:val="28"/>
+          <w:szCs w:val="28"/>
+          <w:lang w:val="en-US"/>
+        </w:rPr>
+        <w:t>BHiA</w:t>
+      </w:r>
+      <w:proofErr w:type="spellEnd"/>
+    </w:p>
+    <w:p>
+      <w:pPr>
+        <w:shd w:val="clear" w:color="auto" w:fill="FFFFFF"/>
+        <w:spacing w:before="100" w:beforeAutospacing="1" w:after="200" w:line="240" w:lineRule="auto"/>
+        <w:rPr>
+          <w:rStyle w:val="ae"/>
+          <w:rFonts w:ascii="Times New Roman" w:hAnsi="Times New Roman" w:cs="Times New Roman"/>
+          <w:color w:val="1A1A1A"/>
+          <w:sz w:val="28"/>
+          <w:szCs w:val="28"/>
+        </w:rPr>
+      </w:pPr>
+      <w:proofErr w:type="spellStart"/>
+      <w:r>
+        <w:rPr>
+          <w:rFonts w:ascii="Times New Roman" w:hAnsi="Times New Roman" w:cs="Times New Roman"/>
+          <w:color w:val="1A1A1A"/>
+          <w:sz w:val="28"/>
+          <w:szCs w:val="28"/>
+        </w:rPr>
+        <w:t>Видеодемонстрация</w:t>
+      </w:r>
+      <w:proofErr w:type="spellEnd"/>
+      <w:r>
+        <w:rPr>
+          <w:rFonts w:ascii="Times New Roman" w:hAnsi="Times New Roman" w:cs="Times New Roman"/>
+          <w:color w:val="1A1A1A"/>
+          <w:sz w:val="28"/>
+          <w:szCs w:val="28"/>
+        </w:rPr>
+        <w:t xml:space="preserve"> </w:t>
+      </w:r>
+      <w:proofErr w:type="spellStart"/>
+      <w:r>
+        <w:rPr>
+          <w:rFonts w:ascii="Times New Roman" w:hAnsi="Times New Roman" w:cs="Times New Roman"/>
+          <w:color w:val="1A1A1A"/>
+          <w:sz w:val="28"/>
+          <w:szCs w:val="28"/>
+        </w:rPr>
+        <w:t>фронтенда</w:t>
+      </w:r>
+      <w:proofErr w:type="spellEnd"/>
+      <w:r>
+        <w:rPr>
+          <w:rFonts w:ascii="Times New Roman" w:hAnsi="Times New Roman" w:cs="Times New Roman"/>
+          <w:color w:val="1A1A1A"/>
+          <w:sz w:val="28"/>
+          <w:szCs w:val="28"/>
+        </w:rPr>
+        <w:t>:</w:t>
+      </w:r>
+      <w:r>
+        <w:rPr>
+          <w:rFonts w:ascii="Times New Roman" w:hAnsi="Times New Roman" w:cs="Times New Roman"/>
+          <w:color w:val="1A1A1A"/>
+          <w:sz w:val="28"/>
+          <w:szCs w:val="28"/>
+        </w:rPr>
+        <w:t> https://disk.yandex.ru/i/n6Uo5LvWFZUrjw</w:t>
+      </w:r>
+    </w:p>
+    <w:p>
+      <w:pPr>
+        <w:shd w:val="clear" w:color="auto" w:fill="FFFFFF"/>
+        <w:rPr>
           <w:rFonts w:ascii="Times New Roman" w:hAnsi="Times New Roman" w:cs="Times New Roman"/>
           <w:color w:val="1A1A1A"/>
           <w:sz w:val="28"/>
@@ -1318,20 +2193,17 @@
     </w:p>
     <w:p>
       <w:pPr>
+        <w:shd w:val="clear" w:color="auto" w:fill="FFFFFF"/>
+        <w:rPr>
+          <w:rFonts w:ascii="Times New Roman" w:hAnsi="Times New Roman" w:cs="Times New Roman"/>
+          <w:sz w:val="28"/>
+          <w:szCs w:val="28"/>
+        </w:rPr>
+      </w:pPr>
+    </w:p>
+    <w:p>
+      <w:pPr>
         <w:spacing w:after="200" w:line="276" w:lineRule="auto"/>
-        <w:ind w:left="436"/>
-        <w:rPr>
-          <w:rFonts w:ascii="Times New Roman" w:eastAsia="Times New Roman" w:hAnsi="Times New Roman" w:cs="Times New Roman"/>
-          <w:sz w:val="28"/>
-          <w:szCs w:val="28"/>
-          <w:lang w:eastAsia="ru-RU"/>
-        </w:rPr>
-      </w:pPr>
-    </w:p>
-    <w:p>
-      <w:pPr>
-        <w:spacing w:after="200" w:line="276" w:lineRule="auto"/>
-        <w:ind w:left="436"/>
         <w:rPr>
           <w:rFonts w:ascii="Times New Roman" w:eastAsia="Times New Roman" w:hAnsi="Times New Roman" w:cs="Times New Roman"/>
           <w:sz w:val="28"/>
@@ -1348,7 +2220,7 @@
       </w:pPr>
     </w:p>
     <w:sectPr>
-      <w:footerReference w:type="default" r:id="rId9"/>
+      <w:footerReference w:type="default" r:id="rId10"/>
       <w:pgSz w:w="11906" w:h="16838"/>
       <w:pgMar w:top="1134" w:right="851" w:bottom="1134" w:left="1701" w:header="709" w:footer="709" w:gutter="0"/>
       <w:cols w:space="708"/>
@@ -1457,6 +2329,155 @@
 <file path=word/numbering.xml><?xml version="1.0" encoding="utf-8"?>
 <w:numbering xmlns:wpc="http://schemas.microsoft.com/office/word/2010/wordprocessingCanvas" xmlns:cx="http://schemas.microsoft.com/office/drawing/2014/chartex" xmlns:cx1="http://schemas.microsoft.com/office/drawing/2015/9/8/chartex" xmlns:cx2="http://schemas.microsoft.com/office/drawing/2015/10/21/chartex" xmlns:cx3="http://schemas.microsoft.com/office/drawing/2016/5/9/chartex" xmlns:cx4="http://schemas.microsoft.com/office/drawing/2016/5/10/chartex" xmlns:cx5="http://schemas.microsoft.com/office/drawing/2016/5/11/chartex" xmlns:cx6="http://schemas.microsoft.com/office/drawing/2016/5/12/chartex" xmlns:cx7="http://schemas.microsoft.com/office/drawing/2016/5/13/chartex" xmlns:cx8="http://schemas.microsoft.com/office/drawing/2016/5/14/chartex" xmlns:mc="http://schemas.openxmlformats.org/markup-compatibility/2006" xmlns:aink="http://schemas.microsoft.com/office/drawing/2016/ink" xmlns:am3d="http://schemas.microsoft.com/office/drawing/2017/model3d" xmlns:o="urn:schemas-microsoft-com:office:office" xmlns:oel="http://schemas.microsoft.com/office/2019/extlst" xmlns:r="http://schemas.openxmlformats.org/officeDocument/2006/relationships" xmlns:m="http://schemas.openxmlformats.org/officeDocument/2006/math" xmlns:v="urn:schemas-microsoft-com:vml" xmlns:wp14="http://schemas.microsoft.com/office/word/2010/wordprocessingDrawing" xmlns:wp="http://schemas.openxmlformats.org/drawingml/2006/wordprocessingDrawing" xmlns:w10="urn:schemas-microsoft-com:office:word" xmlns:w="http://schemas.openxmlformats.org/wordprocessingml/2006/main" xmlns:w14="http://schemas.microsoft.com/office/word/2010/wordml" xmlns:w15="http://schemas.microsoft.com/office/word/2012/wordml" xmlns:w16cex="http://schemas.microsoft.com/office/word/2018/wordml/cex" xmlns:w16cid="http://schemas.microsoft.com/office/word/2016/wordml/cid" xmlns:w16="http://schemas.microsoft.com/office/word/2018/wordml" xmlns:w16du="http://schemas.microsoft.com/office/word/2023/wordml/word16du" xmlns:w16sdtdh="http://schemas.microsoft.com/office/word/2020/wordml/sdtdatahash" xmlns:w16se="http://schemas.microsoft.com/office/word/2015/wordml/symex" xmlns:wpg="http://schemas.microsoft.com/office/word/2010/wordprocessingGroup" xmlns:wpi="http://schemas.microsoft.com/office/word/2010/wordprocessingInk" xmlns:wne="http://schemas.microsoft.com/office/word/2006/wordml" xmlns:wps="http://schemas.microsoft.com/office/word/2010/wordprocessingShape" mc:Ignorable="w14 w15 w16se w16cid w16 w16cex w16sdtdh w16du wp14">
   <w:abstractNum w:abstractNumId="0" w15:restartNumberingAfterBreak="0">
+    <w:nsid w:val="081D025D"/>
+    <w:multiLevelType w:val="multilevel"/>
+    <w:tmpl w:val="99E0C93C"/>
+    <w:lvl w:ilvl="0">
+      <w:start w:val="1"/>
+      <w:numFmt w:val="bullet"/>
+      <w:lvlText w:val=""/>
+      <w:lvlJc w:val="left"/>
+      <w:pPr>
+        <w:tabs>
+          <w:tab w:val="num" w:pos="720"/>
+        </w:tabs>
+        <w:ind w:left="720" w:hanging="360"/>
+      </w:pPr>
+      <w:rPr>
+        <w:rFonts w:ascii="Symbol" w:hAnsi="Symbol" w:hint="default"/>
+        <w:sz w:val="20"/>
+      </w:rPr>
+    </w:lvl>
+    <w:lvl w:ilvl="1" w:tentative="1">
+      <w:start w:val="1"/>
+      <w:numFmt w:val="bullet"/>
+      <w:lvlText w:val="o"/>
+      <w:lvlJc w:val="left"/>
+      <w:pPr>
+        <w:tabs>
+          <w:tab w:val="num" w:pos="1440"/>
+        </w:tabs>
+        <w:ind w:left="1440" w:hanging="360"/>
+      </w:pPr>
+      <w:rPr>
+        <w:rFonts w:ascii="Courier New" w:hAnsi="Courier New" w:hint="default"/>
+        <w:sz w:val="20"/>
+      </w:rPr>
+    </w:lvl>
+    <w:lvl w:ilvl="2" w:tentative="1">
+      <w:start w:val="1"/>
+      <w:numFmt w:val="bullet"/>
+      <w:lvlText w:val=""/>
+      <w:lvlJc w:val="left"/>
+      <w:pPr>
+        <w:tabs>
+          <w:tab w:val="num" w:pos="2160"/>
+        </w:tabs>
+        <w:ind w:left="2160" w:hanging="360"/>
+      </w:pPr>
+      <w:rPr>
+        <w:rFonts w:ascii="Wingdings" w:hAnsi="Wingdings" w:hint="default"/>
+        <w:sz w:val="20"/>
+      </w:rPr>
+    </w:lvl>
+    <w:lvl w:ilvl="3" w:tentative="1">
+      <w:start w:val="1"/>
+      <w:numFmt w:val="bullet"/>
+      <w:lvlText w:val=""/>
+      <w:lvlJc w:val="left"/>
+      <w:pPr>
+        <w:tabs>
+          <w:tab w:val="num" w:pos="2880"/>
+        </w:tabs>
+        <w:ind w:left="2880" w:hanging="360"/>
+      </w:pPr>
+      <w:rPr>
+        <w:rFonts w:ascii="Wingdings" w:hAnsi="Wingdings" w:hint="default"/>
+        <w:sz w:val="20"/>
+      </w:rPr>
+    </w:lvl>
+    <w:lvl w:ilvl="4" w:tentative="1">
+      <w:start w:val="1"/>
+      <w:numFmt w:val="bullet"/>
+      <w:lvlText w:val=""/>
+      <w:lvlJc w:val="left"/>
+      <w:pPr>
+        <w:tabs>
+          <w:tab w:val="num" w:pos="3600"/>
+        </w:tabs>
+        <w:ind w:left="3600" w:hanging="360"/>
+      </w:pPr>
+      <w:rPr>
+        <w:rFonts w:ascii="Wingdings" w:hAnsi="Wingdings" w:hint="default"/>
+        <w:sz w:val="20"/>
+      </w:rPr>
+    </w:lvl>
+    <w:lvl w:ilvl="5" w:tentative="1">
+      <w:start w:val="1"/>
+      <w:numFmt w:val="bullet"/>
+      <w:lvlText w:val=""/>
+      <w:lvlJc w:val="left"/>
+      <w:pPr>
+        <w:tabs>
+          <w:tab w:val="num" w:pos="4320"/>
+        </w:tabs>
+        <w:ind w:left="4320" w:hanging="360"/>
+      </w:pPr>
+      <w:rPr>
+        <w:rFonts w:ascii="Wingdings" w:hAnsi="Wingdings" w:hint="default"/>
+        <w:sz w:val="20"/>
+      </w:rPr>
+    </w:lvl>
+    <w:lvl w:ilvl="6" w:tentative="1">
+      <w:start w:val="1"/>
+      <w:numFmt w:val="bullet"/>
+      <w:lvlText w:val=""/>
+      <w:lvlJc w:val="left"/>
+      <w:pPr>
+        <w:tabs>
+          <w:tab w:val="num" w:pos="5040"/>
+        </w:tabs>
+        <w:ind w:left="5040" w:hanging="360"/>
+      </w:pPr>
+      <w:rPr>
+        <w:rFonts w:ascii="Wingdings" w:hAnsi="Wingdings" w:hint="default"/>
+        <w:sz w:val="20"/>
+      </w:rPr>
+    </w:lvl>
+    <w:lvl w:ilvl="7" w:tentative="1">
+      <w:start w:val="1"/>
+      <w:numFmt w:val="bullet"/>
+      <w:lvlText w:val=""/>
+      <w:lvlJc w:val="left"/>
+      <w:pPr>
+        <w:tabs>
+          <w:tab w:val="num" w:pos="5760"/>
+        </w:tabs>
+        <w:ind w:left="5760" w:hanging="360"/>
+      </w:pPr>
+      <w:rPr>
+        <w:rFonts w:ascii="Wingdings" w:hAnsi="Wingdings" w:hint="default"/>
+        <w:sz w:val="20"/>
+      </w:rPr>
+    </w:lvl>
+    <w:lvl w:ilvl="8" w:tentative="1">
+      <w:start w:val="1"/>
+      <w:numFmt w:val="bullet"/>
+      <w:lvlText w:val=""/>
+      <w:lvlJc w:val="left"/>
+      <w:pPr>
+        <w:tabs>
+          <w:tab w:val="num" w:pos="6480"/>
+        </w:tabs>
+        <w:ind w:left="6480" w:hanging="360"/>
+      </w:pPr>
+      <w:rPr>
+        <w:rFonts w:ascii="Wingdings" w:hAnsi="Wingdings" w:hint="default"/>
+        <w:sz w:val="20"/>
+      </w:rPr>
+    </w:lvl>
+  </w:abstractNum>
+  <w:abstractNum w:abstractNumId="1" w15:restartNumberingAfterBreak="0">
     <w:nsid w:val="46614D6D"/>
     <w:multiLevelType w:val="multilevel"/>
     <w:tmpl w:val="4514999C"/>
@@ -1605,7 +2626,7 @@
       </w:rPr>
     </w:lvl>
   </w:abstractNum>
-  <w:abstractNum w:abstractNumId="1" w15:restartNumberingAfterBreak="0">
+  <w:abstractNum w:abstractNumId="2" w15:restartNumberingAfterBreak="0">
     <w:nsid w:val="4D3F3725"/>
     <w:multiLevelType w:val="multilevel"/>
     <w:tmpl w:val="8E7003D8"/>
@@ -1754,7 +2775,7 @@
       </w:rPr>
     </w:lvl>
   </w:abstractNum>
-  <w:abstractNum w:abstractNumId="2" w15:restartNumberingAfterBreak="0">
+  <w:abstractNum w:abstractNumId="3" w15:restartNumberingAfterBreak="0">
     <w:nsid w:val="50F515A3"/>
     <w:multiLevelType w:val="hybridMultilevel"/>
     <w:tmpl w:val="A6A0DA80"/>
@@ -1867,7 +2888,7 @@
       </w:rPr>
     </w:lvl>
   </w:abstractNum>
-  <w:abstractNum w:abstractNumId="3" w15:restartNumberingAfterBreak="0">
+  <w:abstractNum w:abstractNumId="4" w15:restartNumberingAfterBreak="0">
     <w:nsid w:val="5D0A242A"/>
     <w:multiLevelType w:val="hybridMultilevel"/>
     <w:tmpl w:val="6E8A0EB2"/>
@@ -1958,15 +2979,18 @@
     </w:lvl>
   </w:abstractNum>
   <w:num w:numId="1" w16cid:durableId="906645599">
+    <w:abstractNumId w:val="4"/>
+  </w:num>
+  <w:num w:numId="2" w16cid:durableId="571235614">
     <w:abstractNumId w:val="3"/>
   </w:num>
-  <w:num w:numId="2" w16cid:durableId="571235614">
+  <w:num w:numId="3" w16cid:durableId="1971282934">
     <w:abstractNumId w:val="2"/>
   </w:num>
-  <w:num w:numId="3" w16cid:durableId="1971282934">
+  <w:num w:numId="4" w16cid:durableId="1232353622">
     <w:abstractNumId w:val="1"/>
   </w:num>
-  <w:num w:numId="4" w16cid:durableId="1232353622">
+  <w:num w:numId="5" w16cid:durableId="1427846167">
     <w:abstractNumId w:val="0"/>
   </w:num>
 </w:numbering>
@@ -2374,7 +3398,6 @@
   <w:style w:type="character" w:default="1" w:styleId="a1">
     <w:name w:val="Default Paragraph Font"/>
     <w:uiPriority w:val="1"/>
-    <w:semiHidden/>
     <w:unhideWhenUsed/>
   </w:style>
   <w:style w:type="table" w:default="1" w:styleId="a2">

--- a/documents/Soprovoditelnoe_pismo_2_1.docx
+++ b/documents/Soprovoditelnoe_pismo_2_1.docx
@@ -742,7 +742,7 @@
           <w:rFonts w:ascii="Times New Roman" w:eastAsia="Times New Roman" w:hAnsi="Times New Roman" w:cs="Times New Roman"/>
           <w:sz w:val="28"/>
           <w:szCs w:val="28"/>
-          <w:lang w:val="en-US" w:eastAsia="ru-RU"/>
+          <w:lang w:eastAsia="ru-RU"/>
         </w:rPr>
       </w:pPr>
       <w:r>
@@ -899,25 +899,7 @@
           <w:szCs w:val="28"/>
           <w:lang w:eastAsia="ru-RU"/>
         </w:rPr>
-        <w:t xml:space="preserve"> после </w:t>
-      </w:r>
-      <w:r>
-        <w:rPr>
-          <w:rFonts w:ascii="Times New Roman" w:eastAsia="Times New Roman" w:hAnsi="Times New Roman" w:cs="Times New Roman"/>
-          <w:sz w:val="28"/>
-          <w:szCs w:val="28"/>
-          <w:lang w:eastAsia="ru-RU"/>
-        </w:rPr>
-        <w:t>18</w:t>
-      </w:r>
-      <w:r>
-        <w:rPr>
-          <w:rFonts w:ascii="Times New Roman" w:eastAsia="Times New Roman" w:hAnsi="Times New Roman" w:cs="Times New Roman"/>
-          <w:sz w:val="28"/>
-          <w:szCs w:val="28"/>
-          <w:lang w:eastAsia="ru-RU"/>
-        </w:rPr>
-        <w:t>.10.2024</w:t>
+        <w:t xml:space="preserve"> после 18.10.2024</w:t>
       </w:r>
     </w:p>
     <w:p>
@@ -928,7 +910,7 @@
           <w:rFonts w:ascii="Times New Roman" w:eastAsia="Times New Roman" w:hAnsi="Times New Roman" w:cs="Times New Roman"/>
           <w:sz w:val="28"/>
           <w:szCs w:val="28"/>
-          <w:lang w:val="en-US" w:eastAsia="ru-RU"/>
+          <w:lang w:eastAsia="ru-RU"/>
         </w:rPr>
       </w:pPr>
       <w:r>
@@ -954,7 +936,7 @@
           <w:rFonts w:ascii="Times New Roman" w:eastAsia="Times New Roman" w:hAnsi="Times New Roman" w:cs="Times New Roman"/>
           <w:sz w:val="28"/>
           <w:szCs w:val="28"/>
-          <w:lang w:val="en-US" w:eastAsia="ru-RU"/>
+          <w:lang w:eastAsia="ru-RU"/>
         </w:rPr>
         <w:t>;</w:t>
       </w:r>
@@ -1006,7 +988,7 @@
           <w:rFonts w:ascii="Times New Roman" w:eastAsia="Times New Roman" w:hAnsi="Times New Roman" w:cs="Times New Roman"/>
           <w:sz w:val="28"/>
           <w:szCs w:val="28"/>
-          <w:lang w:val="en-US" w:eastAsia="ru-RU"/>
+          <w:lang w:eastAsia="ru-RU"/>
         </w:rPr>
       </w:pPr>
       <w:r>
@@ -1025,16 +1007,7 @@
           <w:szCs w:val="28"/>
           <w:lang w:eastAsia="ru-RU"/>
         </w:rPr>
-        <w:t xml:space="preserve"> </w:t>
-      </w:r>
-      <w:r>
-        <w:rPr>
-          <w:rFonts w:ascii="Times New Roman" w:eastAsia="Times New Roman" w:hAnsi="Times New Roman" w:cs="Times New Roman"/>
-          <w:sz w:val="28"/>
-          <w:szCs w:val="28"/>
-          <w:lang w:eastAsia="ru-RU"/>
-        </w:rPr>
-        <w:t>Исправление Курсового проекта</w:t>
+        <w:t xml:space="preserve"> Исправление Курсового проекта</w:t>
       </w:r>
       <w:r>
         <w:rPr>
@@ -1222,7 +1195,7 @@
           <w:rFonts w:ascii="Times New Roman" w:eastAsia="Times New Roman" w:hAnsi="Times New Roman" w:cs="Times New Roman"/>
           <w:sz w:val="28"/>
           <w:szCs w:val="28"/>
-          <w:lang w:val="en-US" w:eastAsia="ru-RU"/>
+          <w:lang w:eastAsia="ru-RU"/>
         </w:rPr>
       </w:pPr>
       <w:r>
@@ -1248,7 +1221,7 @@
           <w:rFonts w:ascii="Times New Roman" w:eastAsia="Times New Roman" w:hAnsi="Times New Roman" w:cs="Times New Roman"/>
           <w:sz w:val="28"/>
           <w:szCs w:val="28"/>
-          <w:lang w:val="en-US" w:eastAsia="ru-RU"/>
+          <w:lang w:eastAsia="ru-RU"/>
         </w:rPr>
         <w:t>;</w:t>
       </w:r>
@@ -1317,18 +1290,38 @@
         </w:rPr>
         <w:t xml:space="preserve"> </w:t>
       </w:r>
-      <w:hyperlink r:id="rId7" w:tgtFrame="_blank" w:history="1">
-        <w:r>
-          <w:rPr>
-            <w:rStyle w:val="ab"/>
-            <w:rFonts w:ascii="Times New Roman" w:hAnsi="Times New Roman" w:cs="Times New Roman"/>
-            <w:sz w:val="28"/>
-            <w:szCs w:val="28"/>
-            <w:lang w:val="en-US"/>
-          </w:rPr>
-          <w:t>http://lingdisp.ru/</w:t>
-        </w:r>
-      </w:hyperlink>
+      <w:r>
+        <w:fldChar w:fldCharType="begin"/>
+      </w:r>
+      <w:r>
+        <w:rPr>
+          <w:lang w:val="en-US"/>
+        </w:rPr>
+        <w:instrText>HYPERLINK "http://lingdisp.ru/" \t "_blank"</w:instrText>
+      </w:r>
+      <w:r>
+        <w:fldChar w:fldCharType="separate"/>
+      </w:r>
+      <w:r>
+        <w:rPr>
+          <w:rStyle w:val="ab"/>
+          <w:rFonts w:ascii="Times New Roman" w:hAnsi="Times New Roman" w:cs="Times New Roman"/>
+          <w:sz w:val="28"/>
+          <w:szCs w:val="28"/>
+          <w:lang w:val="en-US"/>
+        </w:rPr>
+        <w:t>http://lingdisp.ru/</w:t>
+      </w:r>
+      <w:r>
+        <w:rPr>
+          <w:rStyle w:val="ab"/>
+          <w:rFonts w:ascii="Times New Roman" w:hAnsi="Times New Roman" w:cs="Times New Roman"/>
+          <w:sz w:val="28"/>
+          <w:szCs w:val="28"/>
+          <w:lang w:val="en-US"/>
+        </w:rPr>
+        <w:fldChar w:fldCharType="end"/>
+      </w:r>
       <w:r>
         <w:rPr>
           <w:rFonts w:ascii="Times New Roman" w:hAnsi="Times New Roman" w:cs="Times New Roman"/>
@@ -1358,18 +1351,38 @@
         </w:rPr>
         <w:t xml:space="preserve">: </w:t>
       </w:r>
-      <w:hyperlink r:id="rId8" w:tgtFrame="_blank" w:history="1">
-        <w:r>
-          <w:rPr>
-            <w:rStyle w:val="ab"/>
-            <w:rFonts w:ascii="Times New Roman" w:hAnsi="Times New Roman" w:cs="Times New Roman"/>
-            <w:sz w:val="28"/>
-            <w:szCs w:val="28"/>
-            <w:lang w:val="en-US"/>
-          </w:rPr>
-          <w:t>admin@mail.ru</w:t>
-        </w:r>
-      </w:hyperlink>
+      <w:r>
+        <w:fldChar w:fldCharType="begin"/>
+      </w:r>
+      <w:r>
+        <w:rPr>
+          <w:lang w:val="en-US"/>
+        </w:rPr>
+        <w:instrText>HYPERLINK "https://e.mail.ru/compose/?mailto=mailto%3aadmin@mail.ru" \t "_blank"</w:instrText>
+      </w:r>
+      <w:r>
+        <w:fldChar w:fldCharType="separate"/>
+      </w:r>
+      <w:r>
+        <w:rPr>
+          <w:rStyle w:val="ab"/>
+          <w:rFonts w:ascii="Times New Roman" w:hAnsi="Times New Roman" w:cs="Times New Roman"/>
+          <w:sz w:val="28"/>
+          <w:szCs w:val="28"/>
+          <w:lang w:val="en-US"/>
+        </w:rPr>
+        <w:t>admin@mail.ru</w:t>
+      </w:r>
+      <w:r>
+        <w:rPr>
+          <w:rStyle w:val="ab"/>
+          <w:rFonts w:ascii="Times New Roman" w:hAnsi="Times New Roman" w:cs="Times New Roman"/>
+          <w:sz w:val="28"/>
+          <w:szCs w:val="28"/>
+          <w:lang w:val="en-US"/>
+        </w:rPr>
+        <w:fldChar w:fldCharType="end"/>
+      </w:r>
       <w:r>
         <w:rPr>
           <w:rFonts w:ascii="Times New Roman" w:hAnsi="Times New Roman" w:cs="Times New Roman"/>
@@ -1419,7 +1432,6 @@
           <w:color w:val="1A1A1A"/>
           <w:sz w:val="28"/>
           <w:szCs w:val="28"/>
-          <w:lang w:val="en-US"/>
         </w:rPr>
       </w:pPr>
       <w:r>
@@ -1451,22 +1463,116 @@
           <w:color w:val="1A1A1A"/>
           <w:sz w:val="28"/>
           <w:szCs w:val="28"/>
-          <w:lang w:val="en-US"/>
-        </w:rPr>
-        <w:t xml:space="preserve">Email: </w:t>
-      </w:r>
-      <w:hyperlink r:id="rId9" w:history="1">
-        <w:r>
-          <w:rPr>
-            <w:rStyle w:val="ab"/>
-            <w:rFonts w:ascii="Times New Roman" w:hAnsi="Times New Roman" w:cs="Times New Roman"/>
-            <w:sz w:val="28"/>
-            <w:szCs w:val="28"/>
-            <w:lang w:val="en-US"/>
-          </w:rPr>
-          <w:t>kalach-maks@mail.ru</w:t>
-        </w:r>
-      </w:hyperlink>
+        </w:rPr>
+        <w:t xml:space="preserve"> </w:t>
+      </w:r>
+      <w:r>
+        <w:rPr>
+          <w:rStyle w:val="ae"/>
+          <w:rFonts w:ascii="Times New Roman" w:hAnsi="Times New Roman" w:cs="Times New Roman"/>
+          <w:color w:val="1A1A1A"/>
+          <w:sz w:val="28"/>
+          <w:szCs w:val="28"/>
+          <w:lang w:val="en-US"/>
+        </w:rPr>
+        <w:t>Email</w:t>
+      </w:r>
+      <w:r>
+        <w:rPr>
+          <w:rStyle w:val="ae"/>
+          <w:rFonts w:ascii="Times New Roman" w:hAnsi="Times New Roman" w:cs="Times New Roman"/>
+          <w:color w:val="1A1A1A"/>
+          <w:sz w:val="28"/>
+          <w:szCs w:val="28"/>
+        </w:rPr>
+        <w:t xml:space="preserve">: </w:t>
+      </w:r>
+      <w:r>
+        <w:fldChar w:fldCharType="begin"/>
+      </w:r>
+      <w:r>
+        <w:instrText>HYPERLINK "mailto:kalach-maks@mail.ru"</w:instrText>
+      </w:r>
+      <w:r>
+        <w:fldChar w:fldCharType="separate"/>
+      </w:r>
+      <w:r>
+        <w:rPr>
+          <w:rStyle w:val="ab"/>
+          <w:rFonts w:ascii="Times New Roman" w:hAnsi="Times New Roman" w:cs="Times New Roman"/>
+          <w:sz w:val="28"/>
+          <w:szCs w:val="28"/>
+          <w:lang w:val="en-US"/>
+        </w:rPr>
+        <w:t>kalach</w:t>
+      </w:r>
+      <w:r>
+        <w:rPr>
+          <w:rStyle w:val="ab"/>
+          <w:rFonts w:ascii="Times New Roman" w:hAnsi="Times New Roman" w:cs="Times New Roman"/>
+          <w:sz w:val="28"/>
+          <w:szCs w:val="28"/>
+        </w:rPr>
+        <w:t>-</w:t>
+      </w:r>
+      <w:r>
+        <w:rPr>
+          <w:rStyle w:val="ab"/>
+          <w:rFonts w:ascii="Times New Roman" w:hAnsi="Times New Roman" w:cs="Times New Roman"/>
+          <w:sz w:val="28"/>
+          <w:szCs w:val="28"/>
+          <w:lang w:val="en-US"/>
+        </w:rPr>
+        <w:t>maks</w:t>
+      </w:r>
+      <w:r>
+        <w:rPr>
+          <w:rStyle w:val="ab"/>
+          <w:rFonts w:ascii="Times New Roman" w:hAnsi="Times New Roman" w:cs="Times New Roman"/>
+          <w:sz w:val="28"/>
+          <w:szCs w:val="28"/>
+        </w:rPr>
+        <w:t>@</w:t>
+      </w:r>
+      <w:r>
+        <w:rPr>
+          <w:rStyle w:val="ab"/>
+          <w:rFonts w:ascii="Times New Roman" w:hAnsi="Times New Roman" w:cs="Times New Roman"/>
+          <w:sz w:val="28"/>
+          <w:szCs w:val="28"/>
+          <w:lang w:val="en-US"/>
+        </w:rPr>
+        <w:t>mail</w:t>
+      </w:r>
+      <w:r>
+        <w:rPr>
+          <w:rStyle w:val="ab"/>
+          <w:rFonts w:ascii="Times New Roman" w:hAnsi="Times New Roman" w:cs="Times New Roman"/>
+          <w:sz w:val="28"/>
+          <w:szCs w:val="28"/>
+        </w:rPr>
+        <w:t>.</w:t>
+      </w:r>
+      <w:r>
+        <w:rPr>
+          <w:rStyle w:val="ab"/>
+          <w:rFonts w:ascii="Times New Roman" w:hAnsi="Times New Roman" w:cs="Times New Roman"/>
+          <w:sz w:val="28"/>
+          <w:szCs w:val="28"/>
+          <w:lang w:val="en-US"/>
+        </w:rPr>
+        <w:t>ru</w:t>
+      </w:r>
+      <w:r>
+        <w:rPr>
+          <w:rStyle w:val="ab"/>
+          <w:rFonts w:ascii="Times New Roman" w:hAnsi="Times New Roman" w:cs="Times New Roman"/>
+          <w:sz w:val="28"/>
+          <w:szCs w:val="28"/>
+          <w:lang w:val="en-US"/>
+        </w:rPr>
+        <w:fldChar w:fldCharType="end"/>
+      </w:r>
     </w:p>
     <w:p>
       <w:pPr>
@@ -1774,16 +1880,7 @@
           <w:sz w:val="28"/>
           <w:szCs w:val="28"/>
         </w:rPr>
-        <w:t xml:space="preserve"> бэкенда</w:t>
-      </w:r>
-      <w:r>
-        <w:rPr>
-          <w:rFonts w:ascii="Times New Roman" w:hAnsi="Times New Roman" w:cs="Times New Roman"/>
-          <w:color w:val="1A1A1A"/>
-          <w:sz w:val="28"/>
-          <w:szCs w:val="28"/>
-        </w:rPr>
-        <w:t>:</w:t>
+        <w:t xml:space="preserve"> бэкенда:</w:t>
       </w:r>
       <w:r>
         <w:t xml:space="preserve"> </w:t>
@@ -1990,16 +2087,196 @@
           <w:sz w:val="28"/>
           <w:szCs w:val="28"/>
         </w:rPr>
+        <w:t>: https://disk.yandex.ru/i/n6Uo5LvWFZUrjw</w:t>
+      </w:r>
+    </w:p>
+    <w:p>
+      <w:pPr>
+        <w:shd w:val="clear" w:color="auto" w:fill="FFFFFF"/>
+        <w:rPr>
+          <w:rFonts w:ascii="Times New Roman" w:hAnsi="Times New Roman" w:cs="Times New Roman"/>
+          <w:color w:val="1A1A1A"/>
+          <w:sz w:val="28"/>
+          <w:szCs w:val="28"/>
+        </w:rPr>
+      </w:pPr>
+      <w:r>
+        <w:rPr>
+          <w:rFonts w:ascii="Times New Roman" w:hAnsi="Times New Roman" w:cs="Times New Roman"/>
+          <w:color w:val="1A1A1A"/>
+          <w:sz w:val="28"/>
+          <w:szCs w:val="28"/>
+        </w:rPr>
+        <w:t xml:space="preserve">Ссылка на </w:t>
+      </w:r>
+      <w:proofErr w:type="spellStart"/>
+      <w:r>
+        <w:rPr>
+          <w:rFonts w:ascii="Times New Roman" w:hAnsi="Times New Roman" w:cs="Times New Roman"/>
+          <w:color w:val="1A1A1A"/>
+          <w:sz w:val="28"/>
+          <w:szCs w:val="28"/>
+          <w:lang w:val="en-US"/>
+        </w:rPr>
+        <w:t>Github</w:t>
+      </w:r>
+      <w:proofErr w:type="spellEnd"/>
+      <w:r>
+        <w:rPr>
+          <w:rFonts w:ascii="Times New Roman" w:hAnsi="Times New Roman" w:cs="Times New Roman"/>
+          <w:color w:val="1A1A1A"/>
+          <w:sz w:val="28"/>
+          <w:szCs w:val="28"/>
+        </w:rPr>
         <w:t>:</w:t>
       </w:r>
       <w:r>
-        <w:rPr>
-          <w:rFonts w:ascii="Times New Roman" w:hAnsi="Times New Roman" w:cs="Times New Roman"/>
-          <w:color w:val="1A1A1A"/>
-          <w:sz w:val="28"/>
-          <w:szCs w:val="28"/>
-        </w:rPr>
-        <w:t> https://disk.yandex.ru/i/n6Uo5LvWFZUrjw</w:t>
+        <w:t xml:space="preserve"> </w:t>
+      </w:r>
+      <w:r>
+        <w:rPr>
+          <w:rFonts w:ascii="Times New Roman" w:hAnsi="Times New Roman" w:cs="Times New Roman"/>
+          <w:color w:val="1A1A1A"/>
+          <w:sz w:val="28"/>
+          <w:szCs w:val="28"/>
+          <w:lang w:val="en-US"/>
+        </w:rPr>
+        <w:t>https</w:t>
+      </w:r>
+      <w:r>
+        <w:rPr>
+          <w:rFonts w:ascii="Times New Roman" w:hAnsi="Times New Roman" w:cs="Times New Roman"/>
+          <w:color w:val="1A1A1A"/>
+          <w:sz w:val="28"/>
+          <w:szCs w:val="28"/>
+        </w:rPr>
+        <w:t>://</w:t>
+      </w:r>
+      <w:proofErr w:type="spellStart"/>
+      <w:r>
+        <w:rPr>
+          <w:rFonts w:ascii="Times New Roman" w:hAnsi="Times New Roman" w:cs="Times New Roman"/>
+          <w:color w:val="1A1A1A"/>
+          <w:sz w:val="28"/>
+          <w:szCs w:val="28"/>
+          <w:lang w:val="en-US"/>
+        </w:rPr>
+        <w:t>github</w:t>
+      </w:r>
+      <w:proofErr w:type="spellEnd"/>
+      <w:r>
+        <w:rPr>
+          <w:rFonts w:ascii="Times New Roman" w:hAnsi="Times New Roman" w:cs="Times New Roman"/>
+          <w:color w:val="1A1A1A"/>
+          <w:sz w:val="28"/>
+          <w:szCs w:val="28"/>
+        </w:rPr>
+        <w:t>.</w:t>
+      </w:r>
+      <w:r>
+        <w:rPr>
+          <w:rFonts w:ascii="Times New Roman" w:hAnsi="Times New Roman" w:cs="Times New Roman"/>
+          <w:color w:val="1A1A1A"/>
+          <w:sz w:val="28"/>
+          <w:szCs w:val="28"/>
+          <w:lang w:val="en-US"/>
+        </w:rPr>
+        <w:t>com</w:t>
+      </w:r>
+      <w:r>
+        <w:rPr>
+          <w:rFonts w:ascii="Times New Roman" w:hAnsi="Times New Roman" w:cs="Times New Roman"/>
+          <w:color w:val="1A1A1A"/>
+          <w:sz w:val="28"/>
+          <w:szCs w:val="28"/>
+        </w:rPr>
+        <w:t>/</w:t>
+      </w:r>
+      <w:r>
+        <w:rPr>
+          <w:rFonts w:ascii="Times New Roman" w:hAnsi="Times New Roman" w:cs="Times New Roman"/>
+          <w:color w:val="1A1A1A"/>
+          <w:sz w:val="28"/>
+          <w:szCs w:val="28"/>
+          <w:lang w:val="en-US"/>
+        </w:rPr>
+        <w:t>exactly</w:t>
+      </w:r>
+      <w:r>
+        <w:rPr>
+          <w:rFonts w:ascii="Times New Roman" w:hAnsi="Times New Roman" w:cs="Times New Roman"/>
+          <w:color w:val="1A1A1A"/>
+          <w:sz w:val="28"/>
+          <w:szCs w:val="28"/>
+        </w:rPr>
+        <w:t>228/</w:t>
+      </w:r>
+      <w:r>
+        <w:rPr>
+          <w:rFonts w:ascii="Times New Roman" w:hAnsi="Times New Roman" w:cs="Times New Roman"/>
+          <w:color w:val="1A1A1A"/>
+          <w:sz w:val="28"/>
+          <w:szCs w:val="28"/>
+          <w:lang w:val="en-US"/>
+        </w:rPr>
+        <w:t>TP</w:t>
+      </w:r>
+      <w:r>
+        <w:rPr>
+          <w:rFonts w:ascii="Times New Roman" w:hAnsi="Times New Roman" w:cs="Times New Roman"/>
+          <w:color w:val="1A1A1A"/>
+          <w:sz w:val="28"/>
+          <w:szCs w:val="28"/>
+        </w:rPr>
+        <w:t>_</w:t>
+      </w:r>
+      <w:r>
+        <w:rPr>
+          <w:rFonts w:ascii="Times New Roman" w:hAnsi="Times New Roman" w:cs="Times New Roman"/>
+          <w:color w:val="1A1A1A"/>
+          <w:sz w:val="28"/>
+          <w:szCs w:val="28"/>
+          <w:lang w:val="en-US"/>
+        </w:rPr>
+        <w:t>M</w:t>
+      </w:r>
+      <w:r>
+        <w:rPr>
+          <w:rFonts w:ascii="Times New Roman" w:hAnsi="Times New Roman" w:cs="Times New Roman"/>
+          <w:color w:val="1A1A1A"/>
+          <w:sz w:val="28"/>
+          <w:szCs w:val="28"/>
+        </w:rPr>
+        <w:t>_</w:t>
+      </w:r>
+      <w:r>
+        <w:rPr>
+          <w:rFonts w:ascii="Times New Roman" w:hAnsi="Times New Roman" w:cs="Times New Roman"/>
+          <w:color w:val="1A1A1A"/>
+          <w:sz w:val="28"/>
+          <w:szCs w:val="28"/>
+          <w:lang w:val="en-US"/>
+        </w:rPr>
+        <w:t>I</w:t>
+      </w:r>
+      <w:r>
+        <w:rPr>
+          <w:rFonts w:ascii="Times New Roman" w:hAnsi="Times New Roman" w:cs="Times New Roman"/>
+          <w:color w:val="1A1A1A"/>
+          <w:sz w:val="28"/>
+          <w:szCs w:val="28"/>
+        </w:rPr>
+        <w:t>_</w:t>
+      </w:r>
+      <w:r>
+        <w:rPr>
+          <w:rFonts w:ascii="Times New Roman" w:hAnsi="Times New Roman" w:cs="Times New Roman"/>
+          <w:color w:val="1A1A1A"/>
+          <w:sz w:val="28"/>
+          <w:szCs w:val="28"/>
+          <w:lang w:val="en-US"/>
+        </w:rPr>
+        <w:t>T</w:t>
       </w:r>
     </w:p>
     <w:p>
@@ -2007,195 +2284,6 @@
         <w:shd w:val="clear" w:color="auto" w:fill="FFFFFF"/>
         <w:rPr>
           <w:rFonts w:ascii="Times New Roman" w:hAnsi="Times New Roman" w:cs="Times New Roman"/>
-          <w:color w:val="1A1A1A"/>
-          <w:sz w:val="28"/>
-          <w:szCs w:val="28"/>
-        </w:rPr>
-      </w:pPr>
-      <w:r>
-        <w:rPr>
-          <w:rFonts w:ascii="Times New Roman" w:hAnsi="Times New Roman" w:cs="Times New Roman"/>
-          <w:color w:val="1A1A1A"/>
-          <w:sz w:val="28"/>
-          <w:szCs w:val="28"/>
-        </w:rPr>
-        <w:t xml:space="preserve">Ссылка на </w:t>
-      </w:r>
-      <w:proofErr w:type="spellStart"/>
-      <w:r>
-        <w:rPr>
-          <w:rFonts w:ascii="Times New Roman" w:hAnsi="Times New Roman" w:cs="Times New Roman"/>
-          <w:color w:val="1A1A1A"/>
-          <w:sz w:val="28"/>
-          <w:szCs w:val="28"/>
-          <w:lang w:val="en-US"/>
-        </w:rPr>
-        <w:t>Github</w:t>
-      </w:r>
-      <w:proofErr w:type="spellEnd"/>
-      <w:r>
-        <w:rPr>
-          <w:rFonts w:ascii="Times New Roman" w:hAnsi="Times New Roman" w:cs="Times New Roman"/>
-          <w:color w:val="1A1A1A"/>
-          <w:sz w:val="28"/>
-          <w:szCs w:val="28"/>
-        </w:rPr>
-        <w:t>:</w:t>
-      </w:r>
-      <w:r>
-        <w:t xml:space="preserve"> </w:t>
-      </w:r>
-      <w:r>
-        <w:rPr>
-          <w:rFonts w:ascii="Times New Roman" w:hAnsi="Times New Roman" w:cs="Times New Roman"/>
-          <w:color w:val="1A1A1A"/>
-          <w:sz w:val="28"/>
-          <w:szCs w:val="28"/>
-          <w:lang w:val="en-US"/>
-        </w:rPr>
-        <w:t>https</w:t>
-      </w:r>
-      <w:r>
-        <w:rPr>
-          <w:rFonts w:ascii="Times New Roman" w:hAnsi="Times New Roman" w:cs="Times New Roman"/>
-          <w:color w:val="1A1A1A"/>
-          <w:sz w:val="28"/>
-          <w:szCs w:val="28"/>
-        </w:rPr>
-        <w:t>://</w:t>
-      </w:r>
-      <w:proofErr w:type="spellStart"/>
-      <w:r>
-        <w:rPr>
-          <w:rFonts w:ascii="Times New Roman" w:hAnsi="Times New Roman" w:cs="Times New Roman"/>
-          <w:color w:val="1A1A1A"/>
-          <w:sz w:val="28"/>
-          <w:szCs w:val="28"/>
-          <w:lang w:val="en-US"/>
-        </w:rPr>
-        <w:t>github</w:t>
-      </w:r>
-      <w:proofErr w:type="spellEnd"/>
-      <w:r>
-        <w:rPr>
-          <w:rFonts w:ascii="Times New Roman" w:hAnsi="Times New Roman" w:cs="Times New Roman"/>
-          <w:color w:val="1A1A1A"/>
-          <w:sz w:val="28"/>
-          <w:szCs w:val="28"/>
-        </w:rPr>
-        <w:t>.</w:t>
-      </w:r>
-      <w:r>
-        <w:rPr>
-          <w:rFonts w:ascii="Times New Roman" w:hAnsi="Times New Roman" w:cs="Times New Roman"/>
-          <w:color w:val="1A1A1A"/>
-          <w:sz w:val="28"/>
-          <w:szCs w:val="28"/>
-          <w:lang w:val="en-US"/>
-        </w:rPr>
-        <w:t>com</w:t>
-      </w:r>
-      <w:r>
-        <w:rPr>
-          <w:rFonts w:ascii="Times New Roman" w:hAnsi="Times New Roman" w:cs="Times New Roman"/>
-          <w:color w:val="1A1A1A"/>
-          <w:sz w:val="28"/>
-          <w:szCs w:val="28"/>
-        </w:rPr>
-        <w:t>/</w:t>
-      </w:r>
-      <w:r>
-        <w:rPr>
-          <w:rFonts w:ascii="Times New Roman" w:hAnsi="Times New Roman" w:cs="Times New Roman"/>
-          <w:color w:val="1A1A1A"/>
-          <w:sz w:val="28"/>
-          <w:szCs w:val="28"/>
-          <w:lang w:val="en-US"/>
-        </w:rPr>
-        <w:t>exactly</w:t>
-      </w:r>
-      <w:r>
-        <w:rPr>
-          <w:rFonts w:ascii="Times New Roman" w:hAnsi="Times New Roman" w:cs="Times New Roman"/>
-          <w:color w:val="1A1A1A"/>
-          <w:sz w:val="28"/>
-          <w:szCs w:val="28"/>
-        </w:rPr>
-        <w:t>228/</w:t>
-      </w:r>
-      <w:r>
-        <w:rPr>
-          <w:rFonts w:ascii="Times New Roman" w:hAnsi="Times New Roman" w:cs="Times New Roman"/>
-          <w:color w:val="1A1A1A"/>
-          <w:sz w:val="28"/>
-          <w:szCs w:val="28"/>
-          <w:lang w:val="en-US"/>
-        </w:rPr>
-        <w:t>TP</w:t>
-      </w:r>
-      <w:r>
-        <w:rPr>
-          <w:rFonts w:ascii="Times New Roman" w:hAnsi="Times New Roman" w:cs="Times New Roman"/>
-          <w:color w:val="1A1A1A"/>
-          <w:sz w:val="28"/>
-          <w:szCs w:val="28"/>
-        </w:rPr>
-        <w:t>_</w:t>
-      </w:r>
-      <w:r>
-        <w:rPr>
-          <w:rFonts w:ascii="Times New Roman" w:hAnsi="Times New Roman" w:cs="Times New Roman"/>
-          <w:color w:val="1A1A1A"/>
-          <w:sz w:val="28"/>
-          <w:szCs w:val="28"/>
-          <w:lang w:val="en-US"/>
-        </w:rPr>
-        <w:t>M</w:t>
-      </w:r>
-      <w:r>
-        <w:rPr>
-          <w:rFonts w:ascii="Times New Roman" w:hAnsi="Times New Roman" w:cs="Times New Roman"/>
-          <w:color w:val="1A1A1A"/>
-          <w:sz w:val="28"/>
-          <w:szCs w:val="28"/>
-        </w:rPr>
-        <w:t>_</w:t>
-      </w:r>
-      <w:r>
-        <w:rPr>
-          <w:rFonts w:ascii="Times New Roman" w:hAnsi="Times New Roman" w:cs="Times New Roman"/>
-          <w:color w:val="1A1A1A"/>
-          <w:sz w:val="28"/>
-          <w:szCs w:val="28"/>
-          <w:lang w:val="en-US"/>
-        </w:rPr>
-        <w:t>I</w:t>
-      </w:r>
-      <w:r>
-        <w:rPr>
-          <w:rFonts w:ascii="Times New Roman" w:hAnsi="Times New Roman" w:cs="Times New Roman"/>
-          <w:color w:val="1A1A1A"/>
-          <w:sz w:val="28"/>
-          <w:szCs w:val="28"/>
-        </w:rPr>
-        <w:t>_</w:t>
-      </w:r>
-      <w:r>
-        <w:rPr>
-          <w:rFonts w:ascii="Times New Roman" w:hAnsi="Times New Roman" w:cs="Times New Roman"/>
-          <w:color w:val="1A1A1A"/>
-          <w:sz w:val="28"/>
-          <w:szCs w:val="28"/>
-          <w:lang w:val="en-US"/>
-        </w:rPr>
-        <w:t>T</w:t>
-      </w:r>
-    </w:p>
-    <w:p>
-      <w:pPr>
-        <w:shd w:val="clear" w:color="auto" w:fill="FFFFFF"/>
-        <w:rPr>
-          <w:rFonts w:ascii="Times New Roman" w:hAnsi="Times New Roman" w:cs="Times New Roman"/>
           <w:sz w:val="28"/>
           <w:szCs w:val="28"/>
         </w:rPr>
@@ -2220,7 +2308,7 @@
       </w:pPr>
     </w:p>
     <w:sectPr>
-      <w:footerReference w:type="default" r:id="rId10"/>
+      <w:footerReference w:type="default" r:id="rId7"/>
       <w:pgSz w:w="11906" w:h="16838"/>
       <w:pgMar w:top="1134" w:right="851" w:bottom="1134" w:left="1701" w:header="709" w:footer="709" w:gutter="0"/>
       <w:cols w:space="708"/>
@@ -3398,6 +3486,7 @@
   <w:style w:type="character" w:default="1" w:styleId="a1">
     <w:name w:val="Default Paragraph Font"/>
     <w:uiPriority w:val="1"/>
+    <w:semiHidden/>
     <w:unhideWhenUsed/>
   </w:style>
   <w:style w:type="table" w:default="1" w:styleId="a2">

--- a/documents/Soprovoditelnoe_pismo_2_1.docx
+++ b/documents/Soprovoditelnoe_pismo_2_1.docx
@@ -651,7 +651,7 @@
     </w:p>
     <w:p>
       <w:pPr>
-        <w:ind w:left="4248" w:firstLine="708"/>
+        <w:ind w:left="6372" w:firstLine="708"/>
         <w:rPr>
           <w:rFonts w:ascii="Times New Roman" w:eastAsia="Times New Roman" w:hAnsi="Times New Roman" w:cs="Times New Roman"/>
           <w:b/>
@@ -661,7 +661,10 @@
           <w:lang w:eastAsia="ru-RU"/>
         </w:rPr>
       </w:pPr>
-      <w:r>
+    </w:p>
+    <w:p>
+      <w:pPr>
+        <w:ind w:left="6372" w:firstLine="708"/>
         <w:rPr>
           <w:rFonts w:ascii="Times New Roman" w:eastAsia="Times New Roman" w:hAnsi="Times New Roman" w:cs="Times New Roman"/>
           <w:b/>
@@ -670,8 +673,7 @@
           <w:szCs w:val="28"/>
           <w:lang w:eastAsia="ru-RU"/>
         </w:rPr>
-        <w:t>Проблема, которую мы решаем:</w:t>
-      </w:r>
+      </w:pPr>
     </w:p>
     <w:p>
       <w:pPr>
@@ -691,6 +693,7 @@
           <w:szCs w:val="28"/>
           <w:lang w:eastAsia="ru-RU"/>
         </w:rPr>
+        <w:lastRenderedPageBreak/>
         <w:t>Список изменений</w:t>
       </w:r>
     </w:p>
@@ -712,7 +715,6 @@
           <w:szCs w:val="28"/>
           <w:lang w:eastAsia="ru-RU"/>
         </w:rPr>
-        <w:lastRenderedPageBreak/>
         <w:t xml:space="preserve"> </w:t>
       </w:r>
       <w:r>
@@ -1290,37 +1292,77 @@
         </w:rPr>
         <w:t xml:space="preserve"> </w:t>
       </w:r>
-      <w:r>
-        <w:fldChar w:fldCharType="begin"/>
-      </w:r>
-      <w:r>
-        <w:rPr>
+      <w:hyperlink r:id="rId7" w:tgtFrame="_blank" w:history="1">
+        <w:r>
+          <w:rPr>
+            <w:rStyle w:val="ab"/>
+            <w:rFonts w:ascii="Times New Roman" w:hAnsi="Times New Roman" w:cs="Times New Roman"/>
+            <w:sz w:val="28"/>
+            <w:szCs w:val="28"/>
+            <w:lang w:val="en-US"/>
+          </w:rPr>
+          <w:t>http://lingdisp.ru/</w:t>
+        </w:r>
+      </w:hyperlink>
+      <w:r>
+        <w:rPr>
+          <w:rFonts w:ascii="Times New Roman" w:hAnsi="Times New Roman" w:cs="Times New Roman"/>
+          <w:color w:val="1A1A1A"/>
+          <w:sz w:val="28"/>
+          <w:szCs w:val="28"/>
           <w:lang w:val="en-US"/>
         </w:rPr>
-        <w:instrText>HYPERLINK "http://lingdisp.ru/" \t "_blank"</w:instrText>
-      </w:r>
-      <w:r>
-        <w:fldChar w:fldCharType="separate"/>
-      </w:r>
-      <w:r>
-        <w:rPr>
-          <w:rStyle w:val="ab"/>
-          <w:rFonts w:ascii="Times New Roman" w:hAnsi="Times New Roman" w:cs="Times New Roman"/>
+        <w:br/>
+      </w:r>
+      <w:r>
+        <w:rPr>
+          <w:rFonts w:ascii="Times New Roman" w:hAnsi="Times New Roman" w:cs="Times New Roman"/>
+          <w:color w:val="1A1A1A"/>
+          <w:sz w:val="28"/>
+          <w:szCs w:val="28"/>
+        </w:rPr>
+        <w:t>Логин</w:t>
+      </w:r>
+      <w:r>
+        <w:rPr>
+          <w:rFonts w:ascii="Times New Roman" w:hAnsi="Times New Roman" w:cs="Times New Roman"/>
+          <w:color w:val="1A1A1A"/>
           <w:sz w:val="28"/>
           <w:szCs w:val="28"/>
           <w:lang w:val="en-US"/>
         </w:rPr>
-        <w:t>http://lingdisp.ru/</w:t>
-      </w:r>
-      <w:r>
-        <w:rPr>
-          <w:rStyle w:val="ab"/>
-          <w:rFonts w:ascii="Times New Roman" w:hAnsi="Times New Roman" w:cs="Times New Roman"/>
+        <w:t xml:space="preserve">: </w:t>
+      </w:r>
+      <w:hyperlink r:id="rId8" w:tgtFrame="_blank" w:history="1">
+        <w:r>
+          <w:rPr>
+            <w:rStyle w:val="ab"/>
+            <w:rFonts w:ascii="Times New Roman" w:hAnsi="Times New Roman" w:cs="Times New Roman"/>
+            <w:sz w:val="28"/>
+            <w:szCs w:val="28"/>
+            <w:lang w:val="en-US"/>
+          </w:rPr>
+          <w:t>admin@mail.ru</w:t>
+        </w:r>
+      </w:hyperlink>
+      <w:r>
+        <w:rPr>
+          <w:rFonts w:ascii="Times New Roman" w:hAnsi="Times New Roman" w:cs="Times New Roman"/>
+          <w:color w:val="1A1A1A"/>
           <w:sz w:val="28"/>
           <w:szCs w:val="28"/>
           <w:lang w:val="en-US"/>
         </w:rPr>
-        <w:fldChar w:fldCharType="end"/>
+        <w:br/>
+      </w:r>
+      <w:r>
+        <w:rPr>
+          <w:rFonts w:ascii="Times New Roman" w:hAnsi="Times New Roman" w:cs="Times New Roman"/>
+          <w:color w:val="1A1A1A"/>
+          <w:sz w:val="28"/>
+          <w:szCs w:val="28"/>
+        </w:rPr>
+        <w:t>Пароль</w:t>
       </w:r>
       <w:r>
         <w:rPr>
@@ -1330,16 +1372,7 @@
           <w:szCs w:val="28"/>
           <w:lang w:val="en-US"/>
         </w:rPr>
-        <w:br/>
-      </w:r>
-      <w:r>
-        <w:rPr>
-          <w:rFonts w:ascii="Times New Roman" w:hAnsi="Times New Roman" w:cs="Times New Roman"/>
-          <w:color w:val="1A1A1A"/>
-          <w:sz w:val="28"/>
-          <w:szCs w:val="28"/>
-        </w:rPr>
-        <w:t>Логин</w:t>
+        <w:t xml:space="preserve">: </w:t>
       </w:r>
       <w:r>
         <w:rPr>
@@ -1349,79 +1382,144 @@
           <w:szCs w:val="28"/>
           <w:lang w:val="en-US"/>
         </w:rPr>
+        <w:t>qwerty</w:t>
+      </w:r>
+    </w:p>
+    <w:p>
+      <w:pPr>
+        <w:shd w:val="clear" w:color="auto" w:fill="FFFFFF"/>
+        <w:rPr>
+          <w:rStyle w:val="ae"/>
+          <w:rFonts w:ascii="Times New Roman" w:hAnsi="Times New Roman" w:cs="Times New Roman"/>
+          <w:color w:val="1A1A1A"/>
+          <w:sz w:val="28"/>
+          <w:szCs w:val="28"/>
+        </w:rPr>
+      </w:pPr>
+      <w:r>
+        <w:rPr>
+          <w:rStyle w:val="ae"/>
+          <w:rFonts w:ascii="Times New Roman" w:hAnsi="Times New Roman" w:cs="Times New Roman"/>
+          <w:color w:val="1A1A1A"/>
+          <w:sz w:val="28"/>
+          <w:szCs w:val="28"/>
+        </w:rPr>
+        <w:t>Контактные данные:</w:t>
+      </w:r>
+    </w:p>
+    <w:p>
+      <w:pPr>
+        <w:shd w:val="clear" w:color="auto" w:fill="FFFFFF"/>
+        <w:rPr>
+          <w:rStyle w:val="ae"/>
+          <w:rFonts w:ascii="Times New Roman" w:hAnsi="Times New Roman" w:cs="Times New Roman"/>
+          <w:color w:val="1A1A1A"/>
+          <w:sz w:val="28"/>
+          <w:szCs w:val="28"/>
+        </w:rPr>
+      </w:pPr>
+      <w:r>
+        <w:rPr>
+          <w:rStyle w:val="ae"/>
+          <w:rFonts w:ascii="Times New Roman" w:hAnsi="Times New Roman" w:cs="Times New Roman"/>
+          <w:color w:val="1A1A1A"/>
+          <w:sz w:val="28"/>
+          <w:szCs w:val="28"/>
+        </w:rPr>
+        <w:t xml:space="preserve"> </w:t>
+      </w:r>
+      <w:r>
+        <w:rPr>
+          <w:rStyle w:val="ae"/>
+          <w:rFonts w:ascii="Times New Roman" w:hAnsi="Times New Roman" w:cs="Times New Roman"/>
+          <w:color w:val="1A1A1A"/>
+          <w:sz w:val="28"/>
+          <w:szCs w:val="28"/>
+          <w:lang w:val="en-US"/>
+        </w:rPr>
+        <w:t>Email</w:t>
+      </w:r>
+      <w:r>
+        <w:rPr>
+          <w:rStyle w:val="ae"/>
+          <w:rFonts w:ascii="Times New Roman" w:hAnsi="Times New Roman" w:cs="Times New Roman"/>
+          <w:color w:val="1A1A1A"/>
+          <w:sz w:val="28"/>
+          <w:szCs w:val="28"/>
+        </w:rPr>
         <w:t xml:space="preserve">: </w:t>
       </w:r>
-      <w:r>
-        <w:fldChar w:fldCharType="begin"/>
-      </w:r>
-      <w:r>
-        <w:rPr>
-          <w:lang w:val="en-US"/>
-        </w:rPr>
-        <w:instrText>HYPERLINK "https://e.mail.ru/compose/?mailto=mailto%3aadmin@mail.ru" \t "_blank"</w:instrText>
-      </w:r>
-      <w:r>
-        <w:fldChar w:fldCharType="separate"/>
-      </w:r>
-      <w:r>
-        <w:rPr>
-          <w:rStyle w:val="ab"/>
-          <w:rFonts w:ascii="Times New Roman" w:hAnsi="Times New Roman" w:cs="Times New Roman"/>
-          <w:sz w:val="28"/>
-          <w:szCs w:val="28"/>
-          <w:lang w:val="en-US"/>
-        </w:rPr>
-        <w:t>admin@mail.ru</w:t>
-      </w:r>
-      <w:r>
-        <w:rPr>
-          <w:rStyle w:val="ab"/>
-          <w:rFonts w:ascii="Times New Roman" w:hAnsi="Times New Roman" w:cs="Times New Roman"/>
-          <w:sz w:val="28"/>
-          <w:szCs w:val="28"/>
-          <w:lang w:val="en-US"/>
-        </w:rPr>
-        <w:fldChar w:fldCharType="end"/>
-      </w:r>
-      <w:r>
-        <w:rPr>
-          <w:rFonts w:ascii="Times New Roman" w:hAnsi="Times New Roman" w:cs="Times New Roman"/>
-          <w:color w:val="1A1A1A"/>
-          <w:sz w:val="28"/>
-          <w:szCs w:val="28"/>
-          <w:lang w:val="en-US"/>
-        </w:rPr>
-        <w:br/>
-      </w:r>
-      <w:r>
-        <w:rPr>
-          <w:rFonts w:ascii="Times New Roman" w:hAnsi="Times New Roman" w:cs="Times New Roman"/>
-          <w:color w:val="1A1A1A"/>
-          <w:sz w:val="28"/>
-          <w:szCs w:val="28"/>
-        </w:rPr>
-        <w:t>Пароль</w:t>
-      </w:r>
-      <w:r>
-        <w:rPr>
-          <w:rFonts w:ascii="Times New Roman" w:hAnsi="Times New Roman" w:cs="Times New Roman"/>
-          <w:color w:val="1A1A1A"/>
-          <w:sz w:val="28"/>
-          <w:szCs w:val="28"/>
-          <w:lang w:val="en-US"/>
-        </w:rPr>
-        <w:t xml:space="preserve">: </w:t>
-      </w:r>
-      <w:r>
-        <w:rPr>
-          <w:rFonts w:ascii="Times New Roman" w:hAnsi="Times New Roman" w:cs="Times New Roman"/>
-          <w:color w:val="1A1A1A"/>
-          <w:sz w:val="28"/>
-          <w:szCs w:val="28"/>
-          <w:lang w:val="en-US"/>
-        </w:rPr>
-        <w:t>qwerty</w:t>
-      </w:r>
+      <w:hyperlink r:id="rId9" w:history="1">
+        <w:r>
+          <w:rPr>
+            <w:rStyle w:val="ab"/>
+            <w:rFonts w:ascii="Times New Roman" w:hAnsi="Times New Roman" w:cs="Times New Roman"/>
+            <w:sz w:val="28"/>
+            <w:szCs w:val="28"/>
+            <w:lang w:val="en-US"/>
+          </w:rPr>
+          <w:t>kalach</w:t>
+        </w:r>
+        <w:r>
+          <w:rPr>
+            <w:rStyle w:val="ab"/>
+            <w:rFonts w:ascii="Times New Roman" w:hAnsi="Times New Roman" w:cs="Times New Roman"/>
+            <w:sz w:val="28"/>
+            <w:szCs w:val="28"/>
+          </w:rPr>
+          <w:t>-</w:t>
+        </w:r>
+        <w:r>
+          <w:rPr>
+            <w:rStyle w:val="ab"/>
+            <w:rFonts w:ascii="Times New Roman" w:hAnsi="Times New Roman" w:cs="Times New Roman"/>
+            <w:sz w:val="28"/>
+            <w:szCs w:val="28"/>
+            <w:lang w:val="en-US"/>
+          </w:rPr>
+          <w:t>maks</w:t>
+        </w:r>
+        <w:r>
+          <w:rPr>
+            <w:rStyle w:val="ab"/>
+            <w:rFonts w:ascii="Times New Roman" w:hAnsi="Times New Roman" w:cs="Times New Roman"/>
+            <w:sz w:val="28"/>
+            <w:szCs w:val="28"/>
+          </w:rPr>
+          <w:t>@</w:t>
+        </w:r>
+        <w:r>
+          <w:rPr>
+            <w:rStyle w:val="ab"/>
+            <w:rFonts w:ascii="Times New Roman" w:hAnsi="Times New Roman" w:cs="Times New Roman"/>
+            <w:sz w:val="28"/>
+            <w:szCs w:val="28"/>
+            <w:lang w:val="en-US"/>
+          </w:rPr>
+          <w:t>mail</w:t>
+        </w:r>
+        <w:r>
+          <w:rPr>
+            <w:rStyle w:val="ab"/>
+            <w:rFonts w:ascii="Times New Roman" w:hAnsi="Times New Roman" w:cs="Times New Roman"/>
+            <w:sz w:val="28"/>
+            <w:szCs w:val="28"/>
+          </w:rPr>
+          <w:t>.</w:t>
+        </w:r>
+        <w:proofErr w:type="spellStart"/>
+        <w:r>
+          <w:rPr>
+            <w:rStyle w:val="ab"/>
+            <w:rFonts w:ascii="Times New Roman" w:hAnsi="Times New Roman" w:cs="Times New Roman"/>
+            <w:sz w:val="28"/>
+            <w:szCs w:val="28"/>
+            <w:lang w:val="en-US"/>
+          </w:rPr>
+          <w:t>ru</w:t>
+        </w:r>
+        <w:proofErr w:type="spellEnd"/>
+      </w:hyperlink>
     </w:p>
     <w:p>
       <w:pPr>
@@ -1434,7 +1532,10 @@
           <w:szCs w:val="28"/>
         </w:rPr>
       </w:pPr>
-      <w:r>
+    </w:p>
+    <w:p>
+      <w:pPr>
+        <w:shd w:val="clear" w:color="auto" w:fill="FFFFFF"/>
         <w:rPr>
           <w:rStyle w:val="ae"/>
           <w:rFonts w:ascii="Times New Roman" w:hAnsi="Times New Roman" w:cs="Times New Roman"/>
@@ -1442,8 +1543,7 @@
           <w:sz w:val="28"/>
           <w:szCs w:val="28"/>
         </w:rPr>
-        <w:t>Контактные данные:</w:t>
-      </w:r>
+      </w:pPr>
     </w:p>
     <w:p>
       <w:pPr>
@@ -1456,7 +1556,10 @@
           <w:szCs w:val="28"/>
         </w:rPr>
       </w:pPr>
-      <w:r>
+    </w:p>
+    <w:p>
+      <w:pPr>
+        <w:shd w:val="clear" w:color="auto" w:fill="FFFFFF"/>
         <w:rPr>
           <w:rStyle w:val="ae"/>
           <w:rFonts w:ascii="Times New Roman" w:hAnsi="Times New Roman" w:cs="Times New Roman"/>
@@ -1464,8 +1567,7 @@
           <w:sz w:val="28"/>
           <w:szCs w:val="28"/>
         </w:rPr>
-        <w:t xml:space="preserve"> </w:t>
-      </w:r>
+      </w:pPr>
       <w:r>
         <w:rPr>
           <w:rStyle w:val="ae"/>
@@ -1473,163 +1575,7 @@
           <w:color w:val="1A1A1A"/>
           <w:sz w:val="28"/>
           <w:szCs w:val="28"/>
-          <w:lang w:val="en-US"/>
-        </w:rPr>
-        <w:t>Email</w:t>
-      </w:r>
-      <w:r>
-        <w:rPr>
-          <w:rStyle w:val="ae"/>
-          <w:rFonts w:ascii="Times New Roman" w:hAnsi="Times New Roman" w:cs="Times New Roman"/>
-          <w:color w:val="1A1A1A"/>
-          <w:sz w:val="28"/>
-          <w:szCs w:val="28"/>
-        </w:rPr>
-        <w:t xml:space="preserve">: </w:t>
-      </w:r>
-      <w:r>
-        <w:fldChar w:fldCharType="begin"/>
-      </w:r>
-      <w:r>
-        <w:instrText>HYPERLINK "mailto:kalach-maks@mail.ru"</w:instrText>
-      </w:r>
-      <w:r>
-        <w:fldChar w:fldCharType="separate"/>
-      </w:r>
-      <w:r>
-        <w:rPr>
-          <w:rStyle w:val="ab"/>
-          <w:rFonts w:ascii="Times New Roman" w:hAnsi="Times New Roman" w:cs="Times New Roman"/>
-          <w:sz w:val="28"/>
-          <w:szCs w:val="28"/>
-          <w:lang w:val="en-US"/>
-        </w:rPr>
-        <w:t>kalach</w:t>
-      </w:r>
-      <w:r>
-        <w:rPr>
-          <w:rStyle w:val="ab"/>
-          <w:rFonts w:ascii="Times New Roman" w:hAnsi="Times New Roman" w:cs="Times New Roman"/>
-          <w:sz w:val="28"/>
-          <w:szCs w:val="28"/>
-        </w:rPr>
-        <w:t>-</w:t>
-      </w:r>
-      <w:r>
-        <w:rPr>
-          <w:rStyle w:val="ab"/>
-          <w:rFonts w:ascii="Times New Roman" w:hAnsi="Times New Roman" w:cs="Times New Roman"/>
-          <w:sz w:val="28"/>
-          <w:szCs w:val="28"/>
-          <w:lang w:val="en-US"/>
-        </w:rPr>
-        <w:t>maks</w:t>
-      </w:r>
-      <w:r>
-        <w:rPr>
-          <w:rStyle w:val="ab"/>
-          <w:rFonts w:ascii="Times New Roman" w:hAnsi="Times New Roman" w:cs="Times New Roman"/>
-          <w:sz w:val="28"/>
-          <w:szCs w:val="28"/>
-        </w:rPr>
-        <w:t>@</w:t>
-      </w:r>
-      <w:r>
-        <w:rPr>
-          <w:rStyle w:val="ab"/>
-          <w:rFonts w:ascii="Times New Roman" w:hAnsi="Times New Roman" w:cs="Times New Roman"/>
-          <w:sz w:val="28"/>
-          <w:szCs w:val="28"/>
-          <w:lang w:val="en-US"/>
-        </w:rPr>
-        <w:t>mail</w:t>
-      </w:r>
-      <w:r>
-        <w:rPr>
-          <w:rStyle w:val="ab"/>
-          <w:rFonts w:ascii="Times New Roman" w:hAnsi="Times New Roman" w:cs="Times New Roman"/>
-          <w:sz w:val="28"/>
-          <w:szCs w:val="28"/>
-        </w:rPr>
-        <w:t>.</w:t>
-      </w:r>
-      <w:r>
-        <w:rPr>
-          <w:rStyle w:val="ab"/>
-          <w:rFonts w:ascii="Times New Roman" w:hAnsi="Times New Roman" w:cs="Times New Roman"/>
-          <w:sz w:val="28"/>
-          <w:szCs w:val="28"/>
-          <w:lang w:val="en-US"/>
-        </w:rPr>
-        <w:t>ru</w:t>
-      </w:r>
-      <w:r>
-        <w:rPr>
-          <w:rStyle w:val="ab"/>
-          <w:rFonts w:ascii="Times New Roman" w:hAnsi="Times New Roman" w:cs="Times New Roman"/>
-          <w:sz w:val="28"/>
-          <w:szCs w:val="28"/>
-          <w:lang w:val="en-US"/>
-        </w:rPr>
-        <w:fldChar w:fldCharType="end"/>
-      </w:r>
-    </w:p>
-    <w:p>
-      <w:pPr>
-        <w:shd w:val="clear" w:color="auto" w:fill="FFFFFF"/>
-        <w:rPr>
-          <w:rStyle w:val="ae"/>
-          <w:rFonts w:ascii="Times New Roman" w:hAnsi="Times New Roman" w:cs="Times New Roman"/>
-          <w:color w:val="1A1A1A"/>
-          <w:sz w:val="28"/>
-          <w:szCs w:val="28"/>
-        </w:rPr>
-      </w:pPr>
-    </w:p>
-    <w:p>
-      <w:pPr>
-        <w:shd w:val="clear" w:color="auto" w:fill="FFFFFF"/>
-        <w:rPr>
-          <w:rStyle w:val="ae"/>
-          <w:rFonts w:ascii="Times New Roman" w:hAnsi="Times New Roman" w:cs="Times New Roman"/>
-          <w:color w:val="1A1A1A"/>
-          <w:sz w:val="28"/>
-          <w:szCs w:val="28"/>
-        </w:rPr>
-      </w:pPr>
-    </w:p>
-    <w:p>
-      <w:pPr>
-        <w:shd w:val="clear" w:color="auto" w:fill="FFFFFF"/>
-        <w:rPr>
-          <w:rStyle w:val="ae"/>
-          <w:rFonts w:ascii="Times New Roman" w:hAnsi="Times New Roman" w:cs="Times New Roman"/>
-          <w:color w:val="1A1A1A"/>
-          <w:sz w:val="28"/>
-          <w:szCs w:val="28"/>
-        </w:rPr>
-      </w:pPr>
-    </w:p>
-    <w:p>
-      <w:pPr>
-        <w:shd w:val="clear" w:color="auto" w:fill="FFFFFF"/>
-        <w:rPr>
-          <w:rStyle w:val="ae"/>
-          <w:rFonts w:ascii="Times New Roman" w:hAnsi="Times New Roman" w:cs="Times New Roman"/>
-          <w:color w:val="1A1A1A"/>
-          <w:sz w:val="28"/>
-          <w:szCs w:val="28"/>
-        </w:rPr>
-      </w:pPr>
-      <w:r>
-        <w:rPr>
-          <w:rStyle w:val="ae"/>
-          <w:rFonts w:ascii="Times New Roman" w:hAnsi="Times New Roman" w:cs="Times New Roman"/>
-          <w:color w:val="1A1A1A"/>
-          <w:sz w:val="28"/>
-          <w:szCs w:val="28"/>
-        </w:rPr>
-        <w:lastRenderedPageBreak/>
+        </w:rPr>
         <w:t>Приложение</w:t>
       </w:r>
       <w:r>
@@ -2308,7 +2254,7 @@
       </w:pPr>
     </w:p>
     <w:sectPr>
-      <w:footerReference w:type="default" r:id="rId7"/>
+      <w:footerReference w:type="default" r:id="rId10"/>
       <w:pgSz w:w="11906" w:h="16838"/>
       <w:pgMar w:top="1134" w:right="851" w:bottom="1134" w:left="1701" w:header="709" w:footer="709" w:gutter="0"/>
       <w:cols w:space="708"/>
